--- a/public/reports/S7_LR01_template.docx
+++ b/public/reports/S7_LR01_template.docx
@@ -2197,7 +2197,7 @@
                 <w:szCs w:val="19"/>
                 <w:color w:val="1C1C1C"/>
               </w:rPr>
-              <w:t>Вход из последовательности</w:t>
+              <w:t>Результаты предыдущих работ</w:t>
             </w:r>
           </w:p>
         </w:tc>
@@ -2219,7 +2219,7 @@
                 <w:szCs w:val="19"/>
                 <w:color w:val="1C1C1C"/>
               </w:rPr>
-              <w:t>Паспорт системы, участники поддержки и наблюдения P01–P05 из исходного набора</w:t>
+              <w:t>Не требуются: работа открывает последовательность и создаёт организационную основу сопровождения.</w:t>
             </w:r>
           </w:p>
         </w:tc>
@@ -2249,7 +2249,7 @@
                 <w:szCs w:val="19"/>
                 <w:color w:val="1C1C1C"/>
               </w:rPr>
-              <w:t>Передача в следующую работу</w:t>
+              <w:t>Материалы на входе</w:t>
             </w:r>
           </w:p>
         </w:tc>
@@ -2272,7 +2272,7 @@
                 <w:szCs w:val="19"/>
                 <w:color w:val="1C1C1C"/>
               </w:rPr>
-              <w:t>Утверждённая схема процесса и ролей используется как организационная основа SLA в ЛР 2</w:t>
+              <w:t>Паспорт выбранной системы, режим и каналы поддержки, таблица участников и наблюдения P01–P05.</w:t>
             </w:r>
           </w:p>
         </w:tc>
@@ -2301,7 +2301,7 @@
                 <w:szCs w:val="19"/>
                 <w:color w:val="1C1C1C"/>
               </w:rPr>
-              <w:t>Предметная область</w:t>
+              <w:t>Использование результата</w:t>
             </w:r>
           </w:p>
         </w:tc>
@@ -2321,9 +2321,9 @@
                 <w:rFonts w:ascii="Times New Roman" w:hAnsi="Times New Roman" w:eastAsia="Times New Roman" w:cs="Times New Roman"/>
                 <w:sz w:val="19"/>
                 <w:szCs w:val="19"/>
-                <w:color w:val="77777F"/>
-              </w:rPr>
-              <w:t>[Укажите сквозной вариант SA01–SA30 и название]</w:t>
+                <w:color w:val="1C1C1C"/>
+              </w:rPr>
+              <w:t>Регламент и матрица ролей используются в ЛР 2 для определения сторон, ответственности и рабочего окна SLA.</w:t>
             </w:r>
           </w:p>
         </w:tc>
@@ -2353,6 +2353,58 @@
                 <w:szCs w:val="19"/>
                 <w:color w:val="1C1C1C"/>
               </w:rPr>
+              <w:t>Предметная область</w:t>
+            </w:r>
+          </w:p>
+        </w:tc>
+        <w:tc>
+          <w:tcPr>
+            <w:tcW w:w="6900" w:type="dxa"/>
+            <w:vAlign w:val="center"/>
+            <w:shd w:val="clear" w:fill="F7F7F9"/>
+          </w:tcPr>
+          <w:p>
+            <w:pPr>
+              <w:jc w:val="left"/>
+              <w:spacing w:before="0" w:after="0" w:line="240" w:lineRule="auto"/>
+              <w:keepLines/>
+            </w:pPr>
+            <w:r>
+              <w:rPr>
+                <w:rFonts w:ascii="Times New Roman" w:hAnsi="Times New Roman" w:eastAsia="Times New Roman" w:cs="Times New Roman"/>
+                <w:sz w:val="19"/>
+                <w:szCs w:val="19"/>
+                <w:color w:val="77777F"/>
+              </w:rPr>
+              <w:t>[Укажите сквозной вариант SA01–SA30 и название]</w:t>
+            </w:r>
+          </w:p>
+        </w:tc>
+      </w:tr>
+      <w:tr>
+        <w:trPr>
+          <w:cantSplit/>
+        </w:trPr>
+        <w:tc>
+          <w:tcPr>
+            <w:tcW w:w="2100" w:type="dxa"/>
+            <w:vAlign w:val="center"/>
+          </w:tcPr>
+          <w:p>
+            <w:pPr>
+              <w:jc w:val="left"/>
+              <w:spacing w:before="0" w:after="0" w:line="240" w:lineRule="auto"/>
+              <w:keepLines/>
+            </w:pPr>
+            <w:r>
+              <w:rPr>
+                <w:rFonts w:ascii="Times New Roman" w:hAnsi="Times New Roman" w:eastAsia="Times New Roman" w:cs="Times New Roman"/>
+                <w:b/>
+                <w:bCs/>
+                <w:sz w:val="19"/>
+                <w:szCs w:val="19"/>
+                <w:color w:val="1C1C1C"/>
+              </w:rPr>
               <w:t>Имя итогового файла</w:t>
             </w:r>
           </w:p>
@@ -2361,7 +2413,6 @@
           <w:tcPr>
             <w:tcW w:w="6900" w:type="dxa"/>
             <w:vAlign w:val="center"/>
-            <w:shd w:val="clear" w:fill="F7F7F9"/>
           </w:tcPr>
           <w:p>
             <w:pPr>
@@ -2415,28 +2466,474 @@
         <w:t>Разработать применимый регламент работы поддержки, который определяет участников, входы процесса, обязательные записи и контроль результата.</w:t>
       </w:r>
     </w:p>
-    <w:p>
-      <w:pPr>
-        <w:spacing w:before="50" w:after="100" w:line="250" w:lineRule="auto"/>
-        <w:keepLines/>
-        <w:shd w:val="clear" w:fill="F1F1F4"/>
-        <w:pBdr>
-          <w:top w:val="single" w:sz="5" w:space="5" w:color="D2D3D8"/>
-          <w:left w:val="single" w:sz="5" w:space="5" w:color="D2D3D8"/>
-          <w:bottom w:val="single" w:sz="5" w:space="5" w:color="D2D3D8"/>
-          <w:right w:val="single" w:sz="5" w:space="5" w:color="D2D3D8"/>
-        </w:pBdr>
-      </w:pPr>
-      <w:r>
-        <w:rPr>
-          <w:rFonts w:ascii="Times New Roman" w:hAnsi="Times New Roman" w:eastAsia="Times New Roman" w:cs="Times New Roman"/>
-          <w:sz w:val="20"/>
-          <w:szCs w:val="20"/>
-          <w:color w:val="77777F"/>
-        </w:rPr>
-        <w:t>[При необходимости уточните формулировку цели своими словами, не добавляя теоретический обзор.]</w:t>
-      </w:r>
-    </w:p>
+    <w:tbl>
+      <w:tblPr>
+        <w:tblW w:w="9000" w:type="dxa"/>
+        <w:tblInd w:w="120" w:type="dxa"/>
+        <w:tblLayout w:type="fixed"/>
+        <w:tblCellMar>
+          <w:top w:w="90" w:type="dxa"/>
+          <w:start w:w="120" w:type="dxa"/>
+          <w:bottom w:w="90" w:type="dxa"/>
+          <w:end w:w="120" w:type="dxa"/>
+        </w:tblCellMar>
+        <w:tblBorders>
+          <w:top w:val="single" w:sz="6" w:space="0" w:color="C7C8CD"/>
+          <w:start w:val="single" w:sz="6" w:space="0" w:color="C7C8CD"/>
+          <w:bottom w:val="single" w:sz="6" w:space="0" w:color="C7C8CD"/>
+          <w:end w:val="single" w:sz="6" w:space="0" w:color="C7C8CD"/>
+          <w:insideH w:val="single" w:sz="6" w:space="0" w:color="C7C8CD"/>
+          <w:insideV w:val="single" w:sz="6" w:space="0" w:color="C7C8CD"/>
+        </w:tblBorders>
+      </w:tblPr>
+      <w:tblGrid>
+        <w:gridCol w:w="550"/>
+        <w:gridCol w:w="5250"/>
+        <w:gridCol w:w="3200"/>
+      </w:tblGrid>
+      <w:tr>
+        <w:trPr>
+          <w:cantSplit/>
+          <w:tblHeader/>
+        </w:trPr>
+        <w:tc>
+          <w:tcPr>
+            <w:tcW w:w="550" w:type="dxa"/>
+            <w:vAlign w:val="center"/>
+            <w:shd w:val="clear" w:fill="1C1C1C"/>
+          </w:tcPr>
+          <w:p>
+            <w:pPr>
+              <w:jc w:val="center"/>
+              <w:spacing w:before="0" w:after="0" w:line="240" w:lineRule="auto"/>
+              <w:keepLines/>
+            </w:pPr>
+            <w:r>
+              <w:rPr>
+                <w:rFonts w:ascii="Times New Roman" w:hAnsi="Times New Roman" w:eastAsia="Times New Roman" w:cs="Times New Roman"/>
+                <w:b/>
+                <w:bCs/>
+                <w:sz w:val="18"/>
+                <w:szCs w:val="18"/>
+                <w:color w:val="FFFFFF"/>
+              </w:rPr>
+              <w:t>№</w:t>
+            </w:r>
+          </w:p>
+        </w:tc>
+        <w:tc>
+          <w:tcPr>
+            <w:tcW w:w="5250" w:type="dxa"/>
+            <w:vAlign w:val="center"/>
+            <w:shd w:val="clear" w:fill="1C1C1C"/>
+          </w:tcPr>
+          <w:p>
+            <w:pPr>
+              <w:jc w:val="center"/>
+              <w:spacing w:before="0" w:after="0" w:line="240" w:lineRule="auto"/>
+              <w:keepLines/>
+            </w:pPr>
+            <w:r>
+              <w:rPr>
+                <w:rFonts w:ascii="Times New Roman" w:hAnsi="Times New Roman" w:eastAsia="Times New Roman" w:cs="Times New Roman"/>
+                <w:b/>
+                <w:bCs/>
+                <w:sz w:val="18"/>
+                <w:szCs w:val="18"/>
+                <w:color w:val="FFFFFF"/>
+              </w:rPr>
+              <w:t>Формируемое умение</w:t>
+            </w:r>
+          </w:p>
+        </w:tc>
+        <w:tc>
+          <w:tcPr>
+            <w:tcW w:w="3200" w:type="dxa"/>
+            <w:vAlign w:val="center"/>
+            <w:shd w:val="clear" w:fill="1C1C1C"/>
+          </w:tcPr>
+          <w:p>
+            <w:pPr>
+              <w:jc w:val="center"/>
+              <w:spacing w:before="0" w:after="0" w:line="240" w:lineRule="auto"/>
+              <w:keepLines/>
+            </w:pPr>
+            <w:r>
+              <w:rPr>
+                <w:rFonts w:ascii="Times New Roman" w:hAnsi="Times New Roman" w:eastAsia="Times New Roman" w:cs="Times New Roman"/>
+                <w:b/>
+                <w:bCs/>
+                <w:sz w:val="18"/>
+                <w:szCs w:val="18"/>
+                <w:color w:val="FFFFFF"/>
+              </w:rPr>
+              <w:t>Где подтверждено</w:t>
+            </w:r>
+          </w:p>
+        </w:tc>
+      </w:tr>
+      <w:tr>
+        <w:trPr>
+          <w:cantSplit/>
+        </w:trPr>
+        <w:tc>
+          <w:tcPr>
+            <w:tcW w:w="550" w:type="dxa"/>
+            <w:vAlign w:val="center"/>
+          </w:tcPr>
+          <w:p>
+            <w:pPr>
+              <w:jc w:val="center"/>
+              <w:spacing w:before="0" w:after="0" w:line="240" w:lineRule="auto"/>
+              <w:keepLines/>
+            </w:pPr>
+            <w:r>
+              <w:rPr>
+                <w:rFonts w:ascii="Times New Roman" w:hAnsi="Times New Roman" w:eastAsia="Times New Roman" w:cs="Times New Roman"/>
+                <w:sz w:val="18"/>
+                <w:szCs w:val="18"/>
+                <w:color w:val="1C1C1C"/>
+              </w:rPr>
+              <w:t>1</w:t>
+            </w:r>
+          </w:p>
+        </w:tc>
+        <w:tc>
+          <w:tcPr>
+            <w:tcW w:w="5250" w:type="dxa"/>
+            <w:vAlign w:val="center"/>
+          </w:tcPr>
+          <w:p>
+            <w:pPr>
+              <w:jc w:val="left"/>
+              <w:spacing w:before="0" w:after="0" w:line="240" w:lineRule="auto"/>
+              <w:keepLines/>
+            </w:pPr>
+            <w:r>
+              <w:rPr>
+                <w:rFonts w:ascii="Times New Roman" w:hAnsi="Times New Roman" w:eastAsia="Times New Roman" w:cs="Times New Roman"/>
+                <w:sz w:val="18"/>
+                <w:szCs w:val="18"/>
+                <w:color w:val="1C1C1C"/>
+              </w:rPr>
+              <w:t>Определять границы сопровождения системы</w:t>
+            </w:r>
+          </w:p>
+        </w:tc>
+        <w:tc>
+          <w:tcPr>
+            <w:tcW w:w="3200" w:type="dxa"/>
+            <w:vAlign w:val="center"/>
+          </w:tcPr>
+          <w:p>
+            <w:pPr>
+              <w:jc w:val="left"/>
+              <w:spacing w:before="0" w:after="0" w:line="240" w:lineRule="auto"/>
+              <w:keepLines/>
+            </w:pPr>
+            <w:r>
+              <w:rPr>
+                <w:rFonts w:ascii="Times New Roman" w:hAnsi="Times New Roman" w:eastAsia="Times New Roman" w:cs="Times New Roman"/>
+                <w:sz w:val="18"/>
+                <w:szCs w:val="18"/>
+                <w:color w:val="77777F"/>
+              </w:rPr>
+              <w:t>[Укажите раздел или доказательство]</w:t>
+            </w:r>
+          </w:p>
+        </w:tc>
+      </w:tr>
+      <w:tr>
+        <w:trPr>
+          <w:cantSplit/>
+        </w:trPr>
+        <w:tc>
+          <w:tcPr>
+            <w:tcW w:w="550" w:type="dxa"/>
+            <w:vAlign w:val="center"/>
+            <w:shd w:val="clear" w:fill="F7F7F9"/>
+          </w:tcPr>
+          <w:p>
+            <w:pPr>
+              <w:jc w:val="center"/>
+              <w:spacing w:before="0" w:after="0" w:line="240" w:lineRule="auto"/>
+              <w:keepLines/>
+            </w:pPr>
+            <w:r>
+              <w:rPr>
+                <w:rFonts w:ascii="Times New Roman" w:hAnsi="Times New Roman" w:eastAsia="Times New Roman" w:cs="Times New Roman"/>
+                <w:sz w:val="18"/>
+                <w:szCs w:val="18"/>
+                <w:color w:val="1C1C1C"/>
+              </w:rPr>
+              <w:t>2</w:t>
+            </w:r>
+          </w:p>
+        </w:tc>
+        <w:tc>
+          <w:tcPr>
+            <w:tcW w:w="5250" w:type="dxa"/>
+            <w:vAlign w:val="center"/>
+            <w:shd w:val="clear" w:fill="F7F7F9"/>
+          </w:tcPr>
+          <w:p>
+            <w:pPr>
+              <w:jc w:val="left"/>
+              <w:spacing w:before="0" w:after="0" w:line="240" w:lineRule="auto"/>
+              <w:keepLines/>
+            </w:pPr>
+            <w:r>
+              <w:rPr>
+                <w:rFonts w:ascii="Times New Roman" w:hAnsi="Times New Roman" w:eastAsia="Times New Roman" w:cs="Times New Roman"/>
+                <w:sz w:val="18"/>
+                <w:szCs w:val="18"/>
+                <w:color w:val="1C1C1C"/>
+              </w:rPr>
+              <w:t>Распределять обязанности между уровнями поддержки</w:t>
+            </w:r>
+          </w:p>
+        </w:tc>
+        <w:tc>
+          <w:tcPr>
+            <w:tcW w:w="3200" w:type="dxa"/>
+            <w:vAlign w:val="center"/>
+            <w:shd w:val="clear" w:fill="F7F7F9"/>
+          </w:tcPr>
+          <w:p>
+            <w:pPr>
+              <w:jc w:val="left"/>
+              <w:spacing w:before="0" w:after="0" w:line="240" w:lineRule="auto"/>
+              <w:keepLines/>
+            </w:pPr>
+            <w:r>
+              <w:rPr>
+                <w:rFonts w:ascii="Times New Roman" w:hAnsi="Times New Roman" w:eastAsia="Times New Roman" w:cs="Times New Roman"/>
+                <w:sz w:val="18"/>
+                <w:szCs w:val="18"/>
+                <w:color w:val="77777F"/>
+              </w:rPr>
+              <w:t>[Укажите раздел или доказательство]</w:t>
+            </w:r>
+          </w:p>
+        </w:tc>
+      </w:tr>
+      <w:tr>
+        <w:trPr>
+          <w:cantSplit/>
+        </w:trPr>
+        <w:tc>
+          <w:tcPr>
+            <w:tcW w:w="550" w:type="dxa"/>
+            <w:vAlign w:val="center"/>
+          </w:tcPr>
+          <w:p>
+            <w:pPr>
+              <w:jc w:val="center"/>
+              <w:spacing w:before="0" w:after="0" w:line="240" w:lineRule="auto"/>
+              <w:keepLines/>
+            </w:pPr>
+            <w:r>
+              <w:rPr>
+                <w:rFonts w:ascii="Times New Roman" w:hAnsi="Times New Roman" w:eastAsia="Times New Roman" w:cs="Times New Roman"/>
+                <w:sz w:val="18"/>
+                <w:szCs w:val="18"/>
+                <w:color w:val="1C1C1C"/>
+              </w:rPr>
+              <w:t>3</w:t>
+            </w:r>
+          </w:p>
+        </w:tc>
+        <w:tc>
+          <w:tcPr>
+            <w:tcW w:w="5250" w:type="dxa"/>
+            <w:vAlign w:val="center"/>
+          </w:tcPr>
+          <w:p>
+            <w:pPr>
+              <w:jc w:val="left"/>
+              <w:spacing w:before="0" w:after="0" w:line="240" w:lineRule="auto"/>
+              <w:keepLines/>
+            </w:pPr>
+            <w:r>
+              <w:rPr>
+                <w:rFonts w:ascii="Times New Roman" w:hAnsi="Times New Roman" w:eastAsia="Times New Roman" w:cs="Times New Roman"/>
+                <w:sz w:val="18"/>
+                <w:szCs w:val="18"/>
+                <w:color w:val="1C1C1C"/>
+              </w:rPr>
+              <w:t>Описывать жизненный цикл обращения</w:t>
+            </w:r>
+          </w:p>
+        </w:tc>
+        <w:tc>
+          <w:tcPr>
+            <w:tcW w:w="3200" w:type="dxa"/>
+            <w:vAlign w:val="center"/>
+          </w:tcPr>
+          <w:p>
+            <w:pPr>
+              <w:jc w:val="left"/>
+              <w:spacing w:before="0" w:after="0" w:line="240" w:lineRule="auto"/>
+              <w:keepLines/>
+            </w:pPr>
+            <w:r>
+              <w:rPr>
+                <w:rFonts w:ascii="Times New Roman" w:hAnsi="Times New Roman" w:eastAsia="Times New Roman" w:cs="Times New Roman"/>
+                <w:sz w:val="18"/>
+                <w:szCs w:val="18"/>
+                <w:color w:val="77777F"/>
+              </w:rPr>
+              <w:t>[Укажите раздел или доказательство]</w:t>
+            </w:r>
+          </w:p>
+        </w:tc>
+      </w:tr>
+      <w:tr>
+        <w:trPr>
+          <w:cantSplit/>
+        </w:trPr>
+        <w:tc>
+          <w:tcPr>
+            <w:tcW w:w="550" w:type="dxa"/>
+            <w:vAlign w:val="center"/>
+            <w:shd w:val="clear" w:fill="F7F7F9"/>
+          </w:tcPr>
+          <w:p>
+            <w:pPr>
+              <w:jc w:val="center"/>
+              <w:spacing w:before="0" w:after="0" w:line="240" w:lineRule="auto"/>
+              <w:keepLines/>
+            </w:pPr>
+            <w:r>
+              <w:rPr>
+                <w:rFonts w:ascii="Times New Roman" w:hAnsi="Times New Roman" w:eastAsia="Times New Roman" w:cs="Times New Roman"/>
+                <w:sz w:val="18"/>
+                <w:szCs w:val="18"/>
+                <w:color w:val="1C1C1C"/>
+              </w:rPr>
+              <w:t>4</w:t>
+            </w:r>
+          </w:p>
+        </w:tc>
+        <w:tc>
+          <w:tcPr>
+            <w:tcW w:w="5250" w:type="dxa"/>
+            <w:vAlign w:val="center"/>
+            <w:shd w:val="clear" w:fill="F7F7F9"/>
+          </w:tcPr>
+          <w:p>
+            <w:pPr>
+              <w:jc w:val="left"/>
+              <w:spacing w:before="0" w:after="0" w:line="240" w:lineRule="auto"/>
+              <w:keepLines/>
+            </w:pPr>
+            <w:r>
+              <w:rPr>
+                <w:rFonts w:ascii="Times New Roman" w:hAnsi="Times New Roman" w:eastAsia="Times New Roman" w:cs="Times New Roman"/>
+                <w:sz w:val="18"/>
+                <w:szCs w:val="18"/>
+                <w:color w:val="1C1C1C"/>
+              </w:rPr>
+              <w:t>Задавать обязательные поля регистрации</w:t>
+            </w:r>
+          </w:p>
+        </w:tc>
+        <w:tc>
+          <w:tcPr>
+            <w:tcW w:w="3200" w:type="dxa"/>
+            <w:vAlign w:val="center"/>
+            <w:shd w:val="clear" w:fill="F7F7F9"/>
+          </w:tcPr>
+          <w:p>
+            <w:pPr>
+              <w:jc w:val="left"/>
+              <w:spacing w:before="0" w:after="0" w:line="240" w:lineRule="auto"/>
+              <w:keepLines/>
+            </w:pPr>
+            <w:r>
+              <w:rPr>
+                <w:rFonts w:ascii="Times New Roman" w:hAnsi="Times New Roman" w:eastAsia="Times New Roman" w:cs="Times New Roman"/>
+                <w:sz w:val="18"/>
+                <w:szCs w:val="18"/>
+                <w:color w:val="77777F"/>
+              </w:rPr>
+              <w:t>[Укажите раздел или доказательство]</w:t>
+            </w:r>
+          </w:p>
+        </w:tc>
+      </w:tr>
+      <w:tr>
+        <w:trPr>
+          <w:cantSplit/>
+        </w:trPr>
+        <w:tc>
+          <w:tcPr>
+            <w:tcW w:w="550" w:type="dxa"/>
+            <w:vAlign w:val="center"/>
+          </w:tcPr>
+          <w:p>
+            <w:pPr>
+              <w:jc w:val="center"/>
+              <w:spacing w:before="0" w:after="0" w:line="240" w:lineRule="auto"/>
+              <w:keepLines/>
+            </w:pPr>
+            <w:r>
+              <w:rPr>
+                <w:rFonts w:ascii="Times New Roman" w:hAnsi="Times New Roman" w:eastAsia="Times New Roman" w:cs="Times New Roman"/>
+                <w:sz w:val="18"/>
+                <w:szCs w:val="18"/>
+                <w:color w:val="1C1C1C"/>
+              </w:rPr>
+              <w:t>5</w:t>
+            </w:r>
+          </w:p>
+        </w:tc>
+        <w:tc>
+          <w:tcPr>
+            <w:tcW w:w="5250" w:type="dxa"/>
+            <w:vAlign w:val="center"/>
+          </w:tcPr>
+          <w:p>
+            <w:pPr>
+              <w:jc w:val="left"/>
+              <w:spacing w:before="0" w:after="0" w:line="240" w:lineRule="auto"/>
+              <w:keepLines/>
+            </w:pPr>
+            <w:r>
+              <w:rPr>
+                <w:rFonts w:ascii="Times New Roman" w:hAnsi="Times New Roman" w:eastAsia="Times New Roman" w:cs="Times New Roman"/>
+                <w:sz w:val="18"/>
+                <w:szCs w:val="18"/>
+                <w:color w:val="1C1C1C"/>
+              </w:rPr>
+              <w:t>Формулировать правила эскалации и закрытия</w:t>
+            </w:r>
+          </w:p>
+        </w:tc>
+        <w:tc>
+          <w:tcPr>
+            <w:tcW w:w="3200" w:type="dxa"/>
+            <w:vAlign w:val="center"/>
+          </w:tcPr>
+          <w:p>
+            <w:pPr>
+              <w:jc w:val="left"/>
+              <w:spacing w:before="0" w:after="0" w:line="240" w:lineRule="auto"/>
+              <w:keepLines/>
+            </w:pPr>
+            <w:r>
+              <w:rPr>
+                <w:rFonts w:ascii="Times New Roman" w:hAnsi="Times New Roman" w:eastAsia="Times New Roman" w:cs="Times New Roman"/>
+                <w:sz w:val="18"/>
+                <w:szCs w:val="18"/>
+                <w:color w:val="77777F"/>
+              </w:rPr>
+              <w:t>[Укажите раздел или доказательство]</w:t>
+            </w:r>
+          </w:p>
+        </w:tc>
+      </w:tr>
+    </w:tbl>
     <w:p>
       <w:pPr>
         <w:pStyle w:val="1"/>
@@ -2698,6 +3195,7 @@
         <w:spacing w:before="180" w:after="90" w:line="276" w:lineRule="auto"/>
         <w:keepNext/>
         <w:keepLines/>
+        <w:pageBreakBefore/>
       </w:pPr>
       <w:r>
         <w:rPr>
@@ -2708,7 +3206,26 @@
           <w:szCs w:val="28"/>
           <w:color w:val="ED131C"/>
         </w:rPr>
-        <w:t>3. Выполнение задания</w:t>
+        <w:t>3. Выполнение обязательных шагов</w:t>
+      </w:r>
+    </w:p>
+    <w:p>
+      <w:pPr>
+        <w:pStyle w:val="2"/>
+        <w:spacing w:before="120" w:after="90" w:line="276" w:lineRule="auto"/>
+        <w:keepNext/>
+        <w:keepLines/>
+      </w:pPr>
+      <w:r>
+        <w:rPr>
+          <w:rFonts w:ascii="Times New Roman" w:hAnsi="Times New Roman" w:eastAsia="Times New Roman" w:cs="Times New Roman"/>
+          <w:b/>
+          <w:bCs/>
+          <w:sz w:val="24"/>
+          <w:szCs w:val="24"/>
+          <w:color w:val="1C1C1C"/>
+        </w:rPr>
+        <w:t>Шаг 1</w:t>
       </w:r>
     </w:p>
     <w:tbl>
@@ -2732,10 +3249,8 @@
         </w:tblBorders>
       </w:tblPr>
       <w:tblGrid>
-        <w:gridCol w:w="650"/>
-        <w:gridCol w:w="2750"/>
-        <w:gridCol w:w="3500"/>
-        <w:gridCol w:w="2100"/>
+        <w:gridCol w:w="2200"/>
+        <w:gridCol w:w="6800"/>
       </w:tblGrid>
       <w:tr>
         <w:trPr>
@@ -2744,7 +3259,7 @@
         </w:trPr>
         <w:tc>
           <w:tcPr>
-            <w:tcW w:w="650" w:type="dxa"/>
+            <w:tcW w:w="2200" w:type="dxa"/>
             <w:vAlign w:val="center"/>
             <w:shd w:val="clear" w:fill="1C1C1C"/>
           </w:tcPr>
@@ -2763,13 +3278,13 @@
                 <w:szCs w:val="17"/>
                 <w:color w:val="FFFFFF"/>
               </w:rPr>
-              <w:t>Этап</w:t>
-            </w:r>
-          </w:p>
-        </w:tc>
-        <w:tc>
-          <w:tcPr>
-            <w:tcW w:w="2750" w:type="dxa"/>
+              <w:t>Элемент шага</w:t>
+            </w:r>
+          </w:p>
+        </w:tc>
+        <w:tc>
+          <w:tcPr>
+            <w:tcW w:w="6800" w:type="dxa"/>
             <w:vAlign w:val="center"/>
             <w:shd w:val="clear" w:fill="1C1C1C"/>
           </w:tcPr>
@@ -2788,13 +3303,375 @@
                 <w:szCs w:val="17"/>
                 <w:color w:val="FFFFFF"/>
               </w:rPr>
-              <w:t>Логика этапа</w:t>
-            </w:r>
-          </w:p>
-        </w:tc>
-        <w:tc>
-          <w:tcPr>
-            <w:tcW w:w="3500" w:type="dxa"/>
+              <w:t>Содержание</w:t>
+            </w:r>
+          </w:p>
+        </w:tc>
+      </w:tr>
+      <w:tr>
+        <w:trPr>
+          <w:cantSplit/>
+        </w:trPr>
+        <w:tc>
+          <w:tcPr>
+            <w:tcW w:w="2200" w:type="dxa"/>
+            <w:vAlign w:val="center"/>
+          </w:tcPr>
+          <w:p>
+            <w:pPr>
+              <w:jc w:val="center"/>
+              <w:spacing w:before="0" w:after="0" w:line="240" w:lineRule="auto"/>
+              <w:keepLines/>
+            </w:pPr>
+            <w:r>
+              <w:rPr>
+                <w:rFonts w:ascii="Times New Roman" w:hAnsi="Times New Roman" w:eastAsia="Times New Roman" w:cs="Times New Roman"/>
+                <w:b/>
+                <w:bCs/>
+                <w:sz w:val="17"/>
+                <w:szCs w:val="17"/>
+                <w:color w:val="1C1C1C"/>
+              </w:rPr>
+              <w:t>Что выполнить</w:t>
+            </w:r>
+          </w:p>
+        </w:tc>
+        <w:tc>
+          <w:tcPr>
+            <w:tcW w:w="6800" w:type="dxa"/>
+            <w:vAlign w:val="center"/>
+          </w:tcPr>
+          <w:p>
+            <w:pPr>
+              <w:jc w:val="left"/>
+              <w:spacing w:before="0" w:after="0" w:line="240" w:lineRule="auto"/>
+              <w:keepLines/>
+            </w:pPr>
+            <w:r>
+              <w:rPr>
+                <w:rFonts w:ascii="Times New Roman" w:hAnsi="Times New Roman" w:eastAsia="Times New Roman" w:cs="Times New Roman"/>
+                <w:sz w:val="17"/>
+                <w:szCs w:val="17"/>
+                <w:color w:val="1C1C1C"/>
+              </w:rPr>
+              <w:t>Зафиксируйте цель, область действия, участников договора сопровождения и исключения регламента.</w:t>
+            </w:r>
+          </w:p>
+        </w:tc>
+      </w:tr>
+      <w:tr>
+        <w:trPr>
+          <w:cantSplit/>
+        </w:trPr>
+        <w:tc>
+          <w:tcPr>
+            <w:tcW w:w="2200" w:type="dxa"/>
+            <w:vAlign w:val="center"/>
+            <w:shd w:val="clear" w:fill="F7F7F9"/>
+          </w:tcPr>
+          <w:p>
+            <w:pPr>
+              <w:jc w:val="center"/>
+              <w:spacing w:before="0" w:after="0" w:line="240" w:lineRule="auto"/>
+              <w:keepLines/>
+            </w:pPr>
+            <w:r>
+              <w:rPr>
+                <w:rFonts w:ascii="Times New Roman" w:hAnsi="Times New Roman" w:eastAsia="Times New Roman" w:cs="Times New Roman"/>
+                <w:b/>
+                <w:bCs/>
+                <w:sz w:val="17"/>
+                <w:szCs w:val="17"/>
+                <w:color w:val="1C1C1C"/>
+              </w:rPr>
+              <w:t>Исходные данные</w:t>
+            </w:r>
+          </w:p>
+        </w:tc>
+        <w:tc>
+          <w:tcPr>
+            <w:tcW w:w="6800" w:type="dxa"/>
+            <w:vAlign w:val="center"/>
+            <w:shd w:val="clear" w:fill="F7F7F9"/>
+          </w:tcPr>
+          <w:p>
+            <w:pPr>
+              <w:jc w:val="left"/>
+              <w:spacing w:before="0" w:after="0" w:line="240" w:lineRule="auto"/>
+              <w:keepLines/>
+            </w:pPr>
+            <w:r>
+              <w:rPr>
+                <w:rFonts w:ascii="Times New Roman" w:hAnsi="Times New Roman" w:eastAsia="Times New Roman" w:cs="Times New Roman"/>
+                <w:sz w:val="17"/>
+                <w:szCs w:val="17"/>
+                <w:color w:val="1C1C1C"/>
+              </w:rPr>
+              <w:t>Паспорт системы, критичная функция, режим 08:00–20:00 и перечень каналов.</w:t>
+            </w:r>
+          </w:p>
+        </w:tc>
+      </w:tr>
+      <w:tr>
+        <w:trPr>
+          <w:cantSplit/>
+        </w:trPr>
+        <w:tc>
+          <w:tcPr>
+            <w:tcW w:w="2200" w:type="dxa"/>
+            <w:vAlign w:val="center"/>
+          </w:tcPr>
+          <w:p>
+            <w:pPr>
+              <w:jc w:val="left"/>
+              <w:spacing w:before="0" w:after="0" w:line="240" w:lineRule="auto"/>
+              <w:keepLines/>
+            </w:pPr>
+            <w:r>
+              <w:rPr>
+                <w:rFonts w:ascii="Times New Roman" w:hAnsi="Times New Roman" w:eastAsia="Times New Roman" w:cs="Times New Roman"/>
+                <w:b/>
+                <w:bCs/>
+                <w:sz w:val="17"/>
+                <w:szCs w:val="17"/>
+                <w:color w:val="1C1C1C"/>
+              </w:rPr>
+              <w:t>Что должно получиться</w:t>
+            </w:r>
+          </w:p>
+        </w:tc>
+        <w:tc>
+          <w:tcPr>
+            <w:tcW w:w="6800" w:type="dxa"/>
+            <w:vAlign w:val="center"/>
+          </w:tcPr>
+          <w:p>
+            <w:pPr>
+              <w:jc w:val="left"/>
+              <w:spacing w:before="0" w:after="0" w:line="240" w:lineRule="auto"/>
+              <w:keepLines/>
+            </w:pPr>
+            <w:r>
+              <w:rPr>
+                <w:rFonts w:ascii="Times New Roman" w:hAnsi="Times New Roman" w:eastAsia="Times New Roman" w:cs="Times New Roman"/>
+                <w:sz w:val="17"/>
+                <w:szCs w:val="17"/>
+                <w:color w:val="1C1C1C"/>
+              </w:rPr>
+              <w:t>Раздел регламента с границами услуги и ответственными за исключения.</w:t>
+            </w:r>
+          </w:p>
+        </w:tc>
+      </w:tr>
+      <w:tr>
+        <w:trPr>
+          <w:cantSplit/>
+        </w:trPr>
+        <w:tc>
+          <w:tcPr>
+            <w:tcW w:w="2200" w:type="dxa"/>
+            <w:vAlign w:val="center"/>
+            <w:shd w:val="clear" w:fill="F7F7F9"/>
+          </w:tcPr>
+          <w:p>
+            <w:pPr>
+              <w:jc w:val="center"/>
+              <w:spacing w:before="0" w:after="0" w:line="240" w:lineRule="auto"/>
+              <w:keepLines/>
+            </w:pPr>
+            <w:r>
+              <w:rPr>
+                <w:rFonts w:ascii="Times New Roman" w:hAnsi="Times New Roman" w:eastAsia="Times New Roman" w:cs="Times New Roman"/>
+                <w:b/>
+                <w:bCs/>
+                <w:sz w:val="17"/>
+                <w:szCs w:val="17"/>
+                <w:color w:val="1C1C1C"/>
+              </w:rPr>
+              <w:t>Как проверить</w:t>
+            </w:r>
+          </w:p>
+        </w:tc>
+        <w:tc>
+          <w:tcPr>
+            <w:tcW w:w="6800" w:type="dxa"/>
+            <w:vAlign w:val="center"/>
+            <w:shd w:val="clear" w:fill="F7F7F9"/>
+          </w:tcPr>
+          <w:p>
+            <w:pPr>
+              <w:jc w:val="left"/>
+              <w:spacing w:before="0" w:after="0" w:line="240" w:lineRule="auto"/>
+              <w:keepLines/>
+            </w:pPr>
+            <w:r>
+              <w:rPr>
+                <w:rFonts w:ascii="Times New Roman" w:hAnsi="Times New Roman" w:eastAsia="Times New Roman" w:cs="Times New Roman"/>
+                <w:sz w:val="17"/>
+                <w:szCs w:val="17"/>
+                <w:color w:val="1C1C1C"/>
+              </w:rPr>
+              <w:t>Критичная функция и каждый канал упомянуты; ни одно исключение не осталось без владельца.</w:t>
+            </w:r>
+          </w:p>
+        </w:tc>
+      </w:tr>
+      <w:tr>
+        <w:trPr>
+          <w:cantSplit/>
+        </w:trPr>
+        <w:tc>
+          <w:tcPr>
+            <w:tcW w:w="2200" w:type="dxa"/>
+            <w:vAlign w:val="center"/>
+          </w:tcPr>
+          <w:p>
+            <w:pPr>
+              <w:jc w:val="left"/>
+              <w:spacing w:before="0" w:after="0" w:line="240" w:lineRule="auto"/>
+              <w:keepLines/>
+            </w:pPr>
+            <w:r>
+              <w:rPr>
+                <w:rFonts w:ascii="Times New Roman" w:hAnsi="Times New Roman" w:eastAsia="Times New Roman" w:cs="Times New Roman"/>
+                <w:b/>
+                <w:bCs/>
+                <w:sz w:val="17"/>
+                <w:szCs w:val="17"/>
+                <w:color w:val="1C1C1C"/>
+              </w:rPr>
+              <w:t>Выполнение студента</w:t>
+            </w:r>
+          </w:p>
+        </w:tc>
+        <w:tc>
+          <w:tcPr>
+            <w:tcW w:w="6800" w:type="dxa"/>
+            <w:vAlign w:val="center"/>
+          </w:tcPr>
+          <w:p>
+            <w:pPr>
+              <w:jc w:val="left"/>
+              <w:spacing w:before="0" w:after="0" w:line="240" w:lineRule="auto"/>
+              <w:keepLines/>
+            </w:pPr>
+            <w:r>
+              <w:rPr>
+                <w:rFonts w:ascii="Times New Roman" w:hAnsi="Times New Roman" w:eastAsia="Times New Roman" w:cs="Times New Roman"/>
+                <w:sz w:val="17"/>
+                <w:szCs w:val="17"/>
+                <w:color w:val="77777F"/>
+              </w:rPr>
+              <w:t>[Опишите действие и полученный промежуточный результат]</w:t>
+            </w:r>
+          </w:p>
+        </w:tc>
+      </w:tr>
+      <w:tr>
+        <w:trPr>
+          <w:cantSplit/>
+        </w:trPr>
+        <w:tc>
+          <w:tcPr>
+            <w:tcW w:w="2200" w:type="dxa"/>
+            <w:vAlign w:val="center"/>
+            <w:shd w:val="clear" w:fill="F7F7F9"/>
+          </w:tcPr>
+          <w:p>
+            <w:pPr>
+              <w:jc w:val="center"/>
+              <w:spacing w:before="0" w:after="0" w:line="240" w:lineRule="auto"/>
+              <w:keepLines/>
+            </w:pPr>
+            <w:r>
+              <w:rPr>
+                <w:rFonts w:ascii="Times New Roman" w:hAnsi="Times New Roman" w:eastAsia="Times New Roman" w:cs="Times New Roman"/>
+                <w:b/>
+                <w:bCs/>
+                <w:sz w:val="17"/>
+                <w:szCs w:val="17"/>
+                <w:color w:val="1C1C1C"/>
+              </w:rPr>
+              <w:t>Доказательство</w:t>
+            </w:r>
+          </w:p>
+        </w:tc>
+        <w:tc>
+          <w:tcPr>
+            <w:tcW w:w="6800" w:type="dxa"/>
+            <w:vAlign w:val="center"/>
+            <w:shd w:val="clear" w:fill="F7F7F9"/>
+          </w:tcPr>
+          <w:p>
+            <w:pPr>
+              <w:jc w:val="left"/>
+              <w:spacing w:before="0" w:after="0" w:line="240" w:lineRule="auto"/>
+              <w:keepLines/>
+            </w:pPr>
+            <w:r>
+              <w:rPr>
+                <w:rFonts w:ascii="Times New Roman" w:hAnsi="Times New Roman" w:eastAsia="Times New Roman" w:cs="Times New Roman"/>
+                <w:sz w:val="17"/>
+                <w:szCs w:val="17"/>
+                <w:color w:val="77777F"/>
+              </w:rPr>
+              <w:t>[Укажите таблицу, ID, рисунок или другой проверяемый фрагмент]</w:t>
+            </w:r>
+          </w:p>
+        </w:tc>
+      </w:tr>
+    </w:tbl>
+    <w:p>
+      <w:pPr>
+        <w:pStyle w:val="2"/>
+        <w:spacing w:before="120" w:after="90" w:line="276" w:lineRule="auto"/>
+        <w:keepNext/>
+        <w:keepLines/>
+      </w:pPr>
+      <w:r>
+        <w:rPr>
+          <w:rFonts w:ascii="Times New Roman" w:hAnsi="Times New Roman" w:eastAsia="Times New Roman" w:cs="Times New Roman"/>
+          <w:b/>
+          <w:bCs/>
+          <w:sz w:val="24"/>
+          <w:szCs w:val="24"/>
+          <w:color w:val="1C1C1C"/>
+        </w:rPr>
+        <w:t>Шаг 2</w:t>
+      </w:r>
+    </w:p>
+    <w:tbl>
+      <w:tblPr>
+        <w:tblW w:w="9000" w:type="dxa"/>
+        <w:tblInd w:w="120" w:type="dxa"/>
+        <w:tblLayout w:type="fixed"/>
+        <w:tblCellMar>
+          <w:top w:w="90" w:type="dxa"/>
+          <w:start w:w="120" w:type="dxa"/>
+          <w:bottom w:w="90" w:type="dxa"/>
+          <w:end w:w="120" w:type="dxa"/>
+        </w:tblCellMar>
+        <w:tblBorders>
+          <w:top w:val="single" w:sz="6" w:space="0" w:color="C7C8CD"/>
+          <w:start w:val="single" w:sz="6" w:space="0" w:color="C7C8CD"/>
+          <w:bottom w:val="single" w:sz="6" w:space="0" w:color="C7C8CD"/>
+          <w:end w:val="single" w:sz="6" w:space="0" w:color="C7C8CD"/>
+          <w:insideH w:val="single" w:sz="6" w:space="0" w:color="C7C8CD"/>
+          <w:insideV w:val="single" w:sz="6" w:space="0" w:color="C7C8CD"/>
+        </w:tblBorders>
+      </w:tblPr>
+      <w:tblGrid>
+        <w:gridCol w:w="2200"/>
+        <w:gridCol w:w="6800"/>
+      </w:tblGrid>
+      <w:tr>
+        <w:trPr>
+          <w:cantSplit/>
+          <w:tblHeader/>
+        </w:trPr>
+        <w:tc>
+          <w:tcPr>
+            <w:tcW w:w="2200" w:type="dxa"/>
             <w:vAlign w:val="center"/>
             <w:shd w:val="clear" w:fill="1C1C1C"/>
           </w:tcPr>
@@ -2813,13 +3690,13 @@
                 <w:szCs w:val="17"/>
                 <w:color w:val="FFFFFF"/>
               </w:rPr>
-              <w:t>Что выполнено</w:t>
-            </w:r>
-          </w:p>
-        </w:tc>
-        <w:tc>
-          <w:tcPr>
-            <w:tcW w:w="2100" w:type="dxa"/>
+              <w:t>Элемент шага</w:t>
+            </w:r>
+          </w:p>
+        </w:tc>
+        <w:tc>
+          <w:tcPr>
+            <w:tcW w:w="6800" w:type="dxa"/>
             <w:vAlign w:val="center"/>
             <w:shd w:val="clear" w:fill="1C1C1C"/>
           </w:tcPr>
@@ -2838,7 +3715,7 @@
                 <w:szCs w:val="17"/>
                 <w:color w:val="FFFFFF"/>
               </w:rPr>
-              <w:t>Доказательство</w:t>
+              <w:t>Содержание</w:t>
             </w:r>
           </w:p>
         </w:tc>
@@ -2849,7 +3726,7 @@
         </w:trPr>
         <w:tc>
           <w:tcPr>
-            <w:tcW w:w="650" w:type="dxa"/>
+            <w:tcW w:w="2200" w:type="dxa"/>
             <w:vAlign w:val="center"/>
           </w:tcPr>
           <w:p>
@@ -2861,17 +3738,19 @@
             <w:r>
               <w:rPr>
                 <w:rFonts w:ascii="Times New Roman" w:hAnsi="Times New Roman" w:eastAsia="Times New Roman" w:cs="Times New Roman"/>
+                <w:b/>
+                <w:bCs/>
                 <w:sz w:val="17"/>
                 <w:szCs w:val="17"/>
                 <w:color w:val="1C1C1C"/>
               </w:rPr>
-              <w:t>1</w:t>
-            </w:r>
-          </w:p>
-        </w:tc>
-        <w:tc>
-          <w:tcPr>
-            <w:tcW w:w="2750" w:type="dxa"/>
+              <w:t>Что выполнить</w:t>
+            </w:r>
+          </w:p>
+        </w:tc>
+        <w:tc>
+          <w:tcPr>
+            <w:tcW w:w="6800" w:type="dxa"/>
             <w:vAlign w:val="center"/>
           </w:tcPr>
           <w:p>
@@ -2887,51 +3766,7 @@
                 <w:szCs w:val="17"/>
                 <w:color w:val="1C1C1C"/>
               </w:rPr>
-              <w:t>Сопоставить участников с доступными полномочиями</w:t>
-            </w:r>
-          </w:p>
-        </w:tc>
-        <w:tc>
-          <w:tcPr>
-            <w:tcW w:w="3500" w:type="dxa"/>
-            <w:vAlign w:val="center"/>
-          </w:tcPr>
-          <w:p>
-            <w:pPr>
-              <w:jc w:val="left"/>
-              <w:spacing w:before="0" w:after="0" w:line="240" w:lineRule="auto"/>
-              <w:keepLines/>
-            </w:pPr>
-            <w:r>
-              <w:rPr>
-                <w:rFonts w:ascii="Times New Roman" w:hAnsi="Times New Roman" w:eastAsia="Times New Roman" w:cs="Times New Roman"/>
-                <w:sz w:val="17"/>
-                <w:szCs w:val="17"/>
-                <w:color w:val="77777F"/>
-              </w:rPr>
-              <w:t>[Действие и полученный промежуточный результат]</w:t>
-            </w:r>
-          </w:p>
-        </w:tc>
-        <w:tc>
-          <w:tcPr>
-            <w:tcW w:w="2100" w:type="dxa"/>
-            <w:vAlign w:val="center"/>
-          </w:tcPr>
-          <w:p>
-            <w:pPr>
-              <w:jc w:val="left"/>
-              <w:spacing w:before="0" w:after="0" w:line="240" w:lineRule="auto"/>
-              <w:keepLines/>
-            </w:pPr>
-            <w:r>
-              <w:rPr>
-                <w:rFonts w:ascii="Times New Roman" w:hAnsi="Times New Roman" w:eastAsia="Times New Roman" w:cs="Times New Roman"/>
-                <w:sz w:val="17"/>
-                <w:szCs w:val="17"/>
-                <w:color w:val="77777F"/>
-              </w:rPr>
-              <w:t>[Таблица, ID, рисунок]</w:t>
+              <w:t>Распределите операции между первой, второй и третьей линиями поддержки, владельцем сервиса и профильным специалистом.</w:t>
             </w:r>
           </w:p>
         </w:tc>
@@ -2942,7 +3777,7 @@
         </w:trPr>
         <w:tc>
           <w:tcPr>
-            <w:tcW w:w="650" w:type="dxa"/>
+            <w:tcW w:w="2200" w:type="dxa"/>
             <w:vAlign w:val="center"/>
             <w:shd w:val="clear" w:fill="F7F7F9"/>
           </w:tcPr>
@@ -2955,17 +3790,19 @@
             <w:r>
               <w:rPr>
                 <w:rFonts w:ascii="Times New Roman" w:hAnsi="Times New Roman" w:eastAsia="Times New Roman" w:cs="Times New Roman"/>
+                <w:b/>
+                <w:bCs/>
                 <w:sz w:val="17"/>
                 <w:szCs w:val="17"/>
                 <w:color w:val="1C1C1C"/>
               </w:rPr>
-              <w:t>2</w:t>
-            </w:r>
-          </w:p>
-        </w:tc>
-        <w:tc>
-          <w:tcPr>
-            <w:tcW w:w="2750" w:type="dxa"/>
+              <w:t>Исходные данные</w:t>
+            </w:r>
+          </w:p>
+        </w:tc>
+        <w:tc>
+          <w:tcPr>
+            <w:tcW w:w="6800" w:type="dxa"/>
             <w:vAlign w:val="center"/>
             <w:shd w:val="clear" w:fill="F7F7F9"/>
           </w:tcPr>
@@ -2982,53 +3819,7 @@
                 <w:szCs w:val="17"/>
                 <w:color w:val="1C1C1C"/>
               </w:rPr>
-              <w:t>Выстроить состояния обращения и допустимые переходы</w:t>
-            </w:r>
-          </w:p>
-        </w:tc>
-        <w:tc>
-          <w:tcPr>
-            <w:tcW w:w="3500" w:type="dxa"/>
-            <w:vAlign w:val="center"/>
-            <w:shd w:val="clear" w:fill="F7F7F9"/>
-          </w:tcPr>
-          <w:p>
-            <w:pPr>
-              <w:jc w:val="left"/>
-              <w:spacing w:before="0" w:after="0" w:line="240" w:lineRule="auto"/>
-              <w:keepLines/>
-            </w:pPr>
-            <w:r>
-              <w:rPr>
-                <w:rFonts w:ascii="Times New Roman" w:hAnsi="Times New Roman" w:eastAsia="Times New Roman" w:cs="Times New Roman"/>
-                <w:sz w:val="17"/>
-                <w:szCs w:val="17"/>
-                <w:color w:val="77777F"/>
-              </w:rPr>
-              <w:t>[Действие и полученный промежуточный результат]</w:t>
-            </w:r>
-          </w:p>
-        </w:tc>
-        <w:tc>
-          <w:tcPr>
-            <w:tcW w:w="2100" w:type="dxa"/>
-            <w:vAlign w:val="center"/>
-            <w:shd w:val="clear" w:fill="F7F7F9"/>
-          </w:tcPr>
-          <w:p>
-            <w:pPr>
-              <w:jc w:val="left"/>
-              <w:spacing w:before="0" w:after="0" w:line="240" w:lineRule="auto"/>
-              <w:keepLines/>
-            </w:pPr>
-            <w:r>
-              <w:rPr>
-                <w:rFonts w:ascii="Times New Roman" w:hAnsi="Times New Roman" w:eastAsia="Times New Roman" w:cs="Times New Roman"/>
-                <w:sz w:val="17"/>
-                <w:szCs w:val="17"/>
-                <w:color w:val="77777F"/>
-              </w:rPr>
-              <w:t>[Таблица, ID, рисунок]</w:t>
+              <w:t>Таблица участников и ограничений, а также наблюдения P01, P02 и P04.</w:t>
             </w:r>
           </w:p>
         </w:tc>
@@ -3039,29 +3830,31 @@
         </w:trPr>
         <w:tc>
           <w:tcPr>
-            <w:tcW w:w="650" w:type="dxa"/>
-            <w:vAlign w:val="center"/>
-          </w:tcPr>
-          <w:p>
-            <w:pPr>
-              <w:jc w:val="center"/>
-              <w:spacing w:before="0" w:after="0" w:line="240" w:lineRule="auto"/>
-              <w:keepLines/>
-            </w:pPr>
-            <w:r>
-              <w:rPr>
-                <w:rFonts w:ascii="Times New Roman" w:hAnsi="Times New Roman" w:eastAsia="Times New Roman" w:cs="Times New Roman"/>
+            <w:tcW w:w="2200" w:type="dxa"/>
+            <w:vAlign w:val="center"/>
+          </w:tcPr>
+          <w:p>
+            <w:pPr>
+              <w:jc w:val="left"/>
+              <w:spacing w:before="0" w:after="0" w:line="240" w:lineRule="auto"/>
+              <w:keepLines/>
+            </w:pPr>
+            <w:r>
+              <w:rPr>
+                <w:rFonts w:ascii="Times New Roman" w:hAnsi="Times New Roman" w:eastAsia="Times New Roman" w:cs="Times New Roman"/>
+                <w:b/>
+                <w:bCs/>
                 <w:sz w:val="17"/>
                 <w:szCs w:val="17"/>
                 <w:color w:val="1C1C1C"/>
               </w:rPr>
-              <w:t>3</w:t>
-            </w:r>
-          </w:p>
-        </w:tc>
-        <w:tc>
-          <w:tcPr>
-            <w:tcW w:w="2750" w:type="dxa"/>
+              <w:t>Что должно получиться</w:t>
+            </w:r>
+          </w:p>
+        </w:tc>
+        <w:tc>
+          <w:tcPr>
+            <w:tcW w:w="6800" w:type="dxa"/>
             <w:vAlign w:val="center"/>
           </w:tcPr>
           <w:p>
@@ -3077,51 +3870,7 @@
                 <w:szCs w:val="17"/>
                 <w:color w:val="1C1C1C"/>
               </w:rPr>
-              <w:t>Определить минимальный набор регистрационных данных</w:t>
-            </w:r>
-          </w:p>
-        </w:tc>
-        <w:tc>
-          <w:tcPr>
-            <w:tcW w:w="3500" w:type="dxa"/>
-            <w:vAlign w:val="center"/>
-          </w:tcPr>
-          <w:p>
-            <w:pPr>
-              <w:jc w:val="left"/>
-              <w:spacing w:before="0" w:after="0" w:line="240" w:lineRule="auto"/>
-              <w:keepLines/>
-            </w:pPr>
-            <w:r>
-              <w:rPr>
-                <w:rFonts w:ascii="Times New Roman" w:hAnsi="Times New Roman" w:eastAsia="Times New Roman" w:cs="Times New Roman"/>
-                <w:sz w:val="17"/>
-                <w:szCs w:val="17"/>
-                <w:color w:val="77777F"/>
-              </w:rPr>
-              <w:t>[Действие и полученный промежуточный результат]</w:t>
-            </w:r>
-          </w:p>
-        </w:tc>
-        <w:tc>
-          <w:tcPr>
-            <w:tcW w:w="2100" w:type="dxa"/>
-            <w:vAlign w:val="center"/>
-          </w:tcPr>
-          <w:p>
-            <w:pPr>
-              <w:jc w:val="left"/>
-              <w:spacing w:before="0" w:after="0" w:line="240" w:lineRule="auto"/>
-              <w:keepLines/>
-            </w:pPr>
-            <w:r>
-              <w:rPr>
-                <w:rFonts w:ascii="Times New Roman" w:hAnsi="Times New Roman" w:eastAsia="Times New Roman" w:cs="Times New Roman"/>
-                <w:sz w:val="17"/>
-                <w:szCs w:val="17"/>
-                <w:color w:val="77777F"/>
-              </w:rPr>
-              <w:t>[Таблица, ID, рисунок]</w:t>
+              <w:t>Матрица ролей с входом, решением, результатом и условием передачи для каждой роли.</w:t>
             </w:r>
           </w:p>
         </w:tc>
@@ -3132,7 +3881,7 @@
         </w:trPr>
         <w:tc>
           <w:tcPr>
-            <w:tcW w:w="650" w:type="dxa"/>
+            <w:tcW w:w="2200" w:type="dxa"/>
             <w:vAlign w:val="center"/>
             <w:shd w:val="clear" w:fill="F7F7F9"/>
           </w:tcPr>
@@ -3145,17 +3894,19 @@
             <w:r>
               <w:rPr>
                 <w:rFonts w:ascii="Times New Roman" w:hAnsi="Times New Roman" w:eastAsia="Times New Roman" w:cs="Times New Roman"/>
+                <w:b/>
+                <w:bCs/>
                 <w:sz w:val="17"/>
                 <w:szCs w:val="17"/>
                 <w:color w:val="1C1C1C"/>
               </w:rPr>
-              <w:t>4</w:t>
-            </w:r>
-          </w:p>
-        </w:tc>
-        <w:tc>
-          <w:tcPr>
-            <w:tcW w:w="2750" w:type="dxa"/>
+              <w:t>Как проверить</w:t>
+            </w:r>
+          </w:p>
+        </w:tc>
+        <w:tc>
+          <w:tcPr>
+            <w:tcW w:w="6800" w:type="dxa"/>
             <w:vAlign w:val="center"/>
             <w:shd w:val="clear" w:fill="F7F7F9"/>
           </w:tcPr>
@@ -3172,53 +3923,7 @@
                 <w:szCs w:val="17"/>
                 <w:color w:val="1C1C1C"/>
               </w:rPr>
-              <w:t>Описать передачу между линиями без потери контекста</w:t>
-            </w:r>
-          </w:p>
-        </w:tc>
-        <w:tc>
-          <w:tcPr>
-            <w:tcW w:w="3500" w:type="dxa"/>
-            <w:vAlign w:val="center"/>
-            <w:shd w:val="clear" w:fill="F7F7F9"/>
-          </w:tcPr>
-          <w:p>
-            <w:pPr>
-              <w:jc w:val="left"/>
-              <w:spacing w:before="0" w:after="0" w:line="240" w:lineRule="auto"/>
-              <w:keepLines/>
-            </w:pPr>
-            <w:r>
-              <w:rPr>
-                <w:rFonts w:ascii="Times New Roman" w:hAnsi="Times New Roman" w:eastAsia="Times New Roman" w:cs="Times New Roman"/>
-                <w:sz w:val="17"/>
-                <w:szCs w:val="17"/>
-                <w:color w:val="77777F"/>
-              </w:rPr>
-              <w:t>[Действие и полученный промежуточный результат]</w:t>
-            </w:r>
-          </w:p>
-        </w:tc>
-        <w:tc>
-          <w:tcPr>
-            <w:tcW w:w="2100" w:type="dxa"/>
-            <w:vAlign w:val="center"/>
-            <w:shd w:val="clear" w:fill="F7F7F9"/>
-          </w:tcPr>
-          <w:p>
-            <w:pPr>
-              <w:jc w:val="left"/>
-              <w:spacing w:before="0" w:after="0" w:line="240" w:lineRule="auto"/>
-              <w:keepLines/>
-            </w:pPr>
-            <w:r>
-              <w:rPr>
-                <w:rFonts w:ascii="Times New Roman" w:hAnsi="Times New Roman" w:eastAsia="Times New Roman" w:cs="Times New Roman"/>
-                <w:sz w:val="17"/>
-                <w:szCs w:val="17"/>
-                <w:color w:val="77777F"/>
-              </w:rPr>
-              <w:t>[Таблица, ID, рисунок]</w:t>
+              <w:t>Назначения не нарушают ограничения доступа; у каждой операции ровно один ответственный за результат.</w:t>
             </w:r>
           </w:p>
         </w:tc>
@@ -3229,51 +3934,31 @@
         </w:trPr>
         <w:tc>
           <w:tcPr>
-            <w:tcW w:w="650" w:type="dxa"/>
-            <w:vAlign w:val="center"/>
-          </w:tcPr>
-          <w:p>
-            <w:pPr>
-              <w:jc w:val="center"/>
-              <w:spacing w:before="0" w:after="0" w:line="240" w:lineRule="auto"/>
-              <w:keepLines/>
-            </w:pPr>
-            <w:r>
-              <w:rPr>
-                <w:rFonts w:ascii="Times New Roman" w:hAnsi="Times New Roman" w:eastAsia="Times New Roman" w:cs="Times New Roman"/>
+            <w:tcW w:w="2200" w:type="dxa"/>
+            <w:vAlign w:val="center"/>
+          </w:tcPr>
+          <w:p>
+            <w:pPr>
+              <w:jc w:val="left"/>
+              <w:spacing w:before="0" w:after="0" w:line="240" w:lineRule="auto"/>
+              <w:keepLines/>
+            </w:pPr>
+            <w:r>
+              <w:rPr>
+                <w:rFonts w:ascii="Times New Roman" w:hAnsi="Times New Roman" w:eastAsia="Times New Roman" w:cs="Times New Roman"/>
+                <w:b/>
+                <w:bCs/>
                 <w:sz w:val="17"/>
                 <w:szCs w:val="17"/>
                 <w:color w:val="1C1C1C"/>
               </w:rPr>
-              <w:t>5</w:t>
-            </w:r>
-          </w:p>
-        </w:tc>
-        <w:tc>
-          <w:tcPr>
-            <w:tcW w:w="2750" w:type="dxa"/>
-            <w:vAlign w:val="center"/>
-          </w:tcPr>
-          <w:p>
-            <w:pPr>
-              <w:jc w:val="left"/>
-              <w:spacing w:before="0" w:after="0" w:line="240" w:lineRule="auto"/>
-              <w:keepLines/>
-            </w:pPr>
-            <w:r>
-              <w:rPr>
-                <w:rFonts w:ascii="Times New Roman" w:hAnsi="Times New Roman" w:eastAsia="Times New Roman" w:cs="Times New Roman"/>
-                <w:sz w:val="17"/>
-                <w:szCs w:val="17"/>
-                <w:color w:val="1C1C1C"/>
-              </w:rPr>
-              <w:t>Добавить контроль закрытия и повторного открытия</w:t>
-            </w:r>
-          </w:p>
-        </w:tc>
-        <w:tc>
-          <w:tcPr>
-            <w:tcW w:w="3500" w:type="dxa"/>
+              <w:t>Выполнение студента</w:t>
+            </w:r>
+          </w:p>
+        </w:tc>
+        <w:tc>
+          <w:tcPr>
+            <w:tcW w:w="6800" w:type="dxa"/>
             <w:vAlign w:val="center"/>
           </w:tcPr>
           <w:p>
@@ -3289,29 +3974,7 @@
                 <w:szCs w:val="17"/>
                 <w:color w:val="77777F"/>
               </w:rPr>
-              <w:t>[Действие и полученный промежуточный результат]</w:t>
-            </w:r>
-          </w:p>
-        </w:tc>
-        <w:tc>
-          <w:tcPr>
-            <w:tcW w:w="2100" w:type="dxa"/>
-            <w:vAlign w:val="center"/>
-          </w:tcPr>
-          <w:p>
-            <w:pPr>
-              <w:jc w:val="left"/>
-              <w:spacing w:before="0" w:after="0" w:line="240" w:lineRule="auto"/>
-              <w:keepLines/>
-            </w:pPr>
-            <w:r>
-              <w:rPr>
-                <w:rFonts w:ascii="Times New Roman" w:hAnsi="Times New Roman" w:eastAsia="Times New Roman" w:cs="Times New Roman"/>
-                <w:sz w:val="17"/>
-                <w:szCs w:val="17"/>
-                <w:color w:val="77777F"/>
-              </w:rPr>
-              <w:t>[Таблица, ID, рисунок]</w:t>
+              <w:t>[Опишите действие и полученный промежуточный результат]</w:t>
             </w:r>
           </w:p>
         </w:tc>
@@ -3322,7 +3985,7 @@
         </w:trPr>
         <w:tc>
           <w:tcPr>
-            <w:tcW w:w="650" w:type="dxa"/>
+            <w:tcW w:w="2200" w:type="dxa"/>
             <w:vAlign w:val="center"/>
             <w:shd w:val="clear" w:fill="F7F7F9"/>
           </w:tcPr>
@@ -3335,17 +3998,19 @@
             <w:r>
               <w:rPr>
                 <w:rFonts w:ascii="Times New Roman" w:hAnsi="Times New Roman" w:eastAsia="Times New Roman" w:cs="Times New Roman"/>
+                <w:b/>
+                <w:bCs/>
                 <w:sz w:val="17"/>
                 <w:szCs w:val="17"/>
                 <w:color w:val="1C1C1C"/>
               </w:rPr>
-              <w:t>6</w:t>
-            </w:r>
-          </w:p>
-        </w:tc>
-        <w:tc>
-          <w:tcPr>
-            <w:tcW w:w="2750" w:type="dxa"/>
+              <w:t>Доказательство</w:t>
+            </w:r>
+          </w:p>
+        </w:tc>
+        <w:tc>
+          <w:tcPr>
+            <w:tcW w:w="6800" w:type="dxa"/>
             <w:vAlign w:val="center"/>
             <w:shd w:val="clear" w:fill="F7F7F9"/>
           </w:tcPr>
@@ -3358,19 +4023,355 @@
             <w:r>
               <w:rPr>
                 <w:rFonts w:ascii="Times New Roman" w:hAnsi="Times New Roman" w:eastAsia="Times New Roman" w:cs="Times New Roman"/>
+                <w:sz w:val="17"/>
+                <w:szCs w:val="17"/>
+                <w:color w:val="77777F"/>
+              </w:rPr>
+              <w:t>[Укажите таблицу, ID, рисунок или другой проверяемый фрагмент]</w:t>
+            </w:r>
+          </w:p>
+        </w:tc>
+      </w:tr>
+    </w:tbl>
+    <w:p>
+      <w:pPr>
+        <w:pStyle w:val="2"/>
+        <w:spacing w:before="120" w:after="90" w:line="276" w:lineRule="auto"/>
+        <w:keepNext/>
+        <w:keepLines/>
+      </w:pPr>
+      <w:r>
+        <w:rPr>
+          <w:rFonts w:ascii="Times New Roman" w:hAnsi="Times New Roman" w:eastAsia="Times New Roman" w:cs="Times New Roman"/>
+          <w:b/>
+          <w:bCs/>
+          <w:sz w:val="24"/>
+          <w:szCs w:val="24"/>
+          <w:color w:val="1C1C1C"/>
+        </w:rPr>
+        <w:t>Шаг 3</w:t>
+      </w:r>
+    </w:p>
+    <w:tbl>
+      <w:tblPr>
+        <w:tblW w:w="9000" w:type="dxa"/>
+        <w:tblInd w:w="120" w:type="dxa"/>
+        <w:tblLayout w:type="fixed"/>
+        <w:tblCellMar>
+          <w:top w:w="90" w:type="dxa"/>
+          <w:start w:w="120" w:type="dxa"/>
+          <w:bottom w:w="90" w:type="dxa"/>
+          <w:end w:w="120" w:type="dxa"/>
+        </w:tblCellMar>
+        <w:tblBorders>
+          <w:top w:val="single" w:sz="6" w:space="0" w:color="C7C8CD"/>
+          <w:start w:val="single" w:sz="6" w:space="0" w:color="C7C8CD"/>
+          <w:bottom w:val="single" w:sz="6" w:space="0" w:color="C7C8CD"/>
+          <w:end w:val="single" w:sz="6" w:space="0" w:color="C7C8CD"/>
+          <w:insideH w:val="single" w:sz="6" w:space="0" w:color="C7C8CD"/>
+          <w:insideV w:val="single" w:sz="6" w:space="0" w:color="C7C8CD"/>
+        </w:tblBorders>
+      </w:tblPr>
+      <w:tblGrid>
+        <w:gridCol w:w="2200"/>
+        <w:gridCol w:w="6800"/>
+      </w:tblGrid>
+      <w:tr>
+        <w:trPr>
+          <w:cantSplit/>
+          <w:tblHeader/>
+        </w:trPr>
+        <w:tc>
+          <w:tcPr>
+            <w:tcW w:w="2200" w:type="dxa"/>
+            <w:vAlign w:val="center"/>
+            <w:shd w:val="clear" w:fill="1C1C1C"/>
+          </w:tcPr>
+          <w:p>
+            <w:pPr>
+              <w:jc w:val="center"/>
+              <w:spacing w:before="0" w:after="0" w:line="240" w:lineRule="auto"/>
+              <w:keepLines/>
+            </w:pPr>
+            <w:r>
+              <w:rPr>
+                <w:rFonts w:ascii="Times New Roman" w:hAnsi="Times New Roman" w:eastAsia="Times New Roman" w:cs="Times New Roman"/>
+                <w:b/>
+                <w:bCs/>
+                <w:sz w:val="17"/>
+                <w:szCs w:val="17"/>
+                <w:color w:val="FFFFFF"/>
+              </w:rPr>
+              <w:t>Элемент шага</w:t>
+            </w:r>
+          </w:p>
+        </w:tc>
+        <w:tc>
+          <w:tcPr>
+            <w:tcW w:w="6800" w:type="dxa"/>
+            <w:vAlign w:val="center"/>
+            <w:shd w:val="clear" w:fill="1C1C1C"/>
+          </w:tcPr>
+          <w:p>
+            <w:pPr>
+              <w:jc w:val="center"/>
+              <w:spacing w:before="0" w:after="0" w:line="240" w:lineRule="auto"/>
+              <w:keepLines/>
+            </w:pPr>
+            <w:r>
+              <w:rPr>
+                <w:rFonts w:ascii="Times New Roman" w:hAnsi="Times New Roman" w:eastAsia="Times New Roman" w:cs="Times New Roman"/>
+                <w:b/>
+                <w:bCs/>
+                <w:sz w:val="17"/>
+                <w:szCs w:val="17"/>
+                <w:color w:val="FFFFFF"/>
+              </w:rPr>
+              <w:t>Содержание</w:t>
+            </w:r>
+          </w:p>
+        </w:tc>
+      </w:tr>
+      <w:tr>
+        <w:trPr>
+          <w:cantSplit/>
+        </w:trPr>
+        <w:tc>
+          <w:tcPr>
+            <w:tcW w:w="2200" w:type="dxa"/>
+            <w:vAlign w:val="center"/>
+          </w:tcPr>
+          <w:p>
+            <w:pPr>
+              <w:jc w:val="center"/>
+              <w:spacing w:before="0" w:after="0" w:line="240" w:lineRule="auto"/>
+              <w:keepLines/>
+            </w:pPr>
+            <w:r>
+              <w:rPr>
+                <w:rFonts w:ascii="Times New Roman" w:hAnsi="Times New Roman" w:eastAsia="Times New Roman" w:cs="Times New Roman"/>
+                <w:b/>
+                <w:bCs/>
                 <w:sz w:val="17"/>
                 <w:szCs w:val="17"/>
                 <w:color w:val="1C1C1C"/>
               </w:rPr>
-              <w:t>Проверить регламент на пяти проблемных наблюдениях</w:t>
-            </w:r>
-          </w:p>
-        </w:tc>
-        <w:tc>
-          <w:tcPr>
-            <w:tcW w:w="3500" w:type="dxa"/>
+              <w:t>Что выполнить</w:t>
+            </w:r>
+          </w:p>
+        </w:tc>
+        <w:tc>
+          <w:tcPr>
+            <w:tcW w:w="6800" w:type="dxa"/>
+            <w:vAlign w:val="center"/>
+          </w:tcPr>
+          <w:p>
+            <w:pPr>
+              <w:jc w:val="left"/>
+              <w:spacing w:before="0" w:after="0" w:line="240" w:lineRule="auto"/>
+              <w:keepLines/>
+            </w:pPr>
+            <w:r>
+              <w:rPr>
+                <w:rFonts w:ascii="Times New Roman" w:hAnsi="Times New Roman" w:eastAsia="Times New Roman" w:cs="Times New Roman"/>
+                <w:sz w:val="17"/>
+                <w:szCs w:val="17"/>
+                <w:color w:val="1C1C1C"/>
+              </w:rPr>
+              <w:t>Постройте жизненный цикл обращения от приёма до закрытия и повторного открытия.</w:t>
+            </w:r>
+          </w:p>
+        </w:tc>
+      </w:tr>
+      <w:tr>
+        <w:trPr>
+          <w:cantSplit/>
+        </w:trPr>
+        <w:tc>
+          <w:tcPr>
+            <w:tcW w:w="2200" w:type="dxa"/>
             <w:vAlign w:val="center"/>
             <w:shd w:val="clear" w:fill="F7F7F9"/>
+          </w:tcPr>
+          <w:p>
+            <w:pPr>
+              <w:jc w:val="center"/>
+              <w:spacing w:before="0" w:after="0" w:line="240" w:lineRule="auto"/>
+              <w:keepLines/>
+            </w:pPr>
+            <w:r>
+              <w:rPr>
+                <w:rFonts w:ascii="Times New Roman" w:hAnsi="Times New Roman" w:eastAsia="Times New Roman" w:cs="Times New Roman"/>
+                <w:b/>
+                <w:bCs/>
+                <w:sz w:val="17"/>
+                <w:szCs w:val="17"/>
+                <w:color w:val="1C1C1C"/>
+              </w:rPr>
+              <w:t>Исходные данные</w:t>
+            </w:r>
+          </w:p>
+        </w:tc>
+        <w:tc>
+          <w:tcPr>
+            <w:tcW w:w="6800" w:type="dxa"/>
+            <w:vAlign w:val="center"/>
+            <w:shd w:val="clear" w:fill="F7F7F9"/>
+          </w:tcPr>
+          <w:p>
+            <w:pPr>
+              <w:jc w:val="left"/>
+              <w:spacing w:before="0" w:after="0" w:line="240" w:lineRule="auto"/>
+              <w:keepLines/>
+            </w:pPr>
+            <w:r>
+              <w:rPr>
+                <w:rFonts w:ascii="Times New Roman" w:hAnsi="Times New Roman" w:eastAsia="Times New Roman" w:cs="Times New Roman"/>
+                <w:sz w:val="17"/>
+                <w:szCs w:val="17"/>
+                <w:color w:val="1C1C1C"/>
+              </w:rPr>
+              <w:t>Каналы поддержки, наблюдения P01 и P03, матрица ролей из предыдущего шага.</w:t>
+            </w:r>
+          </w:p>
+        </w:tc>
+      </w:tr>
+      <w:tr>
+        <w:trPr>
+          <w:cantSplit/>
+        </w:trPr>
+        <w:tc>
+          <w:tcPr>
+            <w:tcW w:w="2200" w:type="dxa"/>
+            <w:vAlign w:val="center"/>
+          </w:tcPr>
+          <w:p>
+            <w:pPr>
+              <w:jc w:val="left"/>
+              <w:spacing w:before="0" w:after="0" w:line="240" w:lineRule="auto"/>
+              <w:keepLines/>
+            </w:pPr>
+            <w:r>
+              <w:rPr>
+                <w:rFonts w:ascii="Times New Roman" w:hAnsi="Times New Roman" w:eastAsia="Times New Roman" w:cs="Times New Roman"/>
+                <w:b/>
+                <w:bCs/>
+                <w:sz w:val="17"/>
+                <w:szCs w:val="17"/>
+                <w:color w:val="1C1C1C"/>
+              </w:rPr>
+              <w:t>Что должно получиться</w:t>
+            </w:r>
+          </w:p>
+        </w:tc>
+        <w:tc>
+          <w:tcPr>
+            <w:tcW w:w="6800" w:type="dxa"/>
+            <w:vAlign w:val="center"/>
+          </w:tcPr>
+          <w:p>
+            <w:pPr>
+              <w:jc w:val="left"/>
+              <w:spacing w:before="0" w:after="0" w:line="240" w:lineRule="auto"/>
+              <w:keepLines/>
+            </w:pPr>
+            <w:r>
+              <w:rPr>
+                <w:rFonts w:ascii="Times New Roman" w:hAnsi="Times New Roman" w:eastAsia="Times New Roman" w:cs="Times New Roman"/>
+                <w:sz w:val="17"/>
+                <w:szCs w:val="17"/>
+                <w:color w:val="1C1C1C"/>
+              </w:rPr>
+              <w:t>Редактируемая схема состояний и допустимых переходов с ответственными.</w:t>
+            </w:r>
+          </w:p>
+        </w:tc>
+      </w:tr>
+      <w:tr>
+        <w:trPr>
+          <w:cantSplit/>
+        </w:trPr>
+        <w:tc>
+          <w:tcPr>
+            <w:tcW w:w="2200" w:type="dxa"/>
+            <w:vAlign w:val="center"/>
+            <w:shd w:val="clear" w:fill="F7F7F9"/>
+          </w:tcPr>
+          <w:p>
+            <w:pPr>
+              <w:jc w:val="center"/>
+              <w:spacing w:before="0" w:after="0" w:line="240" w:lineRule="auto"/>
+              <w:keepLines/>
+            </w:pPr>
+            <w:r>
+              <w:rPr>
+                <w:rFonts w:ascii="Times New Roman" w:hAnsi="Times New Roman" w:eastAsia="Times New Roman" w:cs="Times New Roman"/>
+                <w:b/>
+                <w:bCs/>
+                <w:sz w:val="17"/>
+                <w:szCs w:val="17"/>
+                <w:color w:val="1C1C1C"/>
+              </w:rPr>
+              <w:t>Как проверить</w:t>
+            </w:r>
+          </w:p>
+        </w:tc>
+        <w:tc>
+          <w:tcPr>
+            <w:tcW w:w="6800" w:type="dxa"/>
+            <w:vAlign w:val="center"/>
+            <w:shd w:val="clear" w:fill="F7F7F9"/>
+          </w:tcPr>
+          <w:p>
+            <w:pPr>
+              <w:jc w:val="left"/>
+              <w:spacing w:before="0" w:after="0" w:line="240" w:lineRule="auto"/>
+              <w:keepLines/>
+            </w:pPr>
+            <w:r>
+              <w:rPr>
+                <w:rFonts w:ascii="Times New Roman" w:hAnsi="Times New Roman" w:eastAsia="Times New Roman" w:cs="Times New Roman"/>
+                <w:sz w:val="17"/>
+                <w:szCs w:val="17"/>
+                <w:color w:val="1C1C1C"/>
+              </w:rPr>
+              <w:t>Телефон и почта всегда приводят к регистрации; закрытие возможно только после проверки результата.</w:t>
+            </w:r>
+          </w:p>
+        </w:tc>
+      </w:tr>
+      <w:tr>
+        <w:trPr>
+          <w:cantSplit/>
+        </w:trPr>
+        <w:tc>
+          <w:tcPr>
+            <w:tcW w:w="2200" w:type="dxa"/>
+            <w:vAlign w:val="center"/>
+          </w:tcPr>
+          <w:p>
+            <w:pPr>
+              <w:jc w:val="left"/>
+              <w:spacing w:before="0" w:after="0" w:line="240" w:lineRule="auto"/>
+              <w:keepLines/>
+            </w:pPr>
+            <w:r>
+              <w:rPr>
+                <w:rFonts w:ascii="Times New Roman" w:hAnsi="Times New Roman" w:eastAsia="Times New Roman" w:cs="Times New Roman"/>
+                <w:b/>
+                <w:bCs/>
+                <w:sz w:val="17"/>
+                <w:szCs w:val="17"/>
+                <w:color w:val="1C1C1C"/>
+              </w:rPr>
+              <w:t>Выполнение студента</w:t>
+            </w:r>
+          </w:p>
+        </w:tc>
+        <w:tc>
+          <w:tcPr>
+            <w:tcW w:w="6800" w:type="dxa"/>
+            <w:vAlign w:val="center"/>
           </w:tcPr>
           <w:p>
             <w:pPr>
@@ -3385,13 +4386,43 @@
                 <w:szCs w:val="17"/>
                 <w:color w:val="77777F"/>
               </w:rPr>
-              <w:t>[Действие и полученный промежуточный результат]</w:t>
-            </w:r>
-          </w:p>
-        </w:tc>
-        <w:tc>
-          <w:tcPr>
-            <w:tcW w:w="2100" w:type="dxa"/>
+              <w:t>[Опишите действие и полученный промежуточный результат]</w:t>
+            </w:r>
+          </w:p>
+        </w:tc>
+      </w:tr>
+      <w:tr>
+        <w:trPr>
+          <w:cantSplit/>
+        </w:trPr>
+        <w:tc>
+          <w:tcPr>
+            <w:tcW w:w="2200" w:type="dxa"/>
+            <w:vAlign w:val="center"/>
+            <w:shd w:val="clear" w:fill="F7F7F9"/>
+          </w:tcPr>
+          <w:p>
+            <w:pPr>
+              <w:jc w:val="center"/>
+              <w:spacing w:before="0" w:after="0" w:line="240" w:lineRule="auto"/>
+              <w:keepLines/>
+            </w:pPr>
+            <w:r>
+              <w:rPr>
+                <w:rFonts w:ascii="Times New Roman" w:hAnsi="Times New Roman" w:eastAsia="Times New Roman" w:cs="Times New Roman"/>
+                <w:b/>
+                <w:bCs/>
+                <w:sz w:val="17"/>
+                <w:szCs w:val="17"/>
+                <w:color w:val="1C1C1C"/>
+              </w:rPr>
+              <w:t>Доказательство</w:t>
+            </w:r>
+          </w:p>
+        </w:tc>
+        <w:tc>
+          <w:tcPr>
+            <w:tcW w:w="6800" w:type="dxa"/>
             <w:vAlign w:val="center"/>
             <w:shd w:val="clear" w:fill="F7F7F9"/>
           </w:tcPr>
@@ -3408,7 +4439,1620 @@
                 <w:szCs w:val="17"/>
                 <w:color w:val="77777F"/>
               </w:rPr>
-              <w:t>[Таблица, ID, рисунок]</w:t>
+              <w:t>[Укажите таблицу, ID, рисунок или другой проверяемый фрагмент]</w:t>
+            </w:r>
+          </w:p>
+        </w:tc>
+      </w:tr>
+    </w:tbl>
+    <w:p>
+      <w:pPr>
+        <w:pStyle w:val="2"/>
+        <w:spacing w:before="120" w:after="90" w:line="276" w:lineRule="auto"/>
+        <w:keepNext/>
+        <w:keepLines/>
+        <w:pageBreakBefore/>
+      </w:pPr>
+      <w:r>
+        <w:rPr>
+          <w:rFonts w:ascii="Times New Roman" w:hAnsi="Times New Roman" w:eastAsia="Times New Roman" w:cs="Times New Roman"/>
+          <w:b/>
+          <w:bCs/>
+          <w:sz w:val="24"/>
+          <w:szCs w:val="24"/>
+          <w:color w:val="1C1C1C"/>
+        </w:rPr>
+        <w:t>Шаг 4</w:t>
+      </w:r>
+    </w:p>
+    <w:tbl>
+      <w:tblPr>
+        <w:tblW w:w="9000" w:type="dxa"/>
+        <w:tblInd w:w="120" w:type="dxa"/>
+        <w:tblLayout w:type="fixed"/>
+        <w:tblCellMar>
+          <w:top w:w="90" w:type="dxa"/>
+          <w:start w:w="120" w:type="dxa"/>
+          <w:bottom w:w="90" w:type="dxa"/>
+          <w:end w:w="120" w:type="dxa"/>
+        </w:tblCellMar>
+        <w:tblBorders>
+          <w:top w:val="single" w:sz="6" w:space="0" w:color="C7C8CD"/>
+          <w:start w:val="single" w:sz="6" w:space="0" w:color="C7C8CD"/>
+          <w:bottom w:val="single" w:sz="6" w:space="0" w:color="C7C8CD"/>
+          <w:end w:val="single" w:sz="6" w:space="0" w:color="C7C8CD"/>
+          <w:insideH w:val="single" w:sz="6" w:space="0" w:color="C7C8CD"/>
+          <w:insideV w:val="single" w:sz="6" w:space="0" w:color="C7C8CD"/>
+        </w:tblBorders>
+      </w:tblPr>
+      <w:tblGrid>
+        <w:gridCol w:w="2200"/>
+        <w:gridCol w:w="6800"/>
+      </w:tblGrid>
+      <w:tr>
+        <w:trPr>
+          <w:cantSplit/>
+          <w:tblHeader/>
+        </w:trPr>
+        <w:tc>
+          <w:tcPr>
+            <w:tcW w:w="2200" w:type="dxa"/>
+            <w:vAlign w:val="center"/>
+            <w:shd w:val="clear" w:fill="1C1C1C"/>
+          </w:tcPr>
+          <w:p>
+            <w:pPr>
+              <w:jc w:val="center"/>
+              <w:spacing w:before="0" w:after="0" w:line="240" w:lineRule="auto"/>
+              <w:keepLines/>
+            </w:pPr>
+            <w:r>
+              <w:rPr>
+                <w:rFonts w:ascii="Times New Roman" w:hAnsi="Times New Roman" w:eastAsia="Times New Roman" w:cs="Times New Roman"/>
+                <w:b/>
+                <w:bCs/>
+                <w:sz w:val="17"/>
+                <w:szCs w:val="17"/>
+                <w:color w:val="FFFFFF"/>
+              </w:rPr>
+              <w:t>Элемент шага</w:t>
+            </w:r>
+          </w:p>
+        </w:tc>
+        <w:tc>
+          <w:tcPr>
+            <w:tcW w:w="6800" w:type="dxa"/>
+            <w:vAlign w:val="center"/>
+            <w:shd w:val="clear" w:fill="1C1C1C"/>
+          </w:tcPr>
+          <w:p>
+            <w:pPr>
+              <w:jc w:val="center"/>
+              <w:spacing w:before="0" w:after="0" w:line="240" w:lineRule="auto"/>
+              <w:keepLines/>
+            </w:pPr>
+            <w:r>
+              <w:rPr>
+                <w:rFonts w:ascii="Times New Roman" w:hAnsi="Times New Roman" w:eastAsia="Times New Roman" w:cs="Times New Roman"/>
+                <w:b/>
+                <w:bCs/>
+                <w:sz w:val="17"/>
+                <w:szCs w:val="17"/>
+                <w:color w:val="FFFFFF"/>
+              </w:rPr>
+              <w:t>Содержание</w:t>
+            </w:r>
+          </w:p>
+        </w:tc>
+      </w:tr>
+      <w:tr>
+        <w:trPr>
+          <w:cantSplit/>
+        </w:trPr>
+        <w:tc>
+          <w:tcPr>
+            <w:tcW w:w="2200" w:type="dxa"/>
+            <w:vAlign w:val="center"/>
+          </w:tcPr>
+          <w:p>
+            <w:pPr>
+              <w:jc w:val="center"/>
+              <w:spacing w:before="0" w:after="0" w:line="240" w:lineRule="auto"/>
+              <w:keepLines/>
+            </w:pPr>
+            <w:r>
+              <w:rPr>
+                <w:rFonts w:ascii="Times New Roman" w:hAnsi="Times New Roman" w:eastAsia="Times New Roman" w:cs="Times New Roman"/>
+                <w:b/>
+                <w:bCs/>
+                <w:sz w:val="17"/>
+                <w:szCs w:val="17"/>
+                <w:color w:val="1C1C1C"/>
+              </w:rPr>
+              <w:t>Что выполнить</w:t>
+            </w:r>
+          </w:p>
+        </w:tc>
+        <w:tc>
+          <w:tcPr>
+            <w:tcW w:w="6800" w:type="dxa"/>
+            <w:vAlign w:val="center"/>
+          </w:tcPr>
+          <w:p>
+            <w:pPr>
+              <w:jc w:val="left"/>
+              <w:spacing w:before="0" w:after="0" w:line="240" w:lineRule="auto"/>
+              <w:keepLines/>
+            </w:pPr>
+            <w:r>
+              <w:rPr>
+                <w:rFonts w:ascii="Times New Roman" w:hAnsi="Times New Roman" w:eastAsia="Times New Roman" w:cs="Times New Roman"/>
+                <w:sz w:val="17"/>
+                <w:szCs w:val="17"/>
+                <w:color w:val="1C1C1C"/>
+              </w:rPr>
+              <w:t>Определите обязательные поля карточки и правила регистрации по каждому каналу.</w:t>
+            </w:r>
+          </w:p>
+        </w:tc>
+      </w:tr>
+      <w:tr>
+        <w:trPr>
+          <w:cantSplit/>
+        </w:trPr>
+        <w:tc>
+          <w:tcPr>
+            <w:tcW w:w="2200" w:type="dxa"/>
+            <w:vAlign w:val="center"/>
+            <w:shd w:val="clear" w:fill="F7F7F9"/>
+          </w:tcPr>
+          <w:p>
+            <w:pPr>
+              <w:jc w:val="center"/>
+              <w:spacing w:before="0" w:after="0" w:line="240" w:lineRule="auto"/>
+              <w:keepLines/>
+            </w:pPr>
+            <w:r>
+              <w:rPr>
+                <w:rFonts w:ascii="Times New Roman" w:hAnsi="Times New Roman" w:eastAsia="Times New Roman" w:cs="Times New Roman"/>
+                <w:b/>
+                <w:bCs/>
+                <w:sz w:val="17"/>
+                <w:szCs w:val="17"/>
+                <w:color w:val="1C1C1C"/>
+              </w:rPr>
+              <w:t>Исходные данные</w:t>
+            </w:r>
+          </w:p>
+        </w:tc>
+        <w:tc>
+          <w:tcPr>
+            <w:tcW w:w="6800" w:type="dxa"/>
+            <w:vAlign w:val="center"/>
+            <w:shd w:val="clear" w:fill="F7F7F9"/>
+          </w:tcPr>
+          <w:p>
+            <w:pPr>
+              <w:jc w:val="left"/>
+              <w:spacing w:before="0" w:after="0" w:line="240" w:lineRule="auto"/>
+              <w:keepLines/>
+            </w:pPr>
+            <w:r>
+              <w:rPr>
+                <w:rFonts w:ascii="Times New Roman" w:hAnsi="Times New Roman" w:eastAsia="Times New Roman" w:cs="Times New Roman"/>
+                <w:sz w:val="17"/>
+                <w:szCs w:val="17"/>
+                <w:color w:val="1C1C1C"/>
+              </w:rPr>
+              <w:t>Наблюдения P01–P04 и схема жизненного цикла.</w:t>
+            </w:r>
+          </w:p>
+        </w:tc>
+      </w:tr>
+      <w:tr>
+        <w:trPr>
+          <w:cantSplit/>
+        </w:trPr>
+        <w:tc>
+          <w:tcPr>
+            <w:tcW w:w="2200" w:type="dxa"/>
+            <w:vAlign w:val="center"/>
+          </w:tcPr>
+          <w:p>
+            <w:pPr>
+              <w:jc w:val="left"/>
+              <w:spacing w:before="0" w:after="0" w:line="240" w:lineRule="auto"/>
+              <w:keepLines/>
+            </w:pPr>
+            <w:r>
+              <w:rPr>
+                <w:rFonts w:ascii="Times New Roman" w:hAnsi="Times New Roman" w:eastAsia="Times New Roman" w:cs="Times New Roman"/>
+                <w:b/>
+                <w:bCs/>
+                <w:sz w:val="17"/>
+                <w:szCs w:val="17"/>
+                <w:color w:val="1C1C1C"/>
+              </w:rPr>
+              <w:t>Что должно получиться</w:t>
+            </w:r>
+          </w:p>
+        </w:tc>
+        <w:tc>
+          <w:tcPr>
+            <w:tcW w:w="6800" w:type="dxa"/>
+            <w:vAlign w:val="center"/>
+          </w:tcPr>
+          <w:p>
+            <w:pPr>
+              <w:jc w:val="left"/>
+              <w:spacing w:before="0" w:after="0" w:line="240" w:lineRule="auto"/>
+              <w:keepLines/>
+            </w:pPr>
+            <w:r>
+              <w:rPr>
+                <w:rFonts w:ascii="Times New Roman" w:hAnsi="Times New Roman" w:eastAsia="Times New Roman" w:cs="Times New Roman"/>
+                <w:sz w:val="17"/>
+                <w:szCs w:val="17"/>
+                <w:color w:val="1C1C1C"/>
+              </w:rPr>
+              <w:t>Таблица полей с назначением, источником, обязательностью и моментом заполнения.</w:t>
+            </w:r>
+          </w:p>
+        </w:tc>
+      </w:tr>
+      <w:tr>
+        <w:trPr>
+          <w:cantSplit/>
+        </w:trPr>
+        <w:tc>
+          <w:tcPr>
+            <w:tcW w:w="2200" w:type="dxa"/>
+            <w:vAlign w:val="center"/>
+            <w:shd w:val="clear" w:fill="F7F7F9"/>
+          </w:tcPr>
+          <w:p>
+            <w:pPr>
+              <w:jc w:val="center"/>
+              <w:spacing w:before="0" w:after="0" w:line="240" w:lineRule="auto"/>
+              <w:keepLines/>
+            </w:pPr>
+            <w:r>
+              <w:rPr>
+                <w:rFonts w:ascii="Times New Roman" w:hAnsi="Times New Roman" w:eastAsia="Times New Roman" w:cs="Times New Roman"/>
+                <w:b/>
+                <w:bCs/>
+                <w:sz w:val="17"/>
+                <w:szCs w:val="17"/>
+                <w:color w:val="1C1C1C"/>
+              </w:rPr>
+              <w:t>Как проверить</w:t>
+            </w:r>
+          </w:p>
+        </w:tc>
+        <w:tc>
+          <w:tcPr>
+            <w:tcW w:w="6800" w:type="dxa"/>
+            <w:vAlign w:val="center"/>
+            <w:shd w:val="clear" w:fill="F7F7F9"/>
+          </w:tcPr>
+          <w:p>
+            <w:pPr>
+              <w:jc w:val="left"/>
+              <w:spacing w:before="0" w:after="0" w:line="240" w:lineRule="auto"/>
+              <w:keepLines/>
+            </w:pPr>
+            <w:r>
+              <w:rPr>
+                <w:rFonts w:ascii="Times New Roman" w:hAnsi="Times New Roman" w:eastAsia="Times New Roman" w:cs="Times New Roman"/>
+                <w:sz w:val="17"/>
+                <w:szCs w:val="17"/>
+                <w:color w:val="1C1C1C"/>
+              </w:rPr>
+              <w:t>По заполненной карточке можно восстановить автора, время, симптом, окружение, действия и итог.</w:t>
+            </w:r>
+          </w:p>
+        </w:tc>
+      </w:tr>
+      <w:tr>
+        <w:trPr>
+          <w:cantSplit/>
+        </w:trPr>
+        <w:tc>
+          <w:tcPr>
+            <w:tcW w:w="2200" w:type="dxa"/>
+            <w:vAlign w:val="center"/>
+          </w:tcPr>
+          <w:p>
+            <w:pPr>
+              <w:jc w:val="left"/>
+              <w:spacing w:before="0" w:after="0" w:line="240" w:lineRule="auto"/>
+              <w:keepLines/>
+            </w:pPr>
+            <w:r>
+              <w:rPr>
+                <w:rFonts w:ascii="Times New Roman" w:hAnsi="Times New Roman" w:eastAsia="Times New Roman" w:cs="Times New Roman"/>
+                <w:b/>
+                <w:bCs/>
+                <w:sz w:val="17"/>
+                <w:szCs w:val="17"/>
+                <w:color w:val="1C1C1C"/>
+              </w:rPr>
+              <w:t>Выполнение студента</w:t>
+            </w:r>
+          </w:p>
+        </w:tc>
+        <w:tc>
+          <w:tcPr>
+            <w:tcW w:w="6800" w:type="dxa"/>
+            <w:vAlign w:val="center"/>
+          </w:tcPr>
+          <w:p>
+            <w:pPr>
+              <w:jc w:val="left"/>
+              <w:spacing w:before="0" w:after="0" w:line="240" w:lineRule="auto"/>
+              <w:keepLines/>
+            </w:pPr>
+            <w:r>
+              <w:rPr>
+                <w:rFonts w:ascii="Times New Roman" w:hAnsi="Times New Roman" w:eastAsia="Times New Roman" w:cs="Times New Roman"/>
+                <w:sz w:val="17"/>
+                <w:szCs w:val="17"/>
+                <w:color w:val="77777F"/>
+              </w:rPr>
+              <w:t>[Опишите действие и полученный промежуточный результат]</w:t>
+            </w:r>
+          </w:p>
+        </w:tc>
+      </w:tr>
+      <w:tr>
+        <w:trPr>
+          <w:cantSplit/>
+        </w:trPr>
+        <w:tc>
+          <w:tcPr>
+            <w:tcW w:w="2200" w:type="dxa"/>
+            <w:vAlign w:val="center"/>
+            <w:shd w:val="clear" w:fill="F7F7F9"/>
+          </w:tcPr>
+          <w:p>
+            <w:pPr>
+              <w:jc w:val="center"/>
+              <w:spacing w:before="0" w:after="0" w:line="240" w:lineRule="auto"/>
+              <w:keepLines/>
+            </w:pPr>
+            <w:r>
+              <w:rPr>
+                <w:rFonts w:ascii="Times New Roman" w:hAnsi="Times New Roman" w:eastAsia="Times New Roman" w:cs="Times New Roman"/>
+                <w:b/>
+                <w:bCs/>
+                <w:sz w:val="17"/>
+                <w:szCs w:val="17"/>
+                <w:color w:val="1C1C1C"/>
+              </w:rPr>
+              <w:t>Доказательство</w:t>
+            </w:r>
+          </w:p>
+        </w:tc>
+        <w:tc>
+          <w:tcPr>
+            <w:tcW w:w="6800" w:type="dxa"/>
+            <w:vAlign w:val="center"/>
+            <w:shd w:val="clear" w:fill="F7F7F9"/>
+          </w:tcPr>
+          <w:p>
+            <w:pPr>
+              <w:jc w:val="left"/>
+              <w:spacing w:before="0" w:after="0" w:line="240" w:lineRule="auto"/>
+              <w:keepLines/>
+            </w:pPr>
+            <w:r>
+              <w:rPr>
+                <w:rFonts w:ascii="Times New Roman" w:hAnsi="Times New Roman" w:eastAsia="Times New Roman" w:cs="Times New Roman"/>
+                <w:sz w:val="17"/>
+                <w:szCs w:val="17"/>
+                <w:color w:val="77777F"/>
+              </w:rPr>
+              <w:t>[Укажите таблицу, ID, рисунок или другой проверяемый фрагмент]</w:t>
+            </w:r>
+          </w:p>
+        </w:tc>
+      </w:tr>
+    </w:tbl>
+    <w:p>
+      <w:pPr>
+        <w:pStyle w:val="2"/>
+        <w:spacing w:before="120" w:after="90" w:line="276" w:lineRule="auto"/>
+        <w:keepNext/>
+        <w:keepLines/>
+      </w:pPr>
+      <w:r>
+        <w:rPr>
+          <w:rFonts w:ascii="Times New Roman" w:hAnsi="Times New Roman" w:eastAsia="Times New Roman" w:cs="Times New Roman"/>
+          <w:b/>
+          <w:bCs/>
+          <w:sz w:val="24"/>
+          <w:szCs w:val="24"/>
+          <w:color w:val="1C1C1C"/>
+        </w:rPr>
+        <w:t>Шаг 5</w:t>
+      </w:r>
+    </w:p>
+    <w:tbl>
+      <w:tblPr>
+        <w:tblW w:w="9000" w:type="dxa"/>
+        <w:tblInd w:w="120" w:type="dxa"/>
+        <w:tblLayout w:type="fixed"/>
+        <w:tblCellMar>
+          <w:top w:w="90" w:type="dxa"/>
+          <w:start w:w="120" w:type="dxa"/>
+          <w:bottom w:w="90" w:type="dxa"/>
+          <w:end w:w="120" w:type="dxa"/>
+        </w:tblCellMar>
+        <w:tblBorders>
+          <w:top w:val="single" w:sz="6" w:space="0" w:color="C7C8CD"/>
+          <w:start w:val="single" w:sz="6" w:space="0" w:color="C7C8CD"/>
+          <w:bottom w:val="single" w:sz="6" w:space="0" w:color="C7C8CD"/>
+          <w:end w:val="single" w:sz="6" w:space="0" w:color="C7C8CD"/>
+          <w:insideH w:val="single" w:sz="6" w:space="0" w:color="C7C8CD"/>
+          <w:insideV w:val="single" w:sz="6" w:space="0" w:color="C7C8CD"/>
+        </w:tblBorders>
+      </w:tblPr>
+      <w:tblGrid>
+        <w:gridCol w:w="2200"/>
+        <w:gridCol w:w="6800"/>
+      </w:tblGrid>
+      <w:tr>
+        <w:trPr>
+          <w:cantSplit/>
+          <w:tblHeader/>
+        </w:trPr>
+        <w:tc>
+          <w:tcPr>
+            <w:tcW w:w="2200" w:type="dxa"/>
+            <w:vAlign w:val="center"/>
+            <w:shd w:val="clear" w:fill="1C1C1C"/>
+          </w:tcPr>
+          <w:p>
+            <w:pPr>
+              <w:jc w:val="center"/>
+              <w:spacing w:before="0" w:after="0" w:line="240" w:lineRule="auto"/>
+              <w:keepLines/>
+            </w:pPr>
+            <w:r>
+              <w:rPr>
+                <w:rFonts w:ascii="Times New Roman" w:hAnsi="Times New Roman" w:eastAsia="Times New Roman" w:cs="Times New Roman"/>
+                <w:b/>
+                <w:bCs/>
+                <w:sz w:val="17"/>
+                <w:szCs w:val="17"/>
+                <w:color w:val="FFFFFF"/>
+              </w:rPr>
+              <w:t>Элемент шага</w:t>
+            </w:r>
+          </w:p>
+        </w:tc>
+        <w:tc>
+          <w:tcPr>
+            <w:tcW w:w="6800" w:type="dxa"/>
+            <w:vAlign w:val="center"/>
+            <w:shd w:val="clear" w:fill="1C1C1C"/>
+          </w:tcPr>
+          <w:p>
+            <w:pPr>
+              <w:jc w:val="center"/>
+              <w:spacing w:before="0" w:after="0" w:line="240" w:lineRule="auto"/>
+              <w:keepLines/>
+            </w:pPr>
+            <w:r>
+              <w:rPr>
+                <w:rFonts w:ascii="Times New Roman" w:hAnsi="Times New Roman" w:eastAsia="Times New Roman" w:cs="Times New Roman"/>
+                <w:b/>
+                <w:bCs/>
+                <w:sz w:val="17"/>
+                <w:szCs w:val="17"/>
+                <w:color w:val="FFFFFF"/>
+              </w:rPr>
+              <w:t>Содержание</w:t>
+            </w:r>
+          </w:p>
+        </w:tc>
+      </w:tr>
+      <w:tr>
+        <w:trPr>
+          <w:cantSplit/>
+        </w:trPr>
+        <w:tc>
+          <w:tcPr>
+            <w:tcW w:w="2200" w:type="dxa"/>
+            <w:vAlign w:val="center"/>
+          </w:tcPr>
+          <w:p>
+            <w:pPr>
+              <w:jc w:val="center"/>
+              <w:spacing w:before="0" w:after="0" w:line="240" w:lineRule="auto"/>
+              <w:keepLines/>
+            </w:pPr>
+            <w:r>
+              <w:rPr>
+                <w:rFonts w:ascii="Times New Roman" w:hAnsi="Times New Roman" w:eastAsia="Times New Roman" w:cs="Times New Roman"/>
+                <w:b/>
+                <w:bCs/>
+                <w:sz w:val="17"/>
+                <w:szCs w:val="17"/>
+                <w:color w:val="1C1C1C"/>
+              </w:rPr>
+              <w:t>Что выполнить</w:t>
+            </w:r>
+          </w:p>
+        </w:tc>
+        <w:tc>
+          <w:tcPr>
+            <w:tcW w:w="6800" w:type="dxa"/>
+            <w:vAlign w:val="center"/>
+          </w:tcPr>
+          <w:p>
+            <w:pPr>
+              <w:jc w:val="left"/>
+              <w:spacing w:before="0" w:after="0" w:line="240" w:lineRule="auto"/>
+              <w:keepLines/>
+            </w:pPr>
+            <w:r>
+              <w:rPr>
+                <w:rFonts w:ascii="Times New Roman" w:hAnsi="Times New Roman" w:eastAsia="Times New Roman" w:cs="Times New Roman"/>
+                <w:sz w:val="17"/>
+                <w:szCs w:val="17"/>
+                <w:color w:val="1C1C1C"/>
+              </w:rPr>
+              <w:t>Опишите основания и состав передачи обращения, а также порядок оповещения при критичном отказе.</w:t>
+            </w:r>
+          </w:p>
+        </w:tc>
+      </w:tr>
+      <w:tr>
+        <w:trPr>
+          <w:cantSplit/>
+        </w:trPr>
+        <w:tc>
+          <w:tcPr>
+            <w:tcW w:w="2200" w:type="dxa"/>
+            <w:vAlign w:val="center"/>
+            <w:shd w:val="clear" w:fill="F7F7F9"/>
+          </w:tcPr>
+          <w:p>
+            <w:pPr>
+              <w:jc w:val="center"/>
+              <w:spacing w:before="0" w:after="0" w:line="240" w:lineRule="auto"/>
+              <w:keepLines/>
+            </w:pPr>
+            <w:r>
+              <w:rPr>
+                <w:rFonts w:ascii="Times New Roman" w:hAnsi="Times New Roman" w:eastAsia="Times New Roman" w:cs="Times New Roman"/>
+                <w:b/>
+                <w:bCs/>
+                <w:sz w:val="17"/>
+                <w:szCs w:val="17"/>
+                <w:color w:val="1C1C1C"/>
+              </w:rPr>
+              <w:t>Исходные данные</w:t>
+            </w:r>
+          </w:p>
+        </w:tc>
+        <w:tc>
+          <w:tcPr>
+            <w:tcW w:w="6800" w:type="dxa"/>
+            <w:vAlign w:val="center"/>
+            <w:shd w:val="clear" w:fill="F7F7F9"/>
+          </w:tcPr>
+          <w:p>
+            <w:pPr>
+              <w:jc w:val="left"/>
+              <w:spacing w:before="0" w:after="0" w:line="240" w:lineRule="auto"/>
+              <w:keepLines/>
+            </w:pPr>
+            <w:r>
+              <w:rPr>
+                <w:rFonts w:ascii="Times New Roman" w:hAnsi="Times New Roman" w:eastAsia="Times New Roman" w:cs="Times New Roman"/>
+                <w:sz w:val="17"/>
+                <w:szCs w:val="17"/>
+                <w:color w:val="1C1C1C"/>
+              </w:rPr>
+              <w:t>Ограничения L1–L3, наблюдения P02 и P04, характеристика C4 выбранного профиля.</w:t>
+            </w:r>
+          </w:p>
+        </w:tc>
+      </w:tr>
+      <w:tr>
+        <w:trPr>
+          <w:cantSplit/>
+        </w:trPr>
+        <w:tc>
+          <w:tcPr>
+            <w:tcW w:w="2200" w:type="dxa"/>
+            <w:vAlign w:val="center"/>
+          </w:tcPr>
+          <w:p>
+            <w:pPr>
+              <w:jc w:val="left"/>
+              <w:spacing w:before="0" w:after="0" w:line="240" w:lineRule="auto"/>
+              <w:keepLines/>
+            </w:pPr>
+            <w:r>
+              <w:rPr>
+                <w:rFonts w:ascii="Times New Roman" w:hAnsi="Times New Roman" w:eastAsia="Times New Roman" w:cs="Times New Roman"/>
+                <w:b/>
+                <w:bCs/>
+                <w:sz w:val="17"/>
+                <w:szCs w:val="17"/>
+                <w:color w:val="1C1C1C"/>
+              </w:rPr>
+              <w:t>Что должно получиться</w:t>
+            </w:r>
+          </w:p>
+        </w:tc>
+        <w:tc>
+          <w:tcPr>
+            <w:tcW w:w="6800" w:type="dxa"/>
+            <w:vAlign w:val="center"/>
+          </w:tcPr>
+          <w:p>
+            <w:pPr>
+              <w:jc w:val="left"/>
+              <w:spacing w:before="0" w:after="0" w:line="240" w:lineRule="auto"/>
+              <w:keepLines/>
+            </w:pPr>
+            <w:r>
+              <w:rPr>
+                <w:rFonts w:ascii="Times New Roman" w:hAnsi="Times New Roman" w:eastAsia="Times New Roman" w:cs="Times New Roman"/>
+                <w:sz w:val="17"/>
+                <w:szCs w:val="17"/>
+                <w:color w:val="1C1C1C"/>
+              </w:rPr>
+              <w:t>Матрица эскалации: условие, адресат, передаваемые сведения, канал и контроль принятия.</w:t>
+            </w:r>
+          </w:p>
+        </w:tc>
+      </w:tr>
+      <w:tr>
+        <w:trPr>
+          <w:cantSplit/>
+        </w:trPr>
+        <w:tc>
+          <w:tcPr>
+            <w:tcW w:w="2200" w:type="dxa"/>
+            <w:vAlign w:val="center"/>
+            <w:shd w:val="clear" w:fill="F7F7F9"/>
+          </w:tcPr>
+          <w:p>
+            <w:pPr>
+              <w:jc w:val="center"/>
+              <w:spacing w:before="0" w:after="0" w:line="240" w:lineRule="auto"/>
+              <w:keepLines/>
+            </w:pPr>
+            <w:r>
+              <w:rPr>
+                <w:rFonts w:ascii="Times New Roman" w:hAnsi="Times New Roman" w:eastAsia="Times New Roman" w:cs="Times New Roman"/>
+                <w:b/>
+                <w:bCs/>
+                <w:sz w:val="17"/>
+                <w:szCs w:val="17"/>
+                <w:color w:val="1C1C1C"/>
+              </w:rPr>
+              <w:t>Как проверить</w:t>
+            </w:r>
+          </w:p>
+        </w:tc>
+        <w:tc>
+          <w:tcPr>
+            <w:tcW w:w="6800" w:type="dxa"/>
+            <w:vAlign w:val="center"/>
+            <w:shd w:val="clear" w:fill="F7F7F9"/>
+          </w:tcPr>
+          <w:p>
+            <w:pPr>
+              <w:jc w:val="left"/>
+              <w:spacing w:before="0" w:after="0" w:line="240" w:lineRule="auto"/>
+              <w:keepLines/>
+            </w:pPr>
+            <w:r>
+              <w:rPr>
+                <w:rFonts w:ascii="Times New Roman" w:hAnsi="Times New Roman" w:eastAsia="Times New Roman" w:cs="Times New Roman"/>
+                <w:sz w:val="17"/>
+                <w:szCs w:val="17"/>
+                <w:color w:val="1C1C1C"/>
+              </w:rPr>
+              <w:t>Маршрут P02 не теряет окружение; для P04 указан отдельный подтверждаемый канал оповещения.</w:t>
+            </w:r>
+          </w:p>
+        </w:tc>
+      </w:tr>
+      <w:tr>
+        <w:trPr>
+          <w:cantSplit/>
+        </w:trPr>
+        <w:tc>
+          <w:tcPr>
+            <w:tcW w:w="2200" w:type="dxa"/>
+            <w:vAlign w:val="center"/>
+          </w:tcPr>
+          <w:p>
+            <w:pPr>
+              <w:jc w:val="left"/>
+              <w:spacing w:before="0" w:after="0" w:line="240" w:lineRule="auto"/>
+              <w:keepLines/>
+            </w:pPr>
+            <w:r>
+              <w:rPr>
+                <w:rFonts w:ascii="Times New Roman" w:hAnsi="Times New Roman" w:eastAsia="Times New Roman" w:cs="Times New Roman"/>
+                <w:b/>
+                <w:bCs/>
+                <w:sz w:val="17"/>
+                <w:szCs w:val="17"/>
+                <w:color w:val="1C1C1C"/>
+              </w:rPr>
+              <w:t>Выполнение студента</w:t>
+            </w:r>
+          </w:p>
+        </w:tc>
+        <w:tc>
+          <w:tcPr>
+            <w:tcW w:w="6800" w:type="dxa"/>
+            <w:vAlign w:val="center"/>
+          </w:tcPr>
+          <w:p>
+            <w:pPr>
+              <w:jc w:val="left"/>
+              <w:spacing w:before="0" w:after="0" w:line="240" w:lineRule="auto"/>
+              <w:keepLines/>
+            </w:pPr>
+            <w:r>
+              <w:rPr>
+                <w:rFonts w:ascii="Times New Roman" w:hAnsi="Times New Roman" w:eastAsia="Times New Roman" w:cs="Times New Roman"/>
+                <w:sz w:val="17"/>
+                <w:szCs w:val="17"/>
+                <w:color w:val="77777F"/>
+              </w:rPr>
+              <w:t>[Опишите действие и полученный промежуточный результат]</w:t>
+            </w:r>
+          </w:p>
+        </w:tc>
+      </w:tr>
+      <w:tr>
+        <w:trPr>
+          <w:cantSplit/>
+        </w:trPr>
+        <w:tc>
+          <w:tcPr>
+            <w:tcW w:w="2200" w:type="dxa"/>
+            <w:vAlign w:val="center"/>
+            <w:shd w:val="clear" w:fill="F7F7F9"/>
+          </w:tcPr>
+          <w:p>
+            <w:pPr>
+              <w:jc w:val="center"/>
+              <w:spacing w:before="0" w:after="0" w:line="240" w:lineRule="auto"/>
+              <w:keepLines/>
+            </w:pPr>
+            <w:r>
+              <w:rPr>
+                <w:rFonts w:ascii="Times New Roman" w:hAnsi="Times New Roman" w:eastAsia="Times New Roman" w:cs="Times New Roman"/>
+                <w:b/>
+                <w:bCs/>
+                <w:sz w:val="17"/>
+                <w:szCs w:val="17"/>
+                <w:color w:val="1C1C1C"/>
+              </w:rPr>
+              <w:t>Доказательство</w:t>
+            </w:r>
+          </w:p>
+        </w:tc>
+        <w:tc>
+          <w:tcPr>
+            <w:tcW w:w="6800" w:type="dxa"/>
+            <w:vAlign w:val="center"/>
+            <w:shd w:val="clear" w:fill="F7F7F9"/>
+          </w:tcPr>
+          <w:p>
+            <w:pPr>
+              <w:jc w:val="left"/>
+              <w:spacing w:before="0" w:after="0" w:line="240" w:lineRule="auto"/>
+              <w:keepLines/>
+            </w:pPr>
+            <w:r>
+              <w:rPr>
+                <w:rFonts w:ascii="Times New Roman" w:hAnsi="Times New Roman" w:eastAsia="Times New Roman" w:cs="Times New Roman"/>
+                <w:sz w:val="17"/>
+                <w:szCs w:val="17"/>
+                <w:color w:val="77777F"/>
+              </w:rPr>
+              <w:t>[Укажите таблицу, ID, рисунок или другой проверяемый фрагмент]</w:t>
+            </w:r>
+          </w:p>
+        </w:tc>
+      </w:tr>
+    </w:tbl>
+    <w:p>
+      <w:pPr>
+        <w:pStyle w:val="2"/>
+        <w:spacing w:before="120" w:after="90" w:line="276" w:lineRule="auto"/>
+        <w:keepNext/>
+        <w:keepLines/>
+      </w:pPr>
+      <w:r>
+        <w:rPr>
+          <w:rFonts w:ascii="Times New Roman" w:hAnsi="Times New Roman" w:eastAsia="Times New Roman" w:cs="Times New Roman"/>
+          <w:b/>
+          <w:bCs/>
+          <w:sz w:val="24"/>
+          <w:szCs w:val="24"/>
+          <w:color w:val="1C1C1C"/>
+        </w:rPr>
+        <w:t>Шаг 6</w:t>
+      </w:r>
+    </w:p>
+    <w:tbl>
+      <w:tblPr>
+        <w:tblW w:w="9000" w:type="dxa"/>
+        <w:tblInd w:w="120" w:type="dxa"/>
+        <w:tblLayout w:type="fixed"/>
+        <w:tblCellMar>
+          <w:top w:w="90" w:type="dxa"/>
+          <w:start w:w="120" w:type="dxa"/>
+          <w:bottom w:w="90" w:type="dxa"/>
+          <w:end w:w="120" w:type="dxa"/>
+        </w:tblCellMar>
+        <w:tblBorders>
+          <w:top w:val="single" w:sz="6" w:space="0" w:color="C7C8CD"/>
+          <w:start w:val="single" w:sz="6" w:space="0" w:color="C7C8CD"/>
+          <w:bottom w:val="single" w:sz="6" w:space="0" w:color="C7C8CD"/>
+          <w:end w:val="single" w:sz="6" w:space="0" w:color="C7C8CD"/>
+          <w:insideH w:val="single" w:sz="6" w:space="0" w:color="C7C8CD"/>
+          <w:insideV w:val="single" w:sz="6" w:space="0" w:color="C7C8CD"/>
+        </w:tblBorders>
+      </w:tblPr>
+      <w:tblGrid>
+        <w:gridCol w:w="2200"/>
+        <w:gridCol w:w="6800"/>
+      </w:tblGrid>
+      <w:tr>
+        <w:trPr>
+          <w:cantSplit/>
+          <w:tblHeader/>
+        </w:trPr>
+        <w:tc>
+          <w:tcPr>
+            <w:tcW w:w="2200" w:type="dxa"/>
+            <w:vAlign w:val="center"/>
+            <w:shd w:val="clear" w:fill="1C1C1C"/>
+          </w:tcPr>
+          <w:p>
+            <w:pPr>
+              <w:jc w:val="center"/>
+              <w:spacing w:before="0" w:after="0" w:line="240" w:lineRule="auto"/>
+              <w:keepLines/>
+            </w:pPr>
+            <w:r>
+              <w:rPr>
+                <w:rFonts w:ascii="Times New Roman" w:hAnsi="Times New Roman" w:eastAsia="Times New Roman" w:cs="Times New Roman"/>
+                <w:b/>
+                <w:bCs/>
+                <w:sz w:val="17"/>
+                <w:szCs w:val="17"/>
+                <w:color w:val="FFFFFF"/>
+              </w:rPr>
+              <w:t>Элемент шага</w:t>
+            </w:r>
+          </w:p>
+        </w:tc>
+        <w:tc>
+          <w:tcPr>
+            <w:tcW w:w="6800" w:type="dxa"/>
+            <w:vAlign w:val="center"/>
+            <w:shd w:val="clear" w:fill="1C1C1C"/>
+          </w:tcPr>
+          <w:p>
+            <w:pPr>
+              <w:jc w:val="center"/>
+              <w:spacing w:before="0" w:after="0" w:line="240" w:lineRule="auto"/>
+              <w:keepLines/>
+            </w:pPr>
+            <w:r>
+              <w:rPr>
+                <w:rFonts w:ascii="Times New Roman" w:hAnsi="Times New Roman" w:eastAsia="Times New Roman" w:cs="Times New Roman"/>
+                <w:b/>
+                <w:bCs/>
+                <w:sz w:val="17"/>
+                <w:szCs w:val="17"/>
+                <w:color w:val="FFFFFF"/>
+              </w:rPr>
+              <w:t>Содержание</w:t>
+            </w:r>
+          </w:p>
+        </w:tc>
+      </w:tr>
+      <w:tr>
+        <w:trPr>
+          <w:cantSplit/>
+        </w:trPr>
+        <w:tc>
+          <w:tcPr>
+            <w:tcW w:w="2200" w:type="dxa"/>
+            <w:vAlign w:val="center"/>
+          </w:tcPr>
+          <w:p>
+            <w:pPr>
+              <w:jc w:val="center"/>
+              <w:spacing w:before="0" w:after="0" w:line="240" w:lineRule="auto"/>
+              <w:keepLines/>
+            </w:pPr>
+            <w:r>
+              <w:rPr>
+                <w:rFonts w:ascii="Times New Roman" w:hAnsi="Times New Roman" w:eastAsia="Times New Roman" w:cs="Times New Roman"/>
+                <w:b/>
+                <w:bCs/>
+                <w:sz w:val="17"/>
+                <w:szCs w:val="17"/>
+                <w:color w:val="1C1C1C"/>
+              </w:rPr>
+              <w:t>Что выполнить</w:t>
+            </w:r>
+          </w:p>
+        </w:tc>
+        <w:tc>
+          <w:tcPr>
+            <w:tcW w:w="6800" w:type="dxa"/>
+            <w:vAlign w:val="center"/>
+          </w:tcPr>
+          <w:p>
+            <w:pPr>
+              <w:jc w:val="left"/>
+              <w:spacing w:before="0" w:after="0" w:line="240" w:lineRule="auto"/>
+              <w:keepLines/>
+            </w:pPr>
+            <w:r>
+              <w:rPr>
+                <w:rFonts w:ascii="Times New Roman" w:hAnsi="Times New Roman" w:eastAsia="Times New Roman" w:cs="Times New Roman"/>
+                <w:sz w:val="17"/>
+                <w:szCs w:val="17"/>
+                <w:color w:val="1C1C1C"/>
+              </w:rPr>
+              <w:t>Проверьте регламент на всех наблюдениях P01–P05 и устраните найденные разрывы.</w:t>
+            </w:r>
+          </w:p>
+        </w:tc>
+      </w:tr>
+      <w:tr>
+        <w:trPr>
+          <w:cantSplit/>
+        </w:trPr>
+        <w:tc>
+          <w:tcPr>
+            <w:tcW w:w="2200" w:type="dxa"/>
+            <w:vAlign w:val="center"/>
+            <w:shd w:val="clear" w:fill="F7F7F9"/>
+          </w:tcPr>
+          <w:p>
+            <w:pPr>
+              <w:jc w:val="center"/>
+              <w:spacing w:before="0" w:after="0" w:line="240" w:lineRule="auto"/>
+              <w:keepLines/>
+            </w:pPr>
+            <w:r>
+              <w:rPr>
+                <w:rFonts w:ascii="Times New Roman" w:hAnsi="Times New Roman" w:eastAsia="Times New Roman" w:cs="Times New Roman"/>
+                <w:b/>
+                <w:bCs/>
+                <w:sz w:val="17"/>
+                <w:szCs w:val="17"/>
+                <w:color w:val="1C1C1C"/>
+              </w:rPr>
+              <w:t>Исходные данные</w:t>
+            </w:r>
+          </w:p>
+        </w:tc>
+        <w:tc>
+          <w:tcPr>
+            <w:tcW w:w="6800" w:type="dxa"/>
+            <w:vAlign w:val="center"/>
+            <w:shd w:val="clear" w:fill="F7F7F9"/>
+          </w:tcPr>
+          <w:p>
+            <w:pPr>
+              <w:jc w:val="left"/>
+              <w:spacing w:before="0" w:after="0" w:line="240" w:lineRule="auto"/>
+              <w:keepLines/>
+            </w:pPr>
+            <w:r>
+              <w:rPr>
+                <w:rFonts w:ascii="Times New Roman" w:hAnsi="Times New Roman" w:eastAsia="Times New Roman" w:cs="Times New Roman"/>
+                <w:sz w:val="17"/>
+                <w:szCs w:val="17"/>
+                <w:color w:val="1C1C1C"/>
+              </w:rPr>
+              <w:t>Готовые разделы регламента и таблица P01–P05.</w:t>
+            </w:r>
+          </w:p>
+        </w:tc>
+      </w:tr>
+      <w:tr>
+        <w:trPr>
+          <w:cantSplit/>
+        </w:trPr>
+        <w:tc>
+          <w:tcPr>
+            <w:tcW w:w="2200" w:type="dxa"/>
+            <w:vAlign w:val="center"/>
+          </w:tcPr>
+          <w:p>
+            <w:pPr>
+              <w:jc w:val="left"/>
+              <w:spacing w:before="0" w:after="0" w:line="240" w:lineRule="auto"/>
+              <w:keepLines/>
+            </w:pPr>
+            <w:r>
+              <w:rPr>
+                <w:rFonts w:ascii="Times New Roman" w:hAnsi="Times New Roman" w:eastAsia="Times New Roman" w:cs="Times New Roman"/>
+                <w:b/>
+                <w:bCs/>
+                <w:sz w:val="17"/>
+                <w:szCs w:val="17"/>
+                <w:color w:val="1C1C1C"/>
+              </w:rPr>
+              <w:t>Что должно получиться</w:t>
+            </w:r>
+          </w:p>
+        </w:tc>
+        <w:tc>
+          <w:tcPr>
+            <w:tcW w:w="6800" w:type="dxa"/>
+            <w:vAlign w:val="center"/>
+          </w:tcPr>
+          <w:p>
+            <w:pPr>
+              <w:jc w:val="left"/>
+              <w:spacing w:before="0" w:after="0" w:line="240" w:lineRule="auto"/>
+              <w:keepLines/>
+            </w:pPr>
+            <w:r>
+              <w:rPr>
+                <w:rFonts w:ascii="Times New Roman" w:hAnsi="Times New Roman" w:eastAsia="Times New Roman" w:cs="Times New Roman"/>
+                <w:sz w:val="17"/>
+                <w:szCs w:val="17"/>
+                <w:color w:val="1C1C1C"/>
+              </w:rPr>
+              <w:t>Контрольная таблица «ID — применяемое правило — ожидаемое состояние — корректировка».</w:t>
+            </w:r>
+          </w:p>
+        </w:tc>
+      </w:tr>
+      <w:tr>
+        <w:trPr>
+          <w:cantSplit/>
+        </w:trPr>
+        <w:tc>
+          <w:tcPr>
+            <w:tcW w:w="2200" w:type="dxa"/>
+            <w:vAlign w:val="center"/>
+            <w:shd w:val="clear" w:fill="F7F7F9"/>
+          </w:tcPr>
+          <w:p>
+            <w:pPr>
+              <w:jc w:val="center"/>
+              <w:spacing w:before="0" w:after="0" w:line="240" w:lineRule="auto"/>
+              <w:keepLines/>
+            </w:pPr>
+            <w:r>
+              <w:rPr>
+                <w:rFonts w:ascii="Times New Roman" w:hAnsi="Times New Roman" w:eastAsia="Times New Roman" w:cs="Times New Roman"/>
+                <w:b/>
+                <w:bCs/>
+                <w:sz w:val="17"/>
+                <w:szCs w:val="17"/>
+                <w:color w:val="1C1C1C"/>
+              </w:rPr>
+              <w:t>Как проверить</w:t>
+            </w:r>
+          </w:p>
+        </w:tc>
+        <w:tc>
+          <w:tcPr>
+            <w:tcW w:w="6800" w:type="dxa"/>
+            <w:vAlign w:val="center"/>
+            <w:shd w:val="clear" w:fill="F7F7F9"/>
+          </w:tcPr>
+          <w:p>
+            <w:pPr>
+              <w:jc w:val="left"/>
+              <w:spacing w:before="0" w:after="0" w:line="240" w:lineRule="auto"/>
+              <w:keepLines/>
+            </w:pPr>
+            <w:r>
+              <w:rPr>
+                <w:rFonts w:ascii="Times New Roman" w:hAnsi="Times New Roman" w:eastAsia="Times New Roman" w:cs="Times New Roman"/>
+                <w:sz w:val="17"/>
+                <w:szCs w:val="17"/>
+                <w:color w:val="1C1C1C"/>
+              </w:rPr>
+              <w:t>Каждый ID P01–P05 встречается один раз, а после корректировки в таблице нет необработанного разрыва.</w:t>
+            </w:r>
+          </w:p>
+        </w:tc>
+      </w:tr>
+      <w:tr>
+        <w:trPr>
+          <w:cantSplit/>
+        </w:trPr>
+        <w:tc>
+          <w:tcPr>
+            <w:tcW w:w="2200" w:type="dxa"/>
+            <w:vAlign w:val="center"/>
+          </w:tcPr>
+          <w:p>
+            <w:pPr>
+              <w:jc w:val="left"/>
+              <w:spacing w:before="0" w:after="0" w:line="240" w:lineRule="auto"/>
+              <w:keepLines/>
+            </w:pPr>
+            <w:r>
+              <w:rPr>
+                <w:rFonts w:ascii="Times New Roman" w:hAnsi="Times New Roman" w:eastAsia="Times New Roman" w:cs="Times New Roman"/>
+                <w:b/>
+                <w:bCs/>
+                <w:sz w:val="17"/>
+                <w:szCs w:val="17"/>
+                <w:color w:val="1C1C1C"/>
+              </w:rPr>
+              <w:t>Выполнение студента</w:t>
+            </w:r>
+          </w:p>
+        </w:tc>
+        <w:tc>
+          <w:tcPr>
+            <w:tcW w:w="6800" w:type="dxa"/>
+            <w:vAlign w:val="center"/>
+          </w:tcPr>
+          <w:p>
+            <w:pPr>
+              <w:jc w:val="left"/>
+              <w:spacing w:before="0" w:after="0" w:line="240" w:lineRule="auto"/>
+              <w:keepLines/>
+            </w:pPr>
+            <w:r>
+              <w:rPr>
+                <w:rFonts w:ascii="Times New Roman" w:hAnsi="Times New Roman" w:eastAsia="Times New Roman" w:cs="Times New Roman"/>
+                <w:sz w:val="17"/>
+                <w:szCs w:val="17"/>
+                <w:color w:val="77777F"/>
+              </w:rPr>
+              <w:t>[Опишите действие и полученный промежуточный результат]</w:t>
+            </w:r>
+          </w:p>
+        </w:tc>
+      </w:tr>
+      <w:tr>
+        <w:trPr>
+          <w:cantSplit/>
+        </w:trPr>
+        <w:tc>
+          <w:tcPr>
+            <w:tcW w:w="2200" w:type="dxa"/>
+            <w:vAlign w:val="center"/>
+            <w:shd w:val="clear" w:fill="F7F7F9"/>
+          </w:tcPr>
+          <w:p>
+            <w:pPr>
+              <w:jc w:val="center"/>
+              <w:spacing w:before="0" w:after="0" w:line="240" w:lineRule="auto"/>
+              <w:keepLines/>
+            </w:pPr>
+            <w:r>
+              <w:rPr>
+                <w:rFonts w:ascii="Times New Roman" w:hAnsi="Times New Roman" w:eastAsia="Times New Roman" w:cs="Times New Roman"/>
+                <w:b/>
+                <w:bCs/>
+                <w:sz w:val="17"/>
+                <w:szCs w:val="17"/>
+                <w:color w:val="1C1C1C"/>
+              </w:rPr>
+              <w:t>Доказательство</w:t>
+            </w:r>
+          </w:p>
+        </w:tc>
+        <w:tc>
+          <w:tcPr>
+            <w:tcW w:w="6800" w:type="dxa"/>
+            <w:vAlign w:val="center"/>
+            <w:shd w:val="clear" w:fill="F7F7F9"/>
+          </w:tcPr>
+          <w:p>
+            <w:pPr>
+              <w:jc w:val="left"/>
+              <w:spacing w:before="0" w:after="0" w:line="240" w:lineRule="auto"/>
+              <w:keepLines/>
+            </w:pPr>
+            <w:r>
+              <w:rPr>
+                <w:rFonts w:ascii="Times New Roman" w:hAnsi="Times New Roman" w:eastAsia="Times New Roman" w:cs="Times New Roman"/>
+                <w:sz w:val="17"/>
+                <w:szCs w:val="17"/>
+                <w:color w:val="77777F"/>
+              </w:rPr>
+              <w:t>[Укажите таблицу, ID, рисунок или другой проверяемый фрагмент]</w:t>
+            </w:r>
+          </w:p>
+        </w:tc>
+      </w:tr>
+    </w:tbl>
+    <w:p>
+      <w:pPr>
+        <w:pStyle w:val="2"/>
+        <w:spacing w:before="120" w:after="90" w:line="276" w:lineRule="auto"/>
+        <w:keepNext/>
+        <w:keepLines/>
+        <w:pageBreakBefore/>
+      </w:pPr>
+      <w:r>
+        <w:rPr>
+          <w:rFonts w:ascii="Times New Roman" w:hAnsi="Times New Roman" w:eastAsia="Times New Roman" w:cs="Times New Roman"/>
+          <w:b/>
+          <w:bCs/>
+          <w:sz w:val="24"/>
+          <w:szCs w:val="24"/>
+          <w:color w:val="1C1C1C"/>
+        </w:rPr>
+        <w:t>Дополнительное задание</w:t>
+      </w:r>
+    </w:p>
+    <w:p>
+      <w:pPr>
+        <w:spacing w:before="0" w:after="70" w:line="276" w:lineRule="auto"/>
+      </w:pPr>
+      <w:r>
+        <w:rPr>
+          <w:rFonts w:ascii="Times New Roman" w:hAnsi="Times New Roman" w:eastAsia="Times New Roman" w:cs="Times New Roman"/>
+          <w:i/>
+          <w:iCs/>
+          <w:sz w:val="18"/>
+          <w:szCs w:val="18"/>
+          <w:color w:val="000000"/>
+        </w:rPr>
+        <w:t>Дополнительное задание выполняется после обязательной части и не заменяет ни один из шести шагов.</w:t>
+      </w:r>
+    </w:p>
+    <w:tbl>
+      <w:tblPr>
+        <w:tblW w:w="9000" w:type="dxa"/>
+        <w:tblInd w:w="120" w:type="dxa"/>
+        <w:tblLayout w:type="fixed"/>
+        <w:tblCellMar>
+          <w:top w:w="90" w:type="dxa"/>
+          <w:start w:w="120" w:type="dxa"/>
+          <w:bottom w:w="90" w:type="dxa"/>
+          <w:end w:w="120" w:type="dxa"/>
+        </w:tblCellMar>
+        <w:tblBorders>
+          <w:top w:val="single" w:sz="6" w:space="0" w:color="C7C8CD"/>
+          <w:start w:val="single" w:sz="6" w:space="0" w:color="C7C8CD"/>
+          <w:bottom w:val="single" w:sz="6" w:space="0" w:color="C7C8CD"/>
+          <w:end w:val="single" w:sz="6" w:space="0" w:color="C7C8CD"/>
+          <w:insideH w:val="single" w:sz="6" w:space="0" w:color="C7C8CD"/>
+          <w:insideV w:val="single" w:sz="6" w:space="0" w:color="C7C8CD"/>
+        </w:tblBorders>
+      </w:tblPr>
+      <w:tblGrid>
+        <w:gridCol w:w="2200"/>
+        <w:gridCol w:w="6800"/>
+      </w:tblGrid>
+      <w:tr>
+        <w:trPr>
+          <w:cantSplit/>
+          <w:tblHeader/>
+        </w:trPr>
+        <w:tc>
+          <w:tcPr>
+            <w:tcW w:w="2200" w:type="dxa"/>
+            <w:vAlign w:val="center"/>
+            <w:shd w:val="clear" w:fill="1C1C1C"/>
+          </w:tcPr>
+          <w:p>
+            <w:pPr>
+              <w:jc w:val="center"/>
+              <w:spacing w:before="0" w:after="0" w:line="240" w:lineRule="auto"/>
+              <w:keepLines/>
+            </w:pPr>
+            <w:r>
+              <w:rPr>
+                <w:rFonts w:ascii="Times New Roman" w:hAnsi="Times New Roman" w:eastAsia="Times New Roman" w:cs="Times New Roman"/>
+                <w:b/>
+                <w:bCs/>
+                <w:sz w:val="17"/>
+                <w:szCs w:val="17"/>
+                <w:color w:val="FFFFFF"/>
+              </w:rPr>
+              <w:t>Элемент</w:t>
+            </w:r>
+          </w:p>
+        </w:tc>
+        <w:tc>
+          <w:tcPr>
+            <w:tcW w:w="6800" w:type="dxa"/>
+            <w:vAlign w:val="center"/>
+            <w:shd w:val="clear" w:fill="1C1C1C"/>
+          </w:tcPr>
+          <w:p>
+            <w:pPr>
+              <w:jc w:val="center"/>
+              <w:spacing w:before="0" w:after="0" w:line="240" w:lineRule="auto"/>
+              <w:keepLines/>
+            </w:pPr>
+            <w:r>
+              <w:rPr>
+                <w:rFonts w:ascii="Times New Roman" w:hAnsi="Times New Roman" w:eastAsia="Times New Roman" w:cs="Times New Roman"/>
+                <w:b/>
+                <w:bCs/>
+                <w:sz w:val="17"/>
+                <w:szCs w:val="17"/>
+                <w:color w:val="FFFFFF"/>
+              </w:rPr>
+              <w:t>Содержание</w:t>
+            </w:r>
+          </w:p>
+        </w:tc>
+      </w:tr>
+      <w:tr>
+        <w:trPr>
+          <w:cantSplit/>
+        </w:trPr>
+        <w:tc>
+          <w:tcPr>
+            <w:tcW w:w="2200" w:type="dxa"/>
+            <w:vAlign w:val="center"/>
+          </w:tcPr>
+          <w:p>
+            <w:pPr>
+              <w:jc w:val="center"/>
+              <w:spacing w:before="0" w:after="0" w:line="240" w:lineRule="auto"/>
+              <w:keepLines/>
+            </w:pPr>
+            <w:r>
+              <w:rPr>
+                <w:rFonts w:ascii="Times New Roman" w:hAnsi="Times New Roman" w:eastAsia="Times New Roman" w:cs="Times New Roman"/>
+                <w:b/>
+                <w:bCs/>
+                <w:sz w:val="17"/>
+                <w:szCs w:val="17"/>
+                <w:color w:val="1C1C1C"/>
+              </w:rPr>
+              <w:t>Что выполнить</w:t>
+            </w:r>
+          </w:p>
+        </w:tc>
+        <w:tc>
+          <w:tcPr>
+            <w:tcW w:w="6800" w:type="dxa"/>
+            <w:vAlign w:val="center"/>
+          </w:tcPr>
+          <w:p>
+            <w:pPr>
+              <w:jc w:val="left"/>
+              <w:spacing w:before="0" w:after="0" w:line="240" w:lineRule="auto"/>
+              <w:keepLines/>
+            </w:pPr>
+            <w:r>
+              <w:rPr>
+                <w:rFonts w:ascii="Times New Roman" w:hAnsi="Times New Roman" w:eastAsia="Times New Roman" w:cs="Times New Roman"/>
+                <w:sz w:val="17"/>
+                <w:szCs w:val="17"/>
+                <w:color w:val="1C1C1C"/>
+              </w:rPr>
+              <w:t>Предложите один показатель качества процесса поддержки.</w:t>
+            </w:r>
+          </w:p>
+        </w:tc>
+      </w:tr>
+      <w:tr>
+        <w:trPr>
+          <w:cantSplit/>
+        </w:trPr>
+        <w:tc>
+          <w:tcPr>
+            <w:tcW w:w="2200" w:type="dxa"/>
+            <w:vAlign w:val="center"/>
+            <w:shd w:val="clear" w:fill="F7F7F9"/>
+          </w:tcPr>
+          <w:p>
+            <w:pPr>
+              <w:jc w:val="center"/>
+              <w:spacing w:before="0" w:after="0" w:line="240" w:lineRule="auto"/>
+              <w:keepLines/>
+            </w:pPr>
+            <w:r>
+              <w:rPr>
+                <w:rFonts w:ascii="Times New Roman" w:hAnsi="Times New Roman" w:eastAsia="Times New Roman" w:cs="Times New Roman"/>
+                <w:b/>
+                <w:bCs/>
+                <w:sz w:val="17"/>
+                <w:szCs w:val="17"/>
+                <w:color w:val="1C1C1C"/>
+              </w:rPr>
+              <w:t>Исходные данные</w:t>
+            </w:r>
+          </w:p>
+        </w:tc>
+        <w:tc>
+          <w:tcPr>
+            <w:tcW w:w="6800" w:type="dxa"/>
+            <w:vAlign w:val="center"/>
+            <w:shd w:val="clear" w:fill="F7F7F9"/>
+          </w:tcPr>
+          <w:p>
+            <w:pPr>
+              <w:jc w:val="left"/>
+              <w:spacing w:before="0" w:after="0" w:line="240" w:lineRule="auto"/>
+              <w:keepLines/>
+            </w:pPr>
+            <w:r>
+              <w:rPr>
+                <w:rFonts w:ascii="Times New Roman" w:hAnsi="Times New Roman" w:eastAsia="Times New Roman" w:cs="Times New Roman"/>
+                <w:sz w:val="17"/>
+                <w:szCs w:val="17"/>
+                <w:color w:val="1C1C1C"/>
+              </w:rPr>
+              <w:t>Контрольная таблица P01–P05.</w:t>
+            </w:r>
+          </w:p>
+        </w:tc>
+      </w:tr>
+      <w:tr>
+        <w:trPr>
+          <w:cantSplit/>
+        </w:trPr>
+        <w:tc>
+          <w:tcPr>
+            <w:tcW w:w="2200" w:type="dxa"/>
+            <w:vAlign w:val="center"/>
+          </w:tcPr>
+          <w:p>
+            <w:pPr>
+              <w:jc w:val="left"/>
+              <w:spacing w:before="0" w:after="0" w:line="240" w:lineRule="auto"/>
+              <w:keepLines/>
+            </w:pPr>
+            <w:r>
+              <w:rPr>
+                <w:rFonts w:ascii="Times New Roman" w:hAnsi="Times New Roman" w:eastAsia="Times New Roman" w:cs="Times New Roman"/>
+                <w:b/>
+                <w:bCs/>
+                <w:sz w:val="17"/>
+                <w:szCs w:val="17"/>
+                <w:color w:val="1C1C1C"/>
+              </w:rPr>
+              <w:t>Что должно получиться</w:t>
+            </w:r>
+          </w:p>
+        </w:tc>
+        <w:tc>
+          <w:tcPr>
+            <w:tcW w:w="6800" w:type="dxa"/>
+            <w:vAlign w:val="center"/>
+          </w:tcPr>
+          <w:p>
+            <w:pPr>
+              <w:jc w:val="left"/>
+              <w:spacing w:before="0" w:after="0" w:line="240" w:lineRule="auto"/>
+              <w:keepLines/>
+            </w:pPr>
+            <w:r>
+              <w:rPr>
+                <w:rFonts w:ascii="Times New Roman" w:hAnsi="Times New Roman" w:eastAsia="Times New Roman" w:cs="Times New Roman"/>
+                <w:sz w:val="17"/>
+                <w:szCs w:val="17"/>
+                <w:color w:val="1C1C1C"/>
+              </w:rPr>
+              <w:t>Формула показателя и перечень необходимых полей карточки.</w:t>
+            </w:r>
+          </w:p>
+        </w:tc>
+      </w:tr>
+      <w:tr>
+        <w:trPr>
+          <w:cantSplit/>
+        </w:trPr>
+        <w:tc>
+          <w:tcPr>
+            <w:tcW w:w="2200" w:type="dxa"/>
+            <w:vAlign w:val="center"/>
+            <w:shd w:val="clear" w:fill="F7F7F9"/>
+          </w:tcPr>
+          <w:p>
+            <w:pPr>
+              <w:jc w:val="center"/>
+              <w:spacing w:before="0" w:after="0" w:line="240" w:lineRule="auto"/>
+              <w:keepLines/>
+            </w:pPr>
+            <w:r>
+              <w:rPr>
+                <w:rFonts w:ascii="Times New Roman" w:hAnsi="Times New Roman" w:eastAsia="Times New Roman" w:cs="Times New Roman"/>
+                <w:b/>
+                <w:bCs/>
+                <w:sz w:val="17"/>
+                <w:szCs w:val="17"/>
+                <w:color w:val="1C1C1C"/>
+              </w:rPr>
+              <w:t>Как проверить</w:t>
+            </w:r>
+          </w:p>
+        </w:tc>
+        <w:tc>
+          <w:tcPr>
+            <w:tcW w:w="6800" w:type="dxa"/>
+            <w:vAlign w:val="center"/>
+            <w:shd w:val="clear" w:fill="F7F7F9"/>
+          </w:tcPr>
+          <w:p>
+            <w:pPr>
+              <w:jc w:val="left"/>
+              <w:spacing w:before="0" w:after="0" w:line="240" w:lineRule="auto"/>
+              <w:keepLines/>
+            </w:pPr>
+            <w:r>
+              <w:rPr>
+                <w:rFonts w:ascii="Times New Roman" w:hAnsi="Times New Roman" w:eastAsia="Times New Roman" w:cs="Times New Roman"/>
+                <w:sz w:val="17"/>
+                <w:szCs w:val="17"/>
+                <w:color w:val="1C1C1C"/>
+              </w:rPr>
+              <w:t>Показатель рассчитывается из доступных данных и не содержит придуманного целевого значения.</w:t>
+            </w:r>
+          </w:p>
+        </w:tc>
+      </w:tr>
+      <w:tr>
+        <w:trPr>
+          <w:cantSplit/>
+        </w:trPr>
+        <w:tc>
+          <w:tcPr>
+            <w:tcW w:w="2200" w:type="dxa"/>
+            <w:vAlign w:val="center"/>
+          </w:tcPr>
+          <w:p>
+            <w:pPr>
+              <w:jc w:val="left"/>
+              <w:spacing w:before="0" w:after="0" w:line="240" w:lineRule="auto"/>
+              <w:keepLines/>
+            </w:pPr>
+            <w:r>
+              <w:rPr>
+                <w:rFonts w:ascii="Times New Roman" w:hAnsi="Times New Roman" w:eastAsia="Times New Roman" w:cs="Times New Roman"/>
+                <w:b/>
+                <w:bCs/>
+                <w:sz w:val="17"/>
+                <w:szCs w:val="17"/>
+                <w:color w:val="1C1C1C"/>
+              </w:rPr>
+              <w:t>Результат студента</w:t>
+            </w:r>
+          </w:p>
+        </w:tc>
+        <w:tc>
+          <w:tcPr>
+            <w:tcW w:w="6800" w:type="dxa"/>
+            <w:vAlign w:val="center"/>
+          </w:tcPr>
+          <w:p>
+            <w:pPr>
+              <w:jc w:val="left"/>
+              <w:spacing w:before="0" w:after="0" w:line="240" w:lineRule="auto"/>
+              <w:keepLines/>
+            </w:pPr>
+            <w:r>
+              <w:rPr>
+                <w:rFonts w:ascii="Times New Roman" w:hAnsi="Times New Roman" w:eastAsia="Times New Roman" w:cs="Times New Roman"/>
+                <w:sz w:val="17"/>
+                <w:szCs w:val="17"/>
+                <w:color w:val="77777F"/>
+              </w:rPr>
+              <w:t>[Заполните, если выполняли дополнительное задание]</w:t>
             </w:r>
           </w:p>
         </w:tc>
@@ -6141,6 +8785,304 @@
         <w:t>7. Доказательства</w:t>
       </w:r>
     </w:p>
+    <w:p>
+      <w:pPr>
+        <w:spacing w:before="0" w:after="70" w:line="276" w:lineRule="auto"/>
+        <w:keepNext/>
+      </w:pPr>
+      <w:r>
+        <w:rPr>
+          <w:rFonts w:ascii="Times New Roman" w:hAnsi="Times New Roman" w:eastAsia="Times New Roman" w:cs="Times New Roman"/>
+          <w:i/>
+          <w:iCs/>
+          <w:sz w:val="18"/>
+          <w:szCs w:val="18"/>
+          <w:color w:val="55555C"/>
+        </w:rPr>
+        <w:t>Обязательные ссылки на исходные данные</w:t>
+      </w:r>
+    </w:p>
+    <w:tbl>
+      <w:tblPr>
+        <w:tblW w:w="9000" w:type="dxa"/>
+        <w:tblInd w:w="120" w:type="dxa"/>
+        <w:tblLayout w:type="fixed"/>
+        <w:tblCellMar>
+          <w:top w:w="90" w:type="dxa"/>
+          <w:start w:w="120" w:type="dxa"/>
+          <w:bottom w:w="90" w:type="dxa"/>
+          <w:end w:w="120" w:type="dxa"/>
+        </w:tblCellMar>
+        <w:tblBorders>
+          <w:top w:val="single" w:sz="6" w:space="0" w:color="C7C8CD"/>
+          <w:start w:val="single" w:sz="6" w:space="0" w:color="C7C8CD"/>
+          <w:bottom w:val="single" w:sz="6" w:space="0" w:color="C7C8CD"/>
+          <w:end w:val="single" w:sz="6" w:space="0" w:color="C7C8CD"/>
+          <w:insideH w:val="single" w:sz="6" w:space="0" w:color="C7C8CD"/>
+          <w:insideV w:val="single" w:sz="6" w:space="0" w:color="C7C8CD"/>
+        </w:tblBorders>
+      </w:tblPr>
+      <w:tblGrid>
+        <w:gridCol w:w="4800"/>
+        <w:gridCol w:w="4200"/>
+      </w:tblGrid>
+      <w:tr>
+        <w:trPr>
+          <w:cantSplit/>
+          <w:tblHeader/>
+        </w:trPr>
+        <w:tc>
+          <w:tcPr>
+            <w:tcW w:w="4800" w:type="dxa"/>
+            <w:vAlign w:val="center"/>
+            <w:shd w:val="clear" w:fill="1C1C1C"/>
+          </w:tcPr>
+          <w:p>
+            <w:pPr>
+              <w:jc w:val="center"/>
+              <w:spacing w:before="0" w:after="0" w:line="240" w:lineRule="auto"/>
+              <w:keepLines/>
+            </w:pPr>
+            <w:r>
+              <w:rPr>
+                <w:rFonts w:ascii="Times New Roman" w:hAnsi="Times New Roman" w:eastAsia="Times New Roman" w:cs="Times New Roman"/>
+                <w:b/>
+                <w:bCs/>
+                <w:sz w:val="18"/>
+                <w:szCs w:val="18"/>
+                <w:color w:val="FFFFFF"/>
+              </w:rPr>
+              <w:t>Исходный материал</w:t>
+            </w:r>
+          </w:p>
+        </w:tc>
+        <w:tc>
+          <w:tcPr>
+            <w:tcW w:w="4200" w:type="dxa"/>
+            <w:vAlign w:val="center"/>
+            <w:shd w:val="clear" w:fill="1C1C1C"/>
+          </w:tcPr>
+          <w:p>
+            <w:pPr>
+              <w:jc w:val="center"/>
+              <w:spacing w:before="0" w:after="0" w:line="240" w:lineRule="auto"/>
+              <w:keepLines/>
+            </w:pPr>
+            <w:r>
+              <w:rPr>
+                <w:rFonts w:ascii="Times New Roman" w:hAnsi="Times New Roman" w:eastAsia="Times New Roman" w:cs="Times New Roman"/>
+                <w:b/>
+                <w:bCs/>
+                <w:sz w:val="18"/>
+                <w:szCs w:val="18"/>
+                <w:color w:val="FFFFFF"/>
+              </w:rPr>
+              <w:t>Где использован</w:t>
+            </w:r>
+          </w:p>
+        </w:tc>
+      </w:tr>
+      <w:tr>
+        <w:trPr>
+          <w:cantSplit/>
+        </w:trPr>
+        <w:tc>
+          <w:tcPr>
+            <w:tcW w:w="4800" w:type="dxa"/>
+            <w:vAlign w:val="center"/>
+          </w:tcPr>
+          <w:p>
+            <w:pPr>
+              <w:jc w:val="left"/>
+              <w:spacing w:before="0" w:after="0" w:line="240" w:lineRule="auto"/>
+              <w:keepLines/>
+            </w:pPr>
+            <w:r>
+              <w:rPr>
+                <w:rFonts w:ascii="Times New Roman" w:hAnsi="Times New Roman" w:eastAsia="Times New Roman" w:cs="Times New Roman"/>
+                <w:sz w:val="18"/>
+                <w:szCs w:val="18"/>
+                <w:color w:val="1C1C1C"/>
+              </w:rPr>
+              <w:t>Паспорт системы и критичная функция</w:t>
+            </w:r>
+          </w:p>
+        </w:tc>
+        <w:tc>
+          <w:tcPr>
+            <w:tcW w:w="4200" w:type="dxa"/>
+            <w:vAlign w:val="center"/>
+          </w:tcPr>
+          <w:p>
+            <w:pPr>
+              <w:jc w:val="left"/>
+              <w:spacing w:before="0" w:after="0" w:line="240" w:lineRule="auto"/>
+              <w:keepLines/>
+            </w:pPr>
+            <w:r>
+              <w:rPr>
+                <w:rFonts w:ascii="Times New Roman" w:hAnsi="Times New Roman" w:eastAsia="Times New Roman" w:cs="Times New Roman"/>
+                <w:sz w:val="18"/>
+                <w:szCs w:val="18"/>
+                <w:color w:val="77777F"/>
+              </w:rPr>
+              <w:t>[Укажите раздел отчёта, таблицу или рисунок]</w:t>
+            </w:r>
+          </w:p>
+        </w:tc>
+      </w:tr>
+      <w:tr>
+        <w:trPr>
+          <w:cantSplit/>
+        </w:trPr>
+        <w:tc>
+          <w:tcPr>
+            <w:tcW w:w="4800" w:type="dxa"/>
+            <w:vAlign w:val="center"/>
+            <w:shd w:val="clear" w:fill="F7F7F9"/>
+          </w:tcPr>
+          <w:p>
+            <w:pPr>
+              <w:jc w:val="left"/>
+              <w:spacing w:before="0" w:after="0" w:line="240" w:lineRule="auto"/>
+              <w:keepLines/>
+            </w:pPr>
+            <w:r>
+              <w:rPr>
+                <w:rFonts w:ascii="Times New Roman" w:hAnsi="Times New Roman" w:eastAsia="Times New Roman" w:cs="Times New Roman"/>
+                <w:sz w:val="18"/>
+                <w:szCs w:val="18"/>
+                <w:color w:val="1C1C1C"/>
+              </w:rPr>
+              <w:t>Таблица участников и ограничений</w:t>
+            </w:r>
+          </w:p>
+        </w:tc>
+        <w:tc>
+          <w:tcPr>
+            <w:tcW w:w="4200" w:type="dxa"/>
+            <w:vAlign w:val="center"/>
+            <w:shd w:val="clear" w:fill="F7F7F9"/>
+          </w:tcPr>
+          <w:p>
+            <w:pPr>
+              <w:jc w:val="left"/>
+              <w:spacing w:before="0" w:after="0" w:line="240" w:lineRule="auto"/>
+              <w:keepLines/>
+            </w:pPr>
+            <w:r>
+              <w:rPr>
+                <w:rFonts w:ascii="Times New Roman" w:hAnsi="Times New Roman" w:eastAsia="Times New Roman" w:cs="Times New Roman"/>
+                <w:sz w:val="18"/>
+                <w:szCs w:val="18"/>
+                <w:color w:val="77777F"/>
+              </w:rPr>
+              <w:t>[Укажите раздел отчёта, таблицу или рисунок]</w:t>
+            </w:r>
+          </w:p>
+        </w:tc>
+      </w:tr>
+      <w:tr>
+        <w:trPr>
+          <w:cantSplit/>
+        </w:trPr>
+        <w:tc>
+          <w:tcPr>
+            <w:tcW w:w="4800" w:type="dxa"/>
+            <w:vAlign w:val="center"/>
+          </w:tcPr>
+          <w:p>
+            <w:pPr>
+              <w:jc w:val="left"/>
+              <w:spacing w:before="0" w:after="0" w:line="240" w:lineRule="auto"/>
+              <w:keepLines/>
+            </w:pPr>
+            <w:r>
+              <w:rPr>
+                <w:rFonts w:ascii="Times New Roman" w:hAnsi="Times New Roman" w:eastAsia="Times New Roman" w:cs="Times New Roman"/>
+                <w:sz w:val="18"/>
+                <w:szCs w:val="18"/>
+                <w:color w:val="1C1C1C"/>
+              </w:rPr>
+              <w:t>Наблюдения P01–P05</w:t>
+            </w:r>
+          </w:p>
+        </w:tc>
+        <w:tc>
+          <w:tcPr>
+            <w:tcW w:w="4200" w:type="dxa"/>
+            <w:vAlign w:val="center"/>
+          </w:tcPr>
+          <w:p>
+            <w:pPr>
+              <w:jc w:val="left"/>
+              <w:spacing w:before="0" w:after="0" w:line="240" w:lineRule="auto"/>
+              <w:keepLines/>
+            </w:pPr>
+            <w:r>
+              <w:rPr>
+                <w:rFonts w:ascii="Times New Roman" w:hAnsi="Times New Roman" w:eastAsia="Times New Roman" w:cs="Times New Roman"/>
+                <w:sz w:val="18"/>
+                <w:szCs w:val="18"/>
+                <w:color w:val="77777F"/>
+              </w:rPr>
+              <w:t>[Укажите раздел отчёта, таблицу или рисунок]</w:t>
+            </w:r>
+          </w:p>
+        </w:tc>
+      </w:tr>
+      <w:tr>
+        <w:trPr>
+          <w:cantSplit/>
+        </w:trPr>
+        <w:tc>
+          <w:tcPr>
+            <w:tcW w:w="4800" w:type="dxa"/>
+            <w:vAlign w:val="center"/>
+            <w:shd w:val="clear" w:fill="F7F7F9"/>
+          </w:tcPr>
+          <w:p>
+            <w:pPr>
+              <w:jc w:val="center"/>
+              <w:spacing w:before="0" w:after="0" w:line="240" w:lineRule="auto"/>
+              <w:keepLines/>
+            </w:pPr>
+            <w:r>
+              <w:rPr>
+                <w:rFonts w:ascii="Times New Roman" w:hAnsi="Times New Roman" w:eastAsia="Times New Roman" w:cs="Times New Roman"/>
+                <w:sz w:val="18"/>
+                <w:szCs w:val="18"/>
+                <w:color w:val="1C1C1C"/>
+              </w:rPr>
+              <w:t>Характеристика C4</w:t>
+            </w:r>
+          </w:p>
+        </w:tc>
+        <w:tc>
+          <w:tcPr>
+            <w:tcW w:w="4200" w:type="dxa"/>
+            <w:vAlign w:val="center"/>
+            <w:shd w:val="clear" w:fill="F7F7F9"/>
+          </w:tcPr>
+          <w:p>
+            <w:pPr>
+              <w:jc w:val="left"/>
+              <w:spacing w:before="0" w:after="0" w:line="240" w:lineRule="auto"/>
+              <w:keepLines/>
+            </w:pPr>
+            <w:r>
+              <w:rPr>
+                <w:rFonts w:ascii="Times New Roman" w:hAnsi="Times New Roman" w:eastAsia="Times New Roman" w:cs="Times New Roman"/>
+                <w:sz w:val="18"/>
+                <w:szCs w:val="18"/>
+                <w:color w:val="77777F"/>
+              </w:rPr>
+              <w:t>[Укажите раздел отчёта, таблицу или рисунок]</w:t>
+            </w:r>
+          </w:p>
+        </w:tc>
+      </w:tr>
+    </w:tbl>
     <w:p>
       <w:pPr>
         <w:spacing w:before="50" w:after="100" w:line="250" w:lineRule="auto"/>
@@ -6845,7 +9787,7 @@
                 <w:szCs w:val="18"/>
                 <w:color w:val="FFFFFF"/>
               </w:rPr>
-              <w:t>Контрольный вопрос</w:t>
+              <w:t>Проверяемое утверждение</w:t>
             </w:r>
           </w:p>
         </w:tc>
@@ -6919,7 +9861,7 @@
                 <w:szCs w:val="18"/>
                 <w:color w:val="1C1C1C"/>
               </w:rPr>
-              <w:t>У каждого этапа есть ответственный и результат</w:t>
+              <w:t>Матрица содержит все пять ролей из исходной таблицы</w:t>
             </w:r>
           </w:p>
         </w:tc>
@@ -6992,7 +9934,7 @@
                 <w:szCs w:val="18"/>
                 <w:color w:val="1C1C1C"/>
               </w:rPr>
-              <w:t>Телефон и почта не обходят регистрацию</w:t>
+              <w:t>Каждый канал создаёт карточку с уникальным ID</w:t>
             </w:r>
           </w:p>
         </w:tc>
@@ -7064,7 +10006,7 @@
                 <w:szCs w:val="18"/>
                 <w:color w:val="1C1C1C"/>
               </w:rPr>
-              <w:t>Разделены полномочия L1, L2 и L3</w:t>
+              <w:t>Схема содержит регистрацию, назначение, проверку, закрытие и повторное открытие</w:t>
             </w:r>
           </w:p>
         </w:tc>
@@ -7137,7 +10079,7 @@
                 <w:szCs w:val="18"/>
                 <w:color w:val="1C1C1C"/>
               </w:rPr>
-              <w:t>Закрытие требует проверки результата</w:t>
+              <w:t>Передача L1–L3 включает контекст и контроль принятия</w:t>
             </w:r>
           </w:p>
         </w:tc>
@@ -7209,7 +10151,7 @@
                 <w:szCs w:val="18"/>
                 <w:color w:val="1C1C1C"/>
               </w:rPr>
-              <w:t>Критичный отказ имеет отдельный порядок оповещения</w:t>
+              <w:t>P01–P05 присутствуют в контрольной таблице по одному разу</w:t>
             </w:r>
           </w:p>
         </w:tc>
@@ -7217,6 +10159,80 @@
           <w:tcPr>
             <w:tcW w:w="3000" w:type="dxa"/>
             <w:vAlign w:val="center"/>
+          </w:tcPr>
+          <w:p>
+            <w:pPr>
+              <w:jc w:val="left"/>
+              <w:spacing w:before="0" w:after="0" w:line="240" w:lineRule="auto"/>
+              <w:keepLines/>
+            </w:pPr>
+            <w:r>
+              <w:rPr>
+                <w:rFonts w:ascii="Times New Roman" w:hAnsi="Times New Roman" w:eastAsia="Times New Roman" w:cs="Times New Roman"/>
+                <w:sz w:val="18"/>
+                <w:szCs w:val="18"/>
+                <w:color w:val="77777F"/>
+              </w:rPr>
+              <w:t>[Примечание при необходимости]</w:t>
+            </w:r>
+          </w:p>
+        </w:tc>
+      </w:tr>
+      <w:tr>
+        <w:trPr>
+          <w:cantSplit/>
+        </w:trPr>
+        <w:tc>
+          <w:tcPr>
+            <w:tcW w:w="1000" w:type="dxa"/>
+            <w:vAlign w:val="center"/>
+            <w:shd w:val="clear" w:fill="F7F7F9"/>
+          </w:tcPr>
+          <w:p>
+            <w:pPr>
+              <w:jc w:val="center"/>
+              <w:spacing w:before="0" w:after="0" w:line="240" w:lineRule="auto"/>
+              <w:keepLines/>
+            </w:pPr>
+            <w:r>
+              <w:rPr>
+                <w:rFonts w:ascii="Times New Roman" w:hAnsi="Times New Roman" w:eastAsia="Times New Roman" w:cs="Times New Roman"/>
+                <w:sz w:val="18"/>
+                <w:szCs w:val="18"/>
+                <w:color w:val="1C1C1C"/>
+              </w:rPr>
+              <w:t>☐</w:t>
+            </w:r>
+          </w:p>
+        </w:tc>
+        <w:tc>
+          <w:tcPr>
+            <w:tcW w:w="5000" w:type="dxa"/>
+            <w:vAlign w:val="center"/>
+            <w:shd w:val="clear" w:fill="F7F7F9"/>
+          </w:tcPr>
+          <w:p>
+            <w:pPr>
+              <w:jc w:val="left"/>
+              <w:spacing w:before="0" w:after="0" w:line="240" w:lineRule="auto"/>
+              <w:keepLines/>
+            </w:pPr>
+            <w:r>
+              <w:rPr>
+                <w:rFonts w:ascii="Times New Roman" w:hAnsi="Times New Roman" w:eastAsia="Times New Roman" w:cs="Times New Roman"/>
+                <w:sz w:val="18"/>
+                <w:szCs w:val="18"/>
+                <w:color w:val="1C1C1C"/>
+              </w:rPr>
+              <w:t>Критичный отказ имеет отдельный подтверждаемый маршрут оповещения</w:t>
+            </w:r>
+          </w:p>
+        </w:tc>
+        <w:tc>
+          <w:tcPr>
+            <w:tcW w:w="3000" w:type="dxa"/>
+            <w:vAlign w:val="center"/>
+            <w:shd w:val="clear" w:fill="F7F7F9"/>
           </w:tcPr>
           <w:p>
             <w:pPr>

--- a/public/reports/S7_LR01_template.docx
+++ b/public/reports/S7_LR01_template.docx
@@ -1,87 +1,134 @@
 
 <file path=word/document.xml><?xml version="1.0" encoding="utf-8"?>
-<w:document xmlns:wpc="http://schemas.microsoft.com/office/word/2010/wordprocessingCanvas" xmlns:cx="http://schemas.microsoft.com/office/drawing/2014/chartex" xmlns:cx1="http://schemas.microsoft.com/office/drawing/2015/9/8/chartex" xmlns:cx2="http://schemas.microsoft.com/office/drawing/2015/10/21/chartex" xmlns:cx3="http://schemas.microsoft.com/office/drawing/2016/5/9/chartex" xmlns:cx4="http://schemas.microsoft.com/office/drawing/2016/5/10/chartex" xmlns:cx5="http://schemas.microsoft.com/office/drawing/2016/5/11/chartex" xmlns:cx6="http://schemas.microsoft.com/office/drawing/2016/5/12/chartex" xmlns:cx7="http://schemas.microsoft.com/office/drawing/2016/5/13/chartex" xmlns:cx8="http://schemas.microsoft.com/office/drawing/2016/5/14/chartex" xmlns:mc="http://schemas.openxmlformats.org/markup-compatibility/2006" xmlns:aink="http://schemas.microsoft.com/office/drawing/2016/ink" xmlns:am3d="http://schemas.microsoft.com/office/drawing/2017/model3d" xmlns:o="urn:schemas-microsoft-com:office:office" xmlns:r="http://schemas.openxmlformats.org/officeDocument/2006/relationships" xmlns:m="http://schemas.openxmlformats.org/officeDocument/2006/math" xmlns:v="urn:schemas-microsoft-com:vml" xmlns:wp14="http://schemas.microsoft.com/office/word/2010/wordprocessingDrawing" xmlns:wp="http://schemas.openxmlformats.org/drawingml/2006/wordprocessingDrawing" xmlns:w10="urn:schemas-microsoft-com:office:word" xmlns:w="http://schemas.openxmlformats.org/wordprocessingml/2006/main" xmlns:w14="http://schemas.microsoft.com/office/word/2010/wordml" xmlns:w15="http://schemas.microsoft.com/office/word/2012/wordml" xmlns:w16cex="http://schemas.microsoft.com/office/word/2018/wordml/cex" xmlns:w16cid="http://schemas.microsoft.com/office/word/2016/wordml/cid" xmlns:w16="http://schemas.microsoft.com/office/word/2018/wordml" xmlns:w16sdtdh="http://schemas.microsoft.com/office/word/2020/wordml/sdtdatahash" xmlns:w16se="http://schemas.microsoft.com/office/word/2015/wordml/symex" xmlns:wpg="http://schemas.microsoft.com/office/word/2010/wordprocessingGroup" xmlns:wpi="http://schemas.microsoft.com/office/word/2010/wordprocessingInk" xmlns:wne="http://schemas.microsoft.com/office/word/2006/wordml" xmlns:wps="http://schemas.microsoft.com/office/word/2010/wordprocessingShape" mc:Ignorable="w14 w15 w16se w16cid w16 w16cex w16sdtdh wp14">
+<w:document xmlns:wpc="http://schemas.microsoft.com/office/word/2010/wordprocessingCanvas" xmlns:cx="http://schemas.microsoft.com/office/drawing/2014/chartex" xmlns:mc="http://schemas.openxmlformats.org/markup-compatibility/2006" xmlns:o="urn:schemas-microsoft-com:office:office" xmlns:r="http://schemas.openxmlformats.org/officeDocument/2006/relationships" xmlns:m="http://schemas.openxmlformats.org/officeDocument/2006/math" xmlns:v="urn:schemas-microsoft-com:vml" xmlns:wp14="http://schemas.microsoft.com/office/word/2010/wordprocessingDrawing" xmlns:wp="http://schemas.openxmlformats.org/drawingml/2006/wordprocessingDrawing" xmlns:w10="urn:schemas-microsoft-com:office:word" xmlns:w="http://schemas.openxmlformats.org/wordprocessingml/2006/main" xmlns:w14="http://schemas.microsoft.com/office/word/2010/wordml" xmlns:w15="http://schemas.microsoft.com/office/word/2012/wordml" xmlns:w16se="http://schemas.microsoft.com/office/word/2015/wordml/symex" xmlns:wpg="http://schemas.microsoft.com/office/word/2010/wordprocessingGroup" xmlns:wpi="http://schemas.microsoft.com/office/word/2010/wordprocessingInk" xmlns:wne="http://schemas.microsoft.com/office/word/2006/wordml" xmlns:wps="http://schemas.microsoft.com/office/word/2010/wordprocessingShape" mc:Ignorable="w14 w15 w16se wp14">
   <w:body>
     <w:p>
       <w:pPr>
-        <w:ind w:right="-850" w:hanging="1701"/>
+        <w:pStyle w:val="afc"/>
+        <w:jc w:val="center"/>
+        <w:rPr>
+          <w:color w:val="0F1115"/>
+          <w:sz w:val="24"/>
+          <w:szCs w:val="24"/>
+          <w:shd w:val="clear" w:color="auto" w:fill="FFFFFF"/>
+        </w:rPr>
       </w:pPr>
       <w:r>
         <w:rPr>
-          <w:noProof/>
-          <w:lang w:eastAsia="ru-RU"/>
+          <w:rStyle w:val="afd"/>
+          <w:rFonts w:eastAsia="Arial"/>
+          <w:color w:val="0F1115"/>
+          <w:sz w:val="24"/>
+          <w:szCs w:val="24"/>
+          <w:shd w:val="clear" w:color="auto" w:fill="FFFFFF"/>
+        </w:rPr>
+        <w:t>Г</w:t>
+      </w:r>
+      <w:r>
+        <w:rPr>
+          <w:rStyle w:val="afd"/>
+          <w:rFonts w:eastAsia="Arial"/>
+          <w:color w:val="0F1115"/>
+          <w:sz w:val="24"/>
+          <w:szCs w:val="24"/>
+          <w:shd w:val="clear" w:color="auto" w:fill="FFFFFF"/>
+        </w:rPr>
+        <w:t>ОСУДАРСТВЕННОЕ АВТОНОМНОЕ ПРОФЕССИОНАЛЬНОЕ ОБРАЗОВАТЕЛЬНОЕ УЧРЕЖДЕНИЕ СВЕРДЛОВСКОЙ ОБЛАСТИ</w:t>
+      </w:r>
+      <w:r>
+        <w:rPr>
+          <w:rStyle w:val="a7"/>
+          <w:color w:val="0F1115"/>
+          <w:sz w:val="24"/>
+          <w:szCs w:val="24"/>
+          <w:shd w:val="clear" w:color="auto" w:fill="FFFFFF"/>
+        </w:rPr>
+        <w:t xml:space="preserve"> </w:t>
+      </w:r>
+      <w:r>
+        <w:rPr>
+          <w:b/>
+          <w:color w:val="0F1115"/>
+          <w:sz w:val="24"/>
+          <w:szCs w:val="24"/>
+          <w:shd w:val="clear" w:color="auto" w:fill="FFFFFF"/>
+        </w:rPr>
+        <w:t>«</w:t>
+      </w:r>
+      <w:r>
+        <w:rPr>
+          <w:b/>
+          <w:color w:val="0F1115"/>
+          <w:sz w:val="24"/>
+          <w:szCs w:val="24"/>
+          <w:shd w:val="clear" w:color="auto" w:fill="FFFFFF"/>
+        </w:rPr>
+        <w:t>БЕРЁЗОВСКИЙ</w:t>
+      </w:r>
+      <w:r>
+        <w:rPr>
+          <w:b/>
+          <w:color w:val="0F1115"/>
+          <w:sz w:val="24"/>
+          <w:szCs w:val="24"/>
+          <w:shd w:val="clear" w:color="auto" w:fill="FFFFFF"/>
+        </w:rPr>
+        <w:t xml:space="preserve"> </w:t>
+      </w:r>
+      <w:r>
+        <w:rPr>
+          <w:b/>
+          <w:color w:val="0F1115"/>
+          <w:sz w:val="24"/>
+          <w:szCs w:val="24"/>
+          <w:shd w:val="clear" w:color="auto" w:fill="FFFFFF"/>
+        </w:rPr>
+        <w:t>ТЕХНИКУМ</w:t>
+      </w:r>
+      <w:r>
+        <w:rPr>
+          <w:b/>
+          <w:color w:val="0F1115"/>
+          <w:sz w:val="24"/>
+          <w:szCs w:val="24"/>
+          <w:shd w:val="clear" w:color="auto" w:fill="FFFFFF"/>
+        </w:rPr>
+        <w:t xml:space="preserve"> «</w:t>
+      </w:r>
+      <w:r>
+        <w:rPr>
+          <w:b/>
+          <w:color w:val="0F1115"/>
+          <w:sz w:val="24"/>
+          <w:szCs w:val="24"/>
+          <w:shd w:val="clear" w:color="auto" w:fill="FFFFFF"/>
+        </w:rPr>
+        <w:t>ПРОФИ</w:t>
+      </w:r>
+      <w:r>
+        <w:rPr>
+          <w:b/>
+          <w:color w:val="0F1115"/>
+          <w:sz w:val="24"/>
+          <w:szCs w:val="24"/>
+          <w:shd w:val="clear" w:color="auto" w:fill="FFFFFF"/>
+        </w:rPr>
+        <w:t>»</w:t>
+      </w:r>
+    </w:p>
+    <w:p>
+      <w:pPr>
+        <w:spacing w:after="0"/>
+        <w:ind w:right="-1"/>
+        <w:rPr>
+          <w:rFonts w:ascii="TimesNewRomanPS-BoldMT" w:hAnsi="TimesNewRomanPS-BoldMT"/>
+          <w:b/>
+          <w:bCs/>
+          <w:color w:val="000000"/>
           <w:sz w:val="24"/>
           <w:szCs w:val="24"/>
         </w:rPr>
-        <mc:AlternateContent>
-          <mc:Choice Requires="wpg">
-            <w:drawing>
-              <wp:inline distT="0" distB="0" distL="0" distR="0" wp14:anchorId="3949C3CE" wp14:editId="5DE9960B">
-                <wp:extent cx="7574280" cy="914400"/>
-                <wp:effectExtent l="0" t="0" r="7620" b="0"/>
-                <wp:docPr id="1" name="Рисунок 1" descr="Логотип Университета Синергия" title="Фирменный знак"/>
-                <wp:cNvGraphicFramePr>
-                  <a:graphicFrameLocks xmlns:a="http://schemas.openxmlformats.org/drawingml/2006/main" noChangeAspect="1"/>
-                </wp:cNvGraphicFramePr>
-                <a:graphic xmlns:a="http://schemas.openxmlformats.org/drawingml/2006/main">
-                  <a:graphicData uri="http://schemas.openxmlformats.org/drawingml/2006/picture">
-                    <pic:pic xmlns:pic="http://schemas.openxmlformats.org/drawingml/2006/picture">
-                      <pic:nvPicPr>
-                        <pic:cNvPr id="0" name="Рисунок 1" descr="Фирменный знак учебного практикума" title="Фирменный знак"/>
-                        <pic:cNvPicPr>
-                          <a:picLocks noChangeAspect="1"/>
-                        </pic:cNvPicPr>
-                      </pic:nvPicPr>
-                      <pic:blipFill>
-                        <a:blip r:embed="rId6"/>
-                        <a:stretch/>
-                      </pic:blipFill>
-                      <pic:spPr bwMode="auto">
-                        <a:xfrm>
-                          <a:off x="0" y="0"/>
-                          <a:ext cx="7574280" cy="914400"/>
-                        </a:xfrm>
-                        <a:prstGeom prst="rect">
-                          <a:avLst/>
-                        </a:prstGeom>
-                        <a:noFill/>
-                        <a:ln>
-                          <a:noFill/>
-                          <a:miter/>
-                        </a:ln>
-                      </pic:spPr>
-                    </pic:pic>
-                  </a:graphicData>
-                </a:graphic>
-              </wp:inline>
-            </w:drawing>
-          </mc:Choice>
-          <mc:Fallback xmlns:a="http://schemas.openxmlformats.org/drawingml/2006/main">
-            <w:pict>
-              <v:shapetype type="#_x0000_t75" o:spt="75" coordsize="21600,21600" o:preferrelative="t" path="m@4@5l@4@11@9@11@9@5xe">
-                <v:formulas>
-                  <v:f eqn="if lineDrawn pixelLineWidth 0"/>
-                  <v:f eqn="sum @0 1 0"/>
-                  <v:f eqn="sum 0 0 @1"/>
-                  <v:f eqn="prod @2 1 2"/>
-                  <v:f eqn="prod @3 21600 pixelWidth"/>
-                  <v:f eqn="prod @3 21600 pixelHeight"/>
-                  <v:f eqn="sum @0 0 1"/>
-                  <v:f eqn="prod @6 1 2"/>
-                  <v:f eqn="prod @7 21600 pixelWidth"/>
-                  <v:f eqn="sum @8 21600 0"/>
-                  <v:f eqn="prod @7 21600 pixelHeight"/>
-                  <v:f eqn="sum @10 21600 0"/>
-                </v:formulas>
-              </v:shapetype>
-              <v:shape id="_x0000_i0" o:spid="_x0000_s0" type="#_x0000_t75" style="width:596.40pt;height:72.00pt;mso-wrap-distance-left:0.00pt;mso-wrap-distance-top:0.00pt;mso-wrap-distance-right:0.00pt;mso-wrap-distance-bottom:0.00pt;" stroked="f">
-                <v:path textboxrect="0,0,0,0"/>
-                <v:imagedata r:id="rId8" o:title=""/>
-              </v:shape>
-            </w:pict>
-          </mc:Fallback>
-        </mc:AlternateContent>
-      </w:r>
+      </w:pPr>
     </w:p>
     <w:p>
       <w:pPr>
@@ -97,69 +144,6 @@
           <w:szCs w:val="24"/>
         </w:rPr>
       </w:pPr>
-      <w:r>
-        <w:rPr>
-          <w:rFonts w:ascii="TimesNewRomanPS-BoldMT" w:hAnsi="TimesNewRomanPS-BoldMT"/>
-          <w:b/>
-          <w:bCs/>
-          <w:color w:val="000000"/>
-          <w:sz w:val="24"/>
-          <w:szCs w:val="24"/>
-        </w:rPr>
-        <w:t xml:space="preserve">АВТОНОМНАЯ НЕКОММЕРЧЕСКАЯ ОРГАНИЗАЦИЯ</w:t>
-      </w:r>
-    </w:p>
-    <w:p>
-      <w:pPr>
-        <w:spacing w:after="0"/>
-        <w:ind w:right="-1"/>
-        <w:jc w:val="center"/>
-        <w:rPr>
-          <w:rFonts w:ascii="TimesNewRomanPS-BoldMT" w:hAnsi="TimesNewRomanPS-BoldMT"/>
-          <w:b/>
-          <w:bCs/>
-          <w:color w:val="000000"/>
-          <w:sz w:val="24"/>
-          <w:szCs w:val="24"/>
-        </w:rPr>
-      </w:pPr>
-      <w:r>
-        <w:rPr>
-          <w:rFonts w:ascii="TimesNewRomanPS-BoldMT" w:hAnsi="TimesNewRomanPS-BoldMT"/>
-          <w:b/>
-          <w:bCs/>
-          <w:color w:val="000000"/>
-          <w:sz w:val="24"/>
-          <w:szCs w:val="24"/>
-        </w:rPr>
-        <w:t xml:space="preserve"> ВЫСШЕГО ОБРАЗОВАНИЯ</w:t>
-      </w:r>
-    </w:p>
-    <w:p>
-      <w:pPr>
-        <w:spacing w:after="0"/>
-        <w:ind w:right="-1"/>
-        <w:jc w:val="center"/>
-        <w:rPr>
-          <w:rFonts w:ascii="TimesNewRomanPS-BoldMT" w:hAnsi="TimesNewRomanPS-BoldMT"/>
-          <w:b/>
-          <w:bCs/>
-          <w:color w:val="000000"/>
-          <w:sz w:val="24"/>
-          <w:szCs w:val="24"/>
-        </w:rPr>
-      </w:pPr>
-      <w:r>
-        <w:rPr>
-          <w:rFonts w:ascii="TimesNewRomanPS-BoldMT" w:hAnsi="TimesNewRomanPS-BoldMT"/>
-          <w:b/>
-          <w:bCs/>
-          <w:color w:val="000000"/>
-          <w:sz w:val="24"/>
-          <w:szCs w:val="24"/>
-        </w:rPr>
-        <w:t xml:space="preserve">«МОСКОВСКИЙ УНИВЕРСИТЕТ «СИНЕРГИЯ» </w:t>
-      </w:r>
     </w:p>
     <w:tbl>
       <w:tblPr>
@@ -171,161 +155,6 @@
         <w:gridCol w:w="282"/>
         <w:gridCol w:w="5948"/>
       </w:tblGrid>
-      <w:tr>
-        <w:tc>
-          <w:tcPr>
-            <w:tcW w:w="3115" w:type="dxa"/>
-            <w:shd w:val="clear" w:color="auto" w:fill="auto"/>
-          </w:tcPr>
-          <w:p>
-            <w:pPr>
-              <w:spacing w:after="0" w:line="240" w:lineRule="auto"/>
-              <w:ind w:right="-1"/>
-              <w:jc w:val="center"/>
-              <w:rPr>
-                <w:rFonts w:ascii="TimesNewRomanPS-BoldMT" w:hAnsi="TimesNewRomanPS-BoldMT"/>
-                <w:color w:val="000000"/>
-                <w:sz w:val="24"/>
-                <w:szCs w:val="24"/>
-              </w:rPr>
-            </w:pPr>
-            <w:r>
-              <w:rPr>
-                <w:rFonts w:ascii="TimesNewRomanPS-BoldMT" w:hAnsi="TimesNewRomanPS-BoldMT"/>
-                <w:b/>
-                <w:bCs/>
-                <w:color w:val="000000"/>
-                <w:sz w:val="24"/>
-                <w:szCs w:val="24"/>
-              </w:rPr>
-              <w:t>Факультет/Институт</w:t>
-            </w:r>
-          </w:p>
-        </w:tc>
-        <w:tc>
-          <w:tcPr>
-            <w:tcW w:w="282" w:type="dxa"/>
-            <w:shd w:val="clear" w:color="auto" w:fill="auto"/>
-          </w:tcPr>
-          <w:p>
-            <w:pPr>
-              <w:spacing w:after="0" w:line="240" w:lineRule="auto"/>
-              <w:ind w:right="-1"/>
-              <w:jc w:val="center"/>
-              <w:rPr>
-                <w:rFonts w:ascii="TimesNewRomanPS-BoldMT" w:hAnsi="TimesNewRomanPS-BoldMT"/>
-                <w:color w:val="000000"/>
-                <w:sz w:val="24"/>
-                <w:szCs w:val="24"/>
-              </w:rPr>
-            </w:pPr>
-          </w:p>
-        </w:tc>
-        <w:tc>
-          <w:tcPr>
-            <w:tcW w:w="5948" w:type="dxa"/>
-            <w:tcBorders>
-              <w:bottom w:val="single" w:sz="4" w:space="0" w:color="000000"/>
-            </w:tcBorders>
-            <w:shd w:val="clear" w:color="auto" w:fill="auto"/>
-          </w:tcPr>
-          <w:p>
-            <w:pPr>
-              <w:spacing w:after="0" w:line="240" w:lineRule="auto"/>
-              <w:ind w:right="-1"/>
-              <w:jc w:val="center"/>
-              <w:rPr>
-                <w:rFonts w:ascii="Times New Roman" w:hAnsi="Times New Roman"/>
-                <w:color w:val="000000"/>
-                <w:sz w:val="24"/>
-                <w:szCs w:val="24"/>
-              </w:rPr>
-            </w:pPr>
-            <w:r>
-              <w:rPr>
-                <w:rFonts w:ascii="Times New Roman" w:hAnsi="Times New Roman"/>
-                <w:color w:val="000000"/>
-                <w:sz w:val="24"/>
-                <w:szCs w:val="24"/>
-              </w:rPr>
-              <w:t>Информационных технологий</w:t>
-            </w:r>
-          </w:p>
-        </w:tc>
-      </w:tr>
-      <w:tr>
-        <w:tc>
-          <w:tcPr>
-            <w:tcW w:w="3115" w:type="dxa"/>
-            <w:shd w:val="clear" w:color="auto" w:fill="auto"/>
-          </w:tcPr>
-          <w:p>
-            <w:pPr>
-              <w:spacing w:after="0" w:line="240" w:lineRule="auto"/>
-              <w:ind w:right="-1"/>
-              <w:jc w:val="center"/>
-              <w:rPr>
-                <w:rFonts w:ascii="TimesNewRomanPS-BoldMT" w:hAnsi="TimesNewRomanPS-BoldMT"/>
-                <w:b/>
-                <w:bCs/>
-                <w:color w:val="000000"/>
-                <w:sz w:val="24"/>
-                <w:szCs w:val="24"/>
-              </w:rPr>
-            </w:pPr>
-          </w:p>
-        </w:tc>
-        <w:tc>
-          <w:tcPr>
-            <w:tcW w:w="282" w:type="dxa"/>
-            <w:shd w:val="clear" w:color="auto" w:fill="auto"/>
-          </w:tcPr>
-          <w:p>
-            <w:pPr>
-              <w:spacing w:after="0" w:line="240" w:lineRule="auto"/>
-              <w:ind w:right="-1"/>
-              <w:jc w:val="center"/>
-              <w:rPr>
-                <w:rFonts w:ascii="TimesNewRomanPS-BoldMT" w:hAnsi="TimesNewRomanPS-BoldMT"/>
-                <w:color w:val="000000"/>
-                <w:sz w:val="24"/>
-                <w:szCs w:val="24"/>
-              </w:rPr>
-            </w:pPr>
-          </w:p>
-        </w:tc>
-        <w:tc>
-          <w:tcPr>
-            <w:tcW w:w="5948" w:type="dxa"/>
-            <w:tcBorders>
-              <w:top w:val="single" w:sz="4" w:space="0" w:color="000000"/>
-            </w:tcBorders>
-            <w:shd w:val="clear" w:color="auto" w:fill="auto"/>
-          </w:tcPr>
-          <w:p>
-            <w:pPr>
-              <w:spacing w:after="0" w:line="240" w:lineRule="auto"/>
-              <w:ind w:right="-1"/>
-              <w:jc w:val="center"/>
-              <w:rPr>
-                <w:rFonts w:ascii="TimesNewRomanPS-BoldMT" w:hAnsi="TimesNewRomanPS-BoldMT"/>
-                <w:color w:val="000000"/>
-                <w:sz w:val="24"/>
-                <w:szCs w:val="24"/>
-              </w:rPr>
-            </w:pPr>
-            <w:r>
-              <w:rPr>
-                <w:rFonts w:ascii="TimesNewRomanPSMT" w:hAnsi="TimesNewRomanPSMT"/>
-                <w:color w:val="000000"/>
-                <w:sz w:val="24"/>
-                <w:szCs w:val="24"/>
-              </w:rPr>
-              <w:t>(наименование факультета/ Института)</w:t>
-            </w:r>
-          </w:p>
-        </w:tc>
-      </w:tr>
       <w:tr>
         <w:tc>
           <w:tcPr>
@@ -679,20 +508,6 @@
         </w:rPr>
         <w:t>.</w:t>
       </w:r>
-    </w:p>
-    <w:p>
-      <w:pPr>
-        <w:ind w:right="-1"/>
-        <w:jc w:val="center"/>
-        <w:rPr>
-          <w:rFonts w:ascii="TimesNewRomanPS-BoldMT" w:hAnsi="TimesNewRomanPS-BoldMT"/>
-          <w:b/>
-          <w:bCs/>
-          <w:color w:val="000000"/>
-          <w:sz w:val="24"/>
-          <w:szCs w:val="24"/>
-        </w:rPr>
-      </w:pPr>
       <w:r>
         <w:rPr>
           <w:rFonts w:ascii="TimesNewRomanPS-BoldMT" w:hAnsi="TimesNewRomanPS-BoldMT"/>
@@ -720,17 +535,7 @@
           <w:sz w:val="24"/>
           <w:szCs w:val="24"/>
         </w:rPr>
-        <w:t xml:space="preserve">Отчёт по лабораторной работе № 1</w:t>
-      </w:r>
-      <w:r>
-        <w:rPr>
-          <w:rFonts w:ascii="TimesNewRomanPS-BoldMT" w:hAnsi="TimesNewRomanPS-BoldMT"/>
-          <w:b/>
-          <w:bCs/>
-          <w:sz w:val="24"/>
-          <w:szCs w:val="24"/>
-        </w:rPr>
-        <w:t xml:space="preserve"/>
+        <w:t>Отчёт по лабораторной работе № 1</w:t>
       </w:r>
     </w:p>
     <w:tbl>
@@ -809,18 +614,27 @@
           </w:tcPr>
           <w:p>
             <w:pPr>
+              <w:keepLines/>
+              <w:spacing w:after="0" w:line="240" w:lineRule="auto"/>
               <w:jc w:val="center"/>
-              <w:spacing w:before="0" w:after="0" w:line="240" w:lineRule="auto"/>
-              <w:keepLines/>
             </w:pPr>
             <w:r>
               <w:rPr>
-                <w:rFonts w:ascii="Times New Roman" w:hAnsi="Times New Roman" w:eastAsia="Times New Roman" w:cs="Times New Roman"/>
+                <w:rFonts w:ascii="Times New Roman" w:eastAsia="Times New Roman" w:hAnsi="Times New Roman"/>
+                <w:color w:val="000000"/>
                 <w:sz w:val="24"/>
                 <w:szCs w:val="24"/>
+              </w:rPr>
+              <w:t xml:space="preserve">Разработка регламента работы службы поддержки информационной </w:t>
+            </w:r>
+            <w:r>
+              <w:rPr>
+                <w:rFonts w:ascii="Times New Roman" w:eastAsia="Times New Roman" w:hAnsi="Times New Roman"/>
                 <w:color w:val="000000"/>
+                <w:sz w:val="24"/>
+                <w:szCs w:val="24"/>
               </w:rPr>
-              <w:t>Разработка регламента работы службы поддержки информационной системы</w:t>
+              <w:t>системы</w:t>
             </w:r>
           </w:p>
         </w:tc>
@@ -1071,16 +885,16 @@
           </w:tcPr>
           <w:p>
             <w:pPr>
+              <w:keepLines/>
+              <w:spacing w:after="0" w:line="240" w:lineRule="auto"/>
               <w:jc w:val="center"/>
-              <w:spacing w:before="0" w:after="0" w:line="240" w:lineRule="auto"/>
-              <w:keepLines/>
             </w:pPr>
             <w:r>
               <w:rPr>
-                <w:rFonts w:ascii="Times New Roman" w:hAnsi="Times New Roman" w:eastAsia="Times New Roman" w:cs="Times New Roman"/>
+                <w:rFonts w:ascii="Times New Roman" w:eastAsia="Times New Roman" w:hAnsi="Times New Roman"/>
+                <w:color w:val="000000"/>
                 <w:sz w:val="24"/>
                 <w:szCs w:val="24"/>
-                <w:color w:val="000000"/>
               </w:rPr>
               <w:t>МДК.06.02 «Инженерно-техническая поддержка сопровождения информационных систем»</w:t>
             </w:r>
@@ -1370,7 +1184,6 @@
               </w:rPr>
               <w:t>(</w:t>
             </w:r>
-            <w:proofErr w:type="gramStart"/>
             <w:r>
               <w:rPr>
                 <w:rFonts w:ascii="TimesNewRomanPSMT" w:hAnsi="TimesNewRomanPSMT"/>
@@ -1378,17 +1191,7 @@
                 <w:sz w:val="24"/>
                 <w:szCs w:val="24"/>
               </w:rPr>
-              <w:t xml:space="preserve">ФИО)   </w:t>
-            </w:r>
-            <w:proofErr w:type="gramEnd"/>
-            <w:r>
-              <w:rPr>
-                <w:rFonts w:ascii="TimesNewRomanPSMT" w:hAnsi="TimesNewRomanPSMT"/>
-                <w:color w:val="000000"/>
-                <w:sz w:val="24"/>
-                <w:szCs w:val="24"/>
-              </w:rPr>
-              <w:t xml:space="preserve">                                                                              </w:t>
+              <w:t xml:space="preserve">ФИО)                                                                                 </w:t>
             </w:r>
           </w:p>
         </w:tc>
@@ -1734,7 +1537,6 @@
               </w:rPr>
               <w:t>(</w:t>
             </w:r>
-            <w:proofErr w:type="gramStart"/>
             <w:r>
               <w:rPr>
                 <w:rFonts w:ascii="TimesNewRomanPSMT" w:hAnsi="TimesNewRomanPSMT"/>
@@ -1742,17 +1544,7 @@
                 <w:sz w:val="24"/>
                 <w:szCs w:val="24"/>
               </w:rPr>
-              <w:t xml:space="preserve">ФИО)   </w:t>
-            </w:r>
-            <w:proofErr w:type="gramEnd"/>
-            <w:r>
-              <w:rPr>
-                <w:rFonts w:ascii="TimesNewRomanPSMT" w:hAnsi="TimesNewRomanPSMT"/>
-                <w:color w:val="000000"/>
-                <w:sz w:val="24"/>
-                <w:szCs w:val="24"/>
-              </w:rPr>
-              <w:t xml:space="preserve">                                                                              </w:t>
+              <w:t xml:space="preserve">ФИО)                                                                                 </w:t>
             </w:r>
           </w:p>
         </w:tc>
@@ -1818,6 +1610,73 @@
           <w:szCs w:val="24"/>
         </w:rPr>
       </w:pPr>
+    </w:p>
+    <w:p>
+      <w:pPr>
+        <w:jc w:val="center"/>
+        <w:rPr>
+          <w:rFonts w:ascii="TimesNewRomanPS-BoldMT" w:hAnsi="TimesNewRomanPS-BoldMT"/>
+          <w:b/>
+          <w:bCs/>
+          <w:color w:val="000000"/>
+          <w:sz w:val="24"/>
+          <w:szCs w:val="24"/>
+        </w:rPr>
+      </w:pPr>
+    </w:p>
+    <w:p>
+      <w:pPr>
+        <w:jc w:val="center"/>
+        <w:rPr>
+          <w:rFonts w:ascii="TimesNewRomanPS-BoldMT" w:hAnsi="TimesNewRomanPS-BoldMT"/>
+          <w:b/>
+          <w:bCs/>
+          <w:color w:val="000000"/>
+          <w:sz w:val="24"/>
+          <w:szCs w:val="24"/>
+        </w:rPr>
+      </w:pPr>
+    </w:p>
+    <w:p>
+      <w:pPr>
+        <w:jc w:val="center"/>
+        <w:rPr>
+          <w:rFonts w:ascii="TimesNewRomanPS-BoldMT" w:hAnsi="TimesNewRomanPS-BoldMT"/>
+          <w:b/>
+          <w:bCs/>
+          <w:color w:val="000000"/>
+          <w:sz w:val="24"/>
+          <w:szCs w:val="24"/>
+        </w:rPr>
+      </w:pPr>
+      <w:bookmarkStart w:id="1" w:name="_GoBack"/>
+      <w:bookmarkEnd w:id="1"/>
+    </w:p>
+    <w:p>
+      <w:pPr>
+        <w:jc w:val="center"/>
+        <w:rPr>
+          <w:rFonts w:ascii="TimesNewRomanPS-BoldMT" w:hAnsi="TimesNewRomanPS-BoldMT"/>
+          <w:b/>
+          <w:bCs/>
+          <w:color w:val="000000"/>
+          <w:sz w:val="24"/>
+          <w:szCs w:val="24"/>
+        </w:rPr>
+      </w:pPr>
+    </w:p>
+    <w:p>
+      <w:pPr>
+        <w:jc w:val="center"/>
+        <w:rPr>
+          <w:rFonts w:ascii="TimesNewRomanPS-BoldMT" w:hAnsi="TimesNewRomanPS-BoldMT"/>
+          <w:b/>
+          <w:bCs/>
+          <w:color w:val="000000"/>
+          <w:sz w:val="24"/>
+          <w:szCs w:val="24"/>
+        </w:rPr>
+      </w:pPr>
       <w:r>
         <w:rPr>
           <w:rFonts w:ascii="TimesNewRomanPS-BoldMT" w:hAnsi="TimesNewRomanPS-BoldMT"/>
@@ -1827,7 +1686,7 @@
           <w:sz w:val="24"/>
           <w:szCs w:val="24"/>
         </w:rPr>
-        <w:t xml:space="preserve">Москва, 2026</w:t>
+        <w:t>Берёзовский</w:t>
       </w:r>
       <w:r>
         <w:rPr>
@@ -1838,7 +1697,7 @@
           <w:sz w:val="24"/>
           <w:szCs w:val="24"/>
         </w:rPr>
-        <w:t/>
+        <w:t>, 2026</w:t>
       </w:r>
       <w:r>
         <w:rPr>
@@ -1883,7 +1742,21 @@
           <w:szCs w:val="24"/>
           <w:color w:val="000000"/>
         </w:rPr>
-        <w:t>Семестр 7 · ЛР 1 · Максимум 6 баллов</w:t>
+        <w:t>МДК.06.02-ЛР01</w:t>
+      </w:r>
+    </w:p>
+    <w:p>
+      <w:pPr>
+        <w:spacing w:before="0" w:after="110" w:line="276" w:lineRule="auto"/>
+      </w:pPr>
+      <w:r>
+        <w:rPr>
+          <w:rFonts w:ascii="Times New Roman" w:hAnsi="Times New Roman" w:eastAsia="Times New Roman" w:cs="Times New Roman"/>
+          <w:sz w:val="24"/>
+          <w:szCs w:val="24"/>
+          <w:color w:val="000000"/>
+        </w:rPr>
+        <w:t>Рекомендуемое имя файла: Фамилия_Группа_МДК0602_ЛР01.docx</w:t>
       </w:r>
     </w:p>
     <w:p>
@@ -4078,7 +3951,7 @@
 </file>
 
 <file path=word/endnotes.xml><?xml version="1.0" encoding="utf-8"?>
-<w:endnotes xmlns:wpc="http://schemas.microsoft.com/office/word/2010/wordprocessingCanvas" xmlns:cx="http://schemas.microsoft.com/office/drawing/2014/chartex" xmlns:cx1="http://schemas.microsoft.com/office/drawing/2015/9/8/chartex" xmlns:cx2="http://schemas.microsoft.com/office/drawing/2015/10/21/chartex" xmlns:cx3="http://schemas.microsoft.com/office/drawing/2016/5/9/chartex" xmlns:cx4="http://schemas.microsoft.com/office/drawing/2016/5/10/chartex" xmlns:cx5="http://schemas.microsoft.com/office/drawing/2016/5/11/chartex" xmlns:cx6="http://schemas.microsoft.com/office/drawing/2016/5/12/chartex" xmlns:cx7="http://schemas.microsoft.com/office/drawing/2016/5/13/chartex" xmlns:cx8="http://schemas.microsoft.com/office/drawing/2016/5/14/chartex" xmlns:mc="http://schemas.openxmlformats.org/markup-compatibility/2006" xmlns:aink="http://schemas.microsoft.com/office/drawing/2016/ink" xmlns:am3d="http://schemas.microsoft.com/office/drawing/2017/model3d" xmlns:o="urn:schemas-microsoft-com:office:office" xmlns:r="http://schemas.openxmlformats.org/officeDocument/2006/relationships" xmlns:m="http://schemas.openxmlformats.org/officeDocument/2006/math" xmlns:v="urn:schemas-microsoft-com:vml" xmlns:wp14="http://schemas.microsoft.com/office/word/2010/wordprocessingDrawing" xmlns:wp="http://schemas.openxmlformats.org/drawingml/2006/wordprocessingDrawing" xmlns:w10="urn:schemas-microsoft-com:office:word" xmlns:w="http://schemas.openxmlformats.org/wordprocessingml/2006/main" xmlns:w14="http://schemas.microsoft.com/office/word/2010/wordml" xmlns:w15="http://schemas.microsoft.com/office/word/2012/wordml" xmlns:w16cex="http://schemas.microsoft.com/office/word/2018/wordml/cex" xmlns:w16cid="http://schemas.microsoft.com/office/word/2016/wordml/cid" xmlns:w16="http://schemas.microsoft.com/office/word/2018/wordml" xmlns:w16sdtdh="http://schemas.microsoft.com/office/word/2020/wordml/sdtdatahash" xmlns:w16se="http://schemas.microsoft.com/office/word/2015/wordml/symex" xmlns:wpg="http://schemas.microsoft.com/office/word/2010/wordprocessingGroup" xmlns:wpi="http://schemas.microsoft.com/office/word/2010/wordprocessingInk" xmlns:wne="http://schemas.microsoft.com/office/word/2006/wordml" xmlns:wps="http://schemas.microsoft.com/office/word/2010/wordprocessingShape" mc:Ignorable="w14 w15 w16se w16cid w16 w16cex w16sdtdh wp14">
+<w:endnotes xmlns:wpc="http://schemas.microsoft.com/office/word/2010/wordprocessingCanvas" xmlns:cx="http://schemas.microsoft.com/office/drawing/2014/chartex" xmlns:mc="http://schemas.openxmlformats.org/markup-compatibility/2006" xmlns:o="urn:schemas-microsoft-com:office:office" xmlns:r="http://schemas.openxmlformats.org/officeDocument/2006/relationships" xmlns:m="http://schemas.openxmlformats.org/officeDocument/2006/math" xmlns:v="urn:schemas-microsoft-com:vml" xmlns:wp14="http://schemas.microsoft.com/office/word/2010/wordprocessingDrawing" xmlns:wp="http://schemas.openxmlformats.org/drawingml/2006/wordprocessingDrawing" xmlns:w10="urn:schemas-microsoft-com:office:word" xmlns:w="http://schemas.openxmlformats.org/wordprocessingml/2006/main" xmlns:w14="http://schemas.microsoft.com/office/word/2010/wordml" xmlns:w15="http://schemas.microsoft.com/office/word/2012/wordml" xmlns:w16se="http://schemas.microsoft.com/office/word/2015/wordml/symex" xmlns:wpg="http://schemas.microsoft.com/office/word/2010/wordprocessingGroup" xmlns:wpi="http://schemas.microsoft.com/office/word/2010/wordprocessingInk" xmlns:wne="http://schemas.microsoft.com/office/word/2006/wordml" xmlns:wps="http://schemas.microsoft.com/office/word/2010/wordprocessingShape" mc:Ignorable="w14 w15 w16se wp14">
   <w:endnote w:type="separator" w:id="-1">
     <w:p>
       <w:pPr>
@@ -4103,7 +3976,7 @@
 </file>
 
 <file path=word/footnotes.xml><?xml version="1.0" encoding="utf-8"?>
-<w:footnotes xmlns:wpc="http://schemas.microsoft.com/office/word/2010/wordprocessingCanvas" xmlns:cx="http://schemas.microsoft.com/office/drawing/2014/chartex" xmlns:cx1="http://schemas.microsoft.com/office/drawing/2015/9/8/chartex" xmlns:cx2="http://schemas.microsoft.com/office/drawing/2015/10/21/chartex" xmlns:cx3="http://schemas.microsoft.com/office/drawing/2016/5/9/chartex" xmlns:cx4="http://schemas.microsoft.com/office/drawing/2016/5/10/chartex" xmlns:cx5="http://schemas.microsoft.com/office/drawing/2016/5/11/chartex" xmlns:cx6="http://schemas.microsoft.com/office/drawing/2016/5/12/chartex" xmlns:cx7="http://schemas.microsoft.com/office/drawing/2016/5/13/chartex" xmlns:cx8="http://schemas.microsoft.com/office/drawing/2016/5/14/chartex" xmlns:mc="http://schemas.openxmlformats.org/markup-compatibility/2006" xmlns:aink="http://schemas.microsoft.com/office/drawing/2016/ink" xmlns:am3d="http://schemas.microsoft.com/office/drawing/2017/model3d" xmlns:o="urn:schemas-microsoft-com:office:office" xmlns:r="http://schemas.openxmlformats.org/officeDocument/2006/relationships" xmlns:m="http://schemas.openxmlformats.org/officeDocument/2006/math" xmlns:v="urn:schemas-microsoft-com:vml" xmlns:wp14="http://schemas.microsoft.com/office/word/2010/wordprocessingDrawing" xmlns:wp="http://schemas.openxmlformats.org/drawingml/2006/wordprocessingDrawing" xmlns:w10="urn:schemas-microsoft-com:office:word" xmlns:w="http://schemas.openxmlformats.org/wordprocessingml/2006/main" xmlns:w14="http://schemas.microsoft.com/office/word/2010/wordml" xmlns:w15="http://schemas.microsoft.com/office/word/2012/wordml" xmlns:w16cex="http://schemas.microsoft.com/office/word/2018/wordml/cex" xmlns:w16cid="http://schemas.microsoft.com/office/word/2016/wordml/cid" xmlns:w16="http://schemas.microsoft.com/office/word/2018/wordml" xmlns:w16sdtdh="http://schemas.microsoft.com/office/word/2020/wordml/sdtdatahash" xmlns:w16se="http://schemas.microsoft.com/office/word/2015/wordml/symex" xmlns:wpg="http://schemas.microsoft.com/office/word/2010/wordprocessingGroup" xmlns:wpi="http://schemas.microsoft.com/office/word/2010/wordprocessingInk" xmlns:wne="http://schemas.microsoft.com/office/word/2006/wordml" xmlns:wps="http://schemas.microsoft.com/office/word/2010/wordprocessingShape" mc:Ignorable="w14 w15 w16se w16cid w16 w16cex w16sdtdh wp14">
+<w:footnotes xmlns:wpc="http://schemas.microsoft.com/office/word/2010/wordprocessingCanvas" xmlns:cx="http://schemas.microsoft.com/office/drawing/2014/chartex" xmlns:mc="http://schemas.openxmlformats.org/markup-compatibility/2006" xmlns:o="urn:schemas-microsoft-com:office:office" xmlns:r="http://schemas.openxmlformats.org/officeDocument/2006/relationships" xmlns:m="http://schemas.openxmlformats.org/officeDocument/2006/math" xmlns:v="urn:schemas-microsoft-com:vml" xmlns:wp14="http://schemas.microsoft.com/office/word/2010/wordprocessingDrawing" xmlns:wp="http://schemas.openxmlformats.org/drawingml/2006/wordprocessingDrawing" xmlns:w10="urn:schemas-microsoft-com:office:word" xmlns:w="http://schemas.openxmlformats.org/wordprocessingml/2006/main" xmlns:w14="http://schemas.microsoft.com/office/word/2010/wordml" xmlns:w15="http://schemas.microsoft.com/office/word/2012/wordml" xmlns:w16se="http://schemas.microsoft.com/office/word/2015/wordml/symex" xmlns:wpg="http://schemas.microsoft.com/office/word/2010/wordprocessingGroup" xmlns:wpi="http://schemas.microsoft.com/office/word/2010/wordprocessingInk" xmlns:wne="http://schemas.microsoft.com/office/word/2006/wordml" xmlns:wps="http://schemas.microsoft.com/office/word/2010/wordprocessingShape" mc:Ignorable="w14 w15 w16se wp14">
   <w:footnote w:type="separator" w:id="-1">
     <w:p>
       <w:pPr>
@@ -4128,7 +4001,7 @@
 </file>
 
 <file path=word/styles.xml><?xml version="1.0" encoding="utf-8"?>
-<w:styles xmlns:mc="http://schemas.openxmlformats.org/markup-compatibility/2006" xmlns:r="http://schemas.openxmlformats.org/officeDocument/2006/relationships" xmlns:w="http://schemas.openxmlformats.org/wordprocessingml/2006/main" xmlns:w14="http://schemas.microsoft.com/office/word/2010/wordml" xmlns:w15="http://schemas.microsoft.com/office/word/2012/wordml" xmlns:w16cex="http://schemas.microsoft.com/office/word/2018/wordml/cex" xmlns:w16cid="http://schemas.microsoft.com/office/word/2016/wordml/cid" xmlns:w16="http://schemas.microsoft.com/office/word/2018/wordml" xmlns:w16sdtdh="http://schemas.microsoft.com/office/word/2020/wordml/sdtdatahash" xmlns:w16se="http://schemas.microsoft.com/office/word/2015/wordml/symex" mc:Ignorable="w14 w15 w16se w16cid w16 w16cex w16sdtdh">
+<w:styles xmlns:mc="http://schemas.openxmlformats.org/markup-compatibility/2006" xmlns:r="http://schemas.openxmlformats.org/officeDocument/2006/relationships" xmlns:w="http://schemas.openxmlformats.org/wordprocessingml/2006/main" xmlns:w14="http://schemas.microsoft.com/office/word/2010/wordml" xmlns:w15="http://schemas.microsoft.com/office/word/2012/wordml" xmlns:w16se="http://schemas.microsoft.com/office/word/2015/wordml/symex" mc:Ignorable="w14 w15 w16se">
   <w:docDefaults>
     <w:rPrDefault>
       <w:rPr>
@@ -4144,7 +4017,7 @@
       </w:pPr>
     </w:pPrDefault>
   </w:docDefaults>
-  <w:latentStyles w:defLockedState="0" w:defUIPriority="99" w:defSemiHidden="0" w:defUnhideWhenUsed="0" w:defQFormat="0" w:count="376">
+  <w:latentStyles w:defLockedState="0" w:defUIPriority="99" w:defSemiHidden="0" w:defUnhideWhenUsed="0" w:defQFormat="0" w:count="371">
     <w:lsdException w:name="Normal" w:uiPriority="0" w:qFormat="1"/>
     <w:lsdException w:name="heading 1" w:uiPriority="9" w:qFormat="1"/>
     <w:lsdException w:name="heading 2" w:semiHidden="1" w:uiPriority="9" w:unhideWhenUsed="1" w:qFormat="1"/>
@@ -4516,11 +4389,6 @@
     <w:lsdException w:name="List Table 5 Dark Accent 6" w:uiPriority="50"/>
     <w:lsdException w:name="List Table 6 Colorful Accent 6" w:uiPriority="51"/>
     <w:lsdException w:name="List Table 7 Colorful Accent 6" w:uiPriority="52"/>
-    <w:lsdException w:name="Mention" w:semiHidden="1" w:unhideWhenUsed="1"/>
-    <w:lsdException w:name="Smart Hyperlink" w:semiHidden="1" w:unhideWhenUsed="1"/>
-    <w:lsdException w:name="Hashtag" w:semiHidden="1" w:unhideWhenUsed="1"/>
-    <w:lsdException w:name="Unresolved Mention" w:semiHidden="1" w:unhideWhenUsed="1"/>
-    <w:lsdException w:name="Smart Link" w:semiHidden="1" w:unhideWhenUsed="1"/>
   </w:latentStyles>
   <w:style w:type="paragraph" w:default="1" w:styleId="a">
     <w:name w:val="Normal"/>
@@ -16238,6 +16106,34 @@
         <w:vAlign w:val="bottom"/>
       </w:tcPr>
     </w:tblStylePr>
+  </w:style>
+  <w:style w:type="paragraph" w:styleId="afc">
+    <w:name w:val="Normal (Web)"/>
+    <w:basedOn w:val="a"/>
+    <w:uiPriority w:val="99"/>
+    <w:semiHidden/>
+    <w:unhideWhenUsed/>
+    <w:rsid w:val="0055542C"/>
+    <w:pPr>
+      <w:spacing w:before="100" w:beforeAutospacing="1" w:after="100" w:afterAutospacing="1" w:line="240" w:lineRule="auto"/>
+    </w:pPr>
+    <w:rPr>
+      <w:rFonts w:ascii="Times New Roman" w:eastAsia="Times New Roman" w:hAnsi="Times New Roman"/>
+      <w:sz w:val="24"/>
+      <w:szCs w:val="24"/>
+      <w:lang w:eastAsia="ru-RU"/>
+    </w:rPr>
+  </w:style>
+  <w:style w:type="character" w:styleId="afd">
+    <w:name w:val="Strong"/>
+    <w:basedOn w:val="a0"/>
+    <w:uiPriority w:val="22"/>
+    <w:qFormat/>
+    <w:rsid w:val="0055542C"/>
+    <w:rPr>
+      <w:b/>
+      <w:bCs/>
+    </w:rPr>
   </w:style>
 </w:styles>
 </file>
